--- a/dist/templates/BERKAS PEMBAYARAN TERMIN II PML (1).docx
+++ b/dist/templates/BERKAS PEMBAYARAN TERMIN II PML (1).docx
@@ -372,47 +372,7 @@
           <w:sz w:val="24"/>
           <w:szCs w:val="24"/>
         </w:rPr>
-        <w:t xml:space="preserve">Dengan </w:t>
-      </w:r>
-      <w:proofErr w:type="spellStart"/>
-      <w:r>
-        <w:rPr>
-          <w:rFonts w:ascii="Bookman Old Style" w:eastAsia="Bookman Old Style" w:hAnsi="Bookman Old Style" w:cs="Bookman Old Style"/>
-          <w:color w:val="000000"/>
-          <w:sz w:val="24"/>
-          <w:szCs w:val="24"/>
-        </w:rPr>
-        <w:t>ini</w:t>
-      </w:r>
-      <w:proofErr w:type="spellEnd"/>
-      <w:r>
-        <w:rPr>
-          <w:rFonts w:ascii="Bookman Old Style" w:eastAsia="Bookman Old Style" w:hAnsi="Bookman Old Style" w:cs="Bookman Old Style"/>
-          <w:color w:val="000000"/>
-          <w:sz w:val="24"/>
-          <w:szCs w:val="24"/>
-        </w:rPr>
-        <w:t xml:space="preserve"> </w:t>
-      </w:r>
-      <w:proofErr w:type="spellStart"/>
-      <w:r>
-        <w:rPr>
-          <w:rFonts w:ascii="Bookman Old Style" w:eastAsia="Bookman Old Style" w:hAnsi="Bookman Old Style" w:cs="Bookman Old Style"/>
-          <w:color w:val="000000"/>
-          <w:sz w:val="24"/>
-          <w:szCs w:val="24"/>
-        </w:rPr>
-        <w:t>menyatakan</w:t>
-      </w:r>
-      <w:proofErr w:type="spellEnd"/>
-      <w:r>
-        <w:rPr>
-          <w:rFonts w:ascii="Bookman Old Style" w:eastAsia="Bookman Old Style" w:hAnsi="Bookman Old Style" w:cs="Bookman Old Style"/>
-          <w:color w:val="000000"/>
-          <w:sz w:val="24"/>
-          <w:szCs w:val="24"/>
-        </w:rPr>
-        <w:t>:  </w:t>
+        <w:t>Dengan ini menyatakan:  </w:t>
       </w:r>
     </w:p>
     <w:p>
@@ -431,32 +391,13 @@
           <w:szCs w:val="24"/>
         </w:rPr>
       </w:pPr>
-      <w:proofErr w:type="spellStart"/>
-      <w:r>
-        <w:rPr>
-          <w:rFonts w:ascii="Bookman Old Style" w:eastAsia="Bookman Old Style" w:hAnsi="Bookman Old Style" w:cs="Bookman Old Style"/>
-          <w:sz w:val="24"/>
-          <w:szCs w:val="24"/>
-        </w:rPr>
-        <w:t>bahwa</w:t>
-      </w:r>
-      <w:proofErr w:type="spellEnd"/>
-      <w:r>
-        <w:rPr>
-          <w:rFonts w:ascii="Bookman Old Style" w:eastAsia="Bookman Old Style" w:hAnsi="Bookman Old Style" w:cs="Bookman Old Style"/>
-          <w:sz w:val="24"/>
-          <w:szCs w:val="24"/>
-        </w:rPr>
-        <w:t xml:space="preserve"> </w:t>
-      </w:r>
-      <w:proofErr w:type="spellStart"/>
-      <w:r>
-        <w:rPr>
-          <w:rFonts w:ascii="Bookman Old Style" w:eastAsia="Bookman Old Style" w:hAnsi="Bookman Old Style" w:cs="Bookman Old Style"/>
-          <w:sz w:val="24"/>
-          <w:szCs w:val="24"/>
-        </w:rPr>
-        <w:t>t</w:t>
+      <w:r>
+        <w:rPr>
+          <w:rFonts w:ascii="Bookman Old Style" w:eastAsia="Bookman Old Style" w:hAnsi="Bookman Old Style" w:cs="Bookman Old Style"/>
+          <w:sz w:val="24"/>
+          <w:szCs w:val="24"/>
+        </w:rPr>
+        <w:t>bahwa t</w:t>
       </w:r>
       <w:r>
         <w:rPr>
@@ -465,9 +406,8 @@
           <w:sz w:val="24"/>
           <w:szCs w:val="24"/>
         </w:rPr>
-        <w:t>elah</w:t>
-      </w:r>
-      <w:proofErr w:type="spellEnd"/>
+        <w:t xml:space="preserve">elah melaksanakan pekerjaan Pemeriksaan hasil Pendataan Lapangan Sensus Ekonomi 2026 pada Badan Pusat Statistik </w:t>
+      </w:r>
       <w:r>
         <w:rPr>
           <w:rFonts w:ascii="Bookman Old Style" w:eastAsia="Bookman Old Style" w:hAnsi="Bookman Old Style" w:cs="Bookman Old Style"/>
@@ -475,9 +415,8 @@
           <w:sz w:val="24"/>
           <w:szCs w:val="24"/>
         </w:rPr>
-        <w:t xml:space="preserve"> </w:t>
-      </w:r>
-      <w:proofErr w:type="spellStart"/>
+        <w:t>Kota Jakarta Timur</w:t>
+      </w:r>
       <w:r>
         <w:rPr>
           <w:rFonts w:ascii="Bookman Old Style" w:eastAsia="Bookman Old Style" w:hAnsi="Bookman Old Style" w:cs="Bookman Old Style"/>
@@ -485,9 +424,8 @@
           <w:sz w:val="24"/>
           <w:szCs w:val="24"/>
         </w:rPr>
-        <w:t>melaksanakan</w:t>
-      </w:r>
-      <w:proofErr w:type="spellEnd"/>
+        <w:t xml:space="preserve"> berdasarkan Perjanjian Kerja Nomor:</w:t>
+      </w:r>
       <w:r>
         <w:rPr>
           <w:rFonts w:ascii="Bookman Old Style" w:eastAsia="Bookman Old Style" w:hAnsi="Bookman Old Style" w:cs="Bookman Old Style"/>
@@ -495,9 +433,8 @@
           <w:sz w:val="24"/>
           <w:szCs w:val="24"/>
         </w:rPr>
-        <w:t xml:space="preserve"> </w:t>
-      </w:r>
-      <w:proofErr w:type="spellStart"/>
+        <w:t xml:space="preserve"> {nomor_spk}</w:t>
+      </w:r>
       <w:r>
         <w:rPr>
           <w:rFonts w:ascii="Bookman Old Style" w:eastAsia="Bookman Old Style" w:hAnsi="Bookman Old Style" w:cs="Bookman Old Style"/>
@@ -505,285 +442,26 @@
           <w:sz w:val="24"/>
           <w:szCs w:val="24"/>
         </w:rPr>
+        <w:t xml:space="preserve">, sesuai dengan target </w:t>
+      </w:r>
+      <w:r>
+        <w:rPr>
+          <w:rFonts w:ascii="Bookman Old Style" w:eastAsia="Bookman Old Style" w:hAnsi="Bookman Old Style" w:cs="Bookman Old Style"/>
+          <w:color w:val="000000"/>
+          <w:sz w:val="24"/>
+          <w:szCs w:val="24"/>
+        </w:rPr>
+        <w:t xml:space="preserve">seluruh </w:t>
+      </w:r>
+      <w:r>
+        <w:rPr>
+          <w:rFonts w:ascii="Bookman Old Style" w:eastAsia="Bookman Old Style" w:hAnsi="Bookman Old Style" w:cs="Bookman Old Style"/>
+          <w:color w:val="000000"/>
+          <w:sz w:val="24"/>
+          <w:szCs w:val="24"/>
+        </w:rPr>
         <w:t>pekerjaan</w:t>
       </w:r>
-      <w:proofErr w:type="spellEnd"/>
-      <w:r>
-        <w:rPr>
-          <w:rFonts w:ascii="Bookman Old Style" w:eastAsia="Bookman Old Style" w:hAnsi="Bookman Old Style" w:cs="Bookman Old Style"/>
-          <w:color w:val="000000"/>
-          <w:sz w:val="24"/>
-          <w:szCs w:val="24"/>
-        </w:rPr>
-        <w:t xml:space="preserve"> </w:t>
-      </w:r>
-      <w:proofErr w:type="spellStart"/>
-      <w:r>
-        <w:rPr>
-          <w:rFonts w:ascii="Bookman Old Style" w:eastAsia="Bookman Old Style" w:hAnsi="Bookman Old Style" w:cs="Bookman Old Style"/>
-          <w:color w:val="000000"/>
-          <w:sz w:val="24"/>
-          <w:szCs w:val="24"/>
-        </w:rPr>
-        <w:t>Pemeriksaan</w:t>
-      </w:r>
-      <w:proofErr w:type="spellEnd"/>
-      <w:r>
-        <w:rPr>
-          <w:rFonts w:ascii="Bookman Old Style" w:eastAsia="Bookman Old Style" w:hAnsi="Bookman Old Style" w:cs="Bookman Old Style"/>
-          <w:color w:val="000000"/>
-          <w:sz w:val="24"/>
-          <w:szCs w:val="24"/>
-        </w:rPr>
-        <w:t xml:space="preserve"> </w:t>
-      </w:r>
-      <w:proofErr w:type="spellStart"/>
-      <w:r>
-        <w:rPr>
-          <w:rFonts w:ascii="Bookman Old Style" w:eastAsia="Bookman Old Style" w:hAnsi="Bookman Old Style" w:cs="Bookman Old Style"/>
-          <w:color w:val="000000"/>
-          <w:sz w:val="24"/>
-          <w:szCs w:val="24"/>
-        </w:rPr>
-        <w:t>hasil</w:t>
-      </w:r>
-      <w:proofErr w:type="spellEnd"/>
-      <w:r>
-        <w:rPr>
-          <w:rFonts w:ascii="Bookman Old Style" w:eastAsia="Bookman Old Style" w:hAnsi="Bookman Old Style" w:cs="Bookman Old Style"/>
-          <w:color w:val="000000"/>
-          <w:sz w:val="24"/>
-          <w:szCs w:val="24"/>
-        </w:rPr>
-        <w:t xml:space="preserve"> </w:t>
-      </w:r>
-      <w:proofErr w:type="spellStart"/>
-      <w:r>
-        <w:rPr>
-          <w:rFonts w:ascii="Bookman Old Style" w:eastAsia="Bookman Old Style" w:hAnsi="Bookman Old Style" w:cs="Bookman Old Style"/>
-          <w:color w:val="000000"/>
-          <w:sz w:val="24"/>
-          <w:szCs w:val="24"/>
-        </w:rPr>
-        <w:t>Pendataan</w:t>
-      </w:r>
-      <w:proofErr w:type="spellEnd"/>
-      <w:r>
-        <w:rPr>
-          <w:rFonts w:ascii="Bookman Old Style" w:eastAsia="Bookman Old Style" w:hAnsi="Bookman Old Style" w:cs="Bookman Old Style"/>
-          <w:color w:val="000000"/>
-          <w:sz w:val="24"/>
-          <w:szCs w:val="24"/>
-        </w:rPr>
-        <w:t xml:space="preserve"> Lapangan Sensus Ekonomi 2026 pada Badan Pusat </w:t>
-      </w:r>
-      <w:proofErr w:type="spellStart"/>
-      <w:r>
-        <w:rPr>
-          <w:rFonts w:ascii="Bookman Old Style" w:eastAsia="Bookman Old Style" w:hAnsi="Bookman Old Style" w:cs="Bookman Old Style"/>
-          <w:color w:val="000000"/>
-          <w:sz w:val="24"/>
-          <w:szCs w:val="24"/>
-        </w:rPr>
-        <w:t>Statistik</w:t>
-      </w:r>
-      <w:proofErr w:type="spellEnd"/>
-      <w:r>
-        <w:rPr>
-          <w:rFonts w:ascii="Bookman Old Style" w:eastAsia="Bookman Old Style" w:hAnsi="Bookman Old Style" w:cs="Bookman Old Style"/>
-          <w:color w:val="000000"/>
-          <w:sz w:val="24"/>
-          <w:szCs w:val="24"/>
-        </w:rPr>
-        <w:t xml:space="preserve"> </w:t>
-      </w:r>
-      <w:r>
-        <w:rPr>
-          <w:rFonts w:ascii="Bookman Old Style" w:eastAsia="Bookman Old Style" w:hAnsi="Bookman Old Style" w:cs="Bookman Old Style"/>
-          <w:color w:val="000000"/>
-          <w:sz w:val="24"/>
-          <w:szCs w:val="24"/>
-        </w:rPr>
-        <w:t>Kota Jakarta Timur</w:t>
-      </w:r>
-      <w:r>
-        <w:rPr>
-          <w:rFonts w:ascii="Bookman Old Style" w:eastAsia="Bookman Old Style" w:hAnsi="Bookman Old Style" w:cs="Bookman Old Style"/>
-          <w:color w:val="000000"/>
-          <w:sz w:val="24"/>
-          <w:szCs w:val="24"/>
-        </w:rPr>
-        <w:t xml:space="preserve"> </w:t>
-      </w:r>
-      <w:proofErr w:type="spellStart"/>
-      <w:r>
-        <w:rPr>
-          <w:rFonts w:ascii="Bookman Old Style" w:eastAsia="Bookman Old Style" w:hAnsi="Bookman Old Style" w:cs="Bookman Old Style"/>
-          <w:color w:val="000000"/>
-          <w:sz w:val="24"/>
-          <w:szCs w:val="24"/>
-        </w:rPr>
-        <w:t>berdasarkan</w:t>
-      </w:r>
-      <w:proofErr w:type="spellEnd"/>
-      <w:r>
-        <w:rPr>
-          <w:rFonts w:ascii="Bookman Old Style" w:eastAsia="Bookman Old Style" w:hAnsi="Bookman Old Style" w:cs="Bookman Old Style"/>
-          <w:color w:val="000000"/>
-          <w:sz w:val="24"/>
-          <w:szCs w:val="24"/>
-        </w:rPr>
-        <w:t xml:space="preserve"> </w:t>
-      </w:r>
-      <w:proofErr w:type="spellStart"/>
-      <w:r>
-        <w:rPr>
-          <w:rFonts w:ascii="Bookman Old Style" w:eastAsia="Bookman Old Style" w:hAnsi="Bookman Old Style" w:cs="Bookman Old Style"/>
-          <w:color w:val="000000"/>
-          <w:sz w:val="24"/>
-          <w:szCs w:val="24"/>
-        </w:rPr>
-        <w:t>Perjanjian</w:t>
-      </w:r>
-      <w:proofErr w:type="spellEnd"/>
-      <w:r>
-        <w:rPr>
-          <w:rFonts w:ascii="Bookman Old Style" w:eastAsia="Bookman Old Style" w:hAnsi="Bookman Old Style" w:cs="Bookman Old Style"/>
-          <w:color w:val="000000"/>
-          <w:sz w:val="24"/>
-          <w:szCs w:val="24"/>
-        </w:rPr>
-        <w:t xml:space="preserve"> </w:t>
-      </w:r>
-      <w:proofErr w:type="spellStart"/>
-      <w:r>
-        <w:rPr>
-          <w:rFonts w:ascii="Bookman Old Style" w:eastAsia="Bookman Old Style" w:hAnsi="Bookman Old Style" w:cs="Bookman Old Style"/>
-          <w:color w:val="000000"/>
-          <w:sz w:val="24"/>
-          <w:szCs w:val="24"/>
-        </w:rPr>
-        <w:t>Kerja</w:t>
-      </w:r>
-      <w:proofErr w:type="spellEnd"/>
-      <w:r>
-        <w:rPr>
-          <w:rFonts w:ascii="Bookman Old Style" w:eastAsia="Bookman Old Style" w:hAnsi="Bookman Old Style" w:cs="Bookman Old Style"/>
-          <w:color w:val="000000"/>
-          <w:sz w:val="24"/>
-          <w:szCs w:val="24"/>
-        </w:rPr>
-        <w:t xml:space="preserve"> Nomor:</w:t>
-      </w:r>
-      <w:r>
-        <w:rPr>
-          <w:rFonts w:ascii="Bookman Old Style" w:eastAsia="Bookman Old Style" w:hAnsi="Bookman Old Style" w:cs="Bookman Old Style"/>
-          <w:color w:val="000000"/>
-          <w:sz w:val="24"/>
-          <w:szCs w:val="24"/>
-        </w:rPr>
-        <w:t xml:space="preserve"> {</w:t>
-      </w:r>
-      <w:proofErr w:type="spellStart"/>
-      <w:r>
-        <w:rPr>
-          <w:rFonts w:ascii="Bookman Old Style" w:eastAsia="Bookman Old Style" w:hAnsi="Bookman Old Style" w:cs="Bookman Old Style"/>
-          <w:color w:val="000000"/>
-          <w:sz w:val="24"/>
-          <w:szCs w:val="24"/>
-        </w:rPr>
-        <w:t>nomor_spk</w:t>
-      </w:r>
-      <w:proofErr w:type="spellEnd"/>
-      <w:r>
-        <w:rPr>
-          <w:rFonts w:ascii="Bookman Old Style" w:eastAsia="Bookman Old Style" w:hAnsi="Bookman Old Style" w:cs="Bookman Old Style"/>
-          <w:color w:val="000000"/>
-          <w:sz w:val="24"/>
-          <w:szCs w:val="24"/>
-        </w:rPr>
-        <w:t>}</w:t>
-      </w:r>
-      <w:r>
-        <w:rPr>
-          <w:rFonts w:ascii="Bookman Old Style" w:eastAsia="Bookman Old Style" w:hAnsi="Bookman Old Style" w:cs="Bookman Old Style"/>
-          <w:color w:val="000000"/>
-          <w:sz w:val="24"/>
-          <w:szCs w:val="24"/>
-        </w:rPr>
-        <w:t xml:space="preserve">, </w:t>
-      </w:r>
-      <w:proofErr w:type="spellStart"/>
-      <w:r>
-        <w:rPr>
-          <w:rFonts w:ascii="Bookman Old Style" w:eastAsia="Bookman Old Style" w:hAnsi="Bookman Old Style" w:cs="Bookman Old Style"/>
-          <w:color w:val="000000"/>
-          <w:sz w:val="24"/>
-          <w:szCs w:val="24"/>
-        </w:rPr>
-        <w:t>sesuai</w:t>
-      </w:r>
-      <w:proofErr w:type="spellEnd"/>
-      <w:r>
-        <w:rPr>
-          <w:rFonts w:ascii="Bookman Old Style" w:eastAsia="Bookman Old Style" w:hAnsi="Bookman Old Style" w:cs="Bookman Old Style"/>
-          <w:color w:val="000000"/>
-          <w:sz w:val="24"/>
-          <w:szCs w:val="24"/>
-        </w:rPr>
-        <w:t xml:space="preserve"> </w:t>
-      </w:r>
-      <w:proofErr w:type="spellStart"/>
-      <w:r>
-        <w:rPr>
-          <w:rFonts w:ascii="Bookman Old Style" w:eastAsia="Bookman Old Style" w:hAnsi="Bookman Old Style" w:cs="Bookman Old Style"/>
-          <w:color w:val="000000"/>
-          <w:sz w:val="24"/>
-          <w:szCs w:val="24"/>
-        </w:rPr>
-        <w:t>dengan</w:t>
-      </w:r>
-      <w:proofErr w:type="spellEnd"/>
-      <w:r>
-        <w:rPr>
-          <w:rFonts w:ascii="Bookman Old Style" w:eastAsia="Bookman Old Style" w:hAnsi="Bookman Old Style" w:cs="Bookman Old Style"/>
-          <w:color w:val="000000"/>
-          <w:sz w:val="24"/>
-          <w:szCs w:val="24"/>
-        </w:rPr>
-        <w:t xml:space="preserve"> target </w:t>
-      </w:r>
-      <w:proofErr w:type="spellStart"/>
-      <w:r>
-        <w:rPr>
-          <w:rFonts w:ascii="Bookman Old Style" w:eastAsia="Bookman Old Style" w:hAnsi="Bookman Old Style" w:cs="Bookman Old Style"/>
-          <w:color w:val="000000"/>
-          <w:sz w:val="24"/>
-          <w:szCs w:val="24"/>
-        </w:rPr>
-        <w:t>seluruh</w:t>
-      </w:r>
-      <w:proofErr w:type="spellEnd"/>
-      <w:r>
-        <w:rPr>
-          <w:rFonts w:ascii="Bookman Old Style" w:eastAsia="Bookman Old Style" w:hAnsi="Bookman Old Style" w:cs="Bookman Old Style"/>
-          <w:color w:val="000000"/>
-          <w:sz w:val="24"/>
-          <w:szCs w:val="24"/>
-        </w:rPr>
-        <w:t xml:space="preserve"> </w:t>
-      </w:r>
-      <w:proofErr w:type="spellStart"/>
-      <w:r>
-        <w:rPr>
-          <w:rFonts w:ascii="Bookman Old Style" w:eastAsia="Bookman Old Style" w:hAnsi="Bookman Old Style" w:cs="Bookman Old Style"/>
-          <w:color w:val="000000"/>
-          <w:sz w:val="24"/>
-          <w:szCs w:val="24"/>
-        </w:rPr>
-        <w:t>pekerjaan</w:t>
-      </w:r>
-      <w:proofErr w:type="spellEnd"/>
       <w:r>
         <w:rPr>
           <w:rFonts w:ascii="Bookman Old Style" w:eastAsia="Bookman Old Style" w:hAnsi="Bookman Old Style" w:cs="Bookman Old Style"/>
@@ -1654,25 +1332,7 @@
                 <w:sz w:val="24"/>
                 <w:szCs w:val="24"/>
               </w:rPr>
-              <w:t xml:space="preserve">Nama </w:t>
-            </w:r>
-            <w:proofErr w:type="spellStart"/>
-            <w:r>
-              <w:rPr>
-                <w:rFonts w:ascii="Bookman Old Style" w:eastAsia="Bookman Old Style" w:hAnsi="Bookman Old Style" w:cs="Bookman Old Style"/>
-                <w:sz w:val="24"/>
-                <w:szCs w:val="24"/>
-              </w:rPr>
-              <w:t>Petugas</w:t>
-            </w:r>
-            <w:proofErr w:type="spellEnd"/>
-            <w:r>
-              <w:rPr>
-                <w:rFonts w:ascii="Bookman Old Style" w:eastAsia="Bookman Old Style" w:hAnsi="Bookman Old Style" w:cs="Bookman Old Style"/>
-                <w:sz w:val="24"/>
-                <w:szCs w:val="24"/>
-              </w:rPr>
-              <w:t xml:space="preserve"> Lapangan</w:t>
+              <w:t>Nama Petugas Lapangan</w:t>
             </w:r>
           </w:p>
         </w:tc>
@@ -1751,59 +1411,13 @@
                 <w:szCs w:val="24"/>
               </w:rPr>
             </w:pPr>
-            <w:proofErr w:type="spellStart"/>
-            <w:r>
-              <w:rPr>
-                <w:rFonts w:ascii="Bookman Old Style" w:eastAsia="Bookman Old Style" w:hAnsi="Bookman Old Style" w:cs="Bookman Old Style"/>
-                <w:sz w:val="24"/>
-                <w:szCs w:val="24"/>
-              </w:rPr>
-              <w:t>Realisasi</w:t>
-            </w:r>
-            <w:proofErr w:type="spellEnd"/>
-            <w:r>
-              <w:rPr>
-                <w:rFonts w:ascii="Bookman Old Style" w:eastAsia="Bookman Old Style" w:hAnsi="Bookman Old Style" w:cs="Bookman Old Style"/>
-                <w:sz w:val="24"/>
-                <w:szCs w:val="24"/>
-              </w:rPr>
-              <w:t xml:space="preserve"> Hasil </w:t>
-            </w:r>
-            <w:proofErr w:type="spellStart"/>
-            <w:r>
-              <w:rPr>
-                <w:rFonts w:ascii="Bookman Old Style" w:eastAsia="Bookman Old Style" w:hAnsi="Bookman Old Style" w:cs="Bookman Old Style"/>
-                <w:sz w:val="24"/>
-                <w:szCs w:val="24"/>
-              </w:rPr>
-              <w:t>Pendataan</w:t>
-            </w:r>
-            <w:proofErr w:type="spellEnd"/>
-            <w:r>
-              <w:rPr>
-                <w:rFonts w:ascii="Bookman Old Style" w:eastAsia="Bookman Old Style" w:hAnsi="Bookman Old Style" w:cs="Bookman Old Style"/>
-                <w:sz w:val="24"/>
-                <w:szCs w:val="24"/>
-              </w:rPr>
-              <w:t xml:space="preserve"> (</w:t>
-            </w:r>
-            <w:proofErr w:type="spellStart"/>
-            <w:r>
-              <w:rPr>
-                <w:rFonts w:ascii="Bookman Old Style" w:eastAsia="Bookman Old Style" w:hAnsi="Bookman Old Style" w:cs="Bookman Old Style"/>
-                <w:sz w:val="24"/>
-                <w:szCs w:val="24"/>
-              </w:rPr>
-              <w:t>Usaha+Keluarga</w:t>
-            </w:r>
-            <w:proofErr w:type="spellEnd"/>
-            <w:r>
-              <w:rPr>
-                <w:rFonts w:ascii="Bookman Old Style" w:eastAsia="Bookman Old Style" w:hAnsi="Bookman Old Style" w:cs="Bookman Old Style"/>
-                <w:sz w:val="24"/>
-                <w:szCs w:val="24"/>
-              </w:rPr>
-              <w:t>)</w:t>
+            <w:r>
+              <w:rPr>
+                <w:rFonts w:ascii="Bookman Old Style" w:eastAsia="Bookman Old Style" w:hAnsi="Bookman Old Style" w:cs="Bookman Old Style"/>
+                <w:sz w:val="24"/>
+                <w:szCs w:val="24"/>
+              </w:rPr>
+              <w:t>Realisasi Hasil Pendataan (Usaha+Keluarga)</w:t>
             </w:r>
           </w:p>
         </w:tc>
@@ -1833,23 +1447,13 @@
                 <w:szCs w:val="24"/>
               </w:rPr>
             </w:pPr>
-            <w:proofErr w:type="spellStart"/>
-            <w:r>
-              <w:rPr>
-                <w:rFonts w:ascii="Bookman Old Style" w:eastAsia="Bookman Old Style" w:hAnsi="Bookman Old Style" w:cs="Bookman Old Style"/>
-                <w:sz w:val="24"/>
-                <w:szCs w:val="24"/>
-              </w:rPr>
-              <w:t>Presentase</w:t>
-            </w:r>
-            <w:proofErr w:type="spellEnd"/>
-            <w:r>
-              <w:rPr>
-                <w:rFonts w:ascii="Bookman Old Style" w:eastAsia="Bookman Old Style" w:hAnsi="Bookman Old Style" w:cs="Bookman Old Style"/>
-                <w:sz w:val="24"/>
-                <w:szCs w:val="24"/>
-              </w:rPr>
-              <w:t xml:space="preserve"> (%)</w:t>
+            <w:r>
+              <w:rPr>
+                <w:rFonts w:ascii="Bookman Old Style" w:eastAsia="Bookman Old Style" w:hAnsi="Bookman Old Style" w:cs="Bookman Old Style"/>
+                <w:sz w:val="24"/>
+                <w:szCs w:val="24"/>
+              </w:rPr>
+              <w:t>Presentase (%)</w:t>
             </w:r>
           </w:p>
         </w:tc>
@@ -2182,25 +1786,7 @@
                 <w:sz w:val="24"/>
                 <w:szCs w:val="24"/>
               </w:rPr>
-              <w:t>{</w:t>
-            </w:r>
-            <w:proofErr w:type="spellStart"/>
-            <w:r>
-              <w:rPr>
-                <w:rFonts w:ascii="Bookman Old Style" w:eastAsia="Bookman Old Style" w:hAnsi="Bookman Old Style" w:cs="Bookman Old Style"/>
-                <w:sz w:val="24"/>
-                <w:szCs w:val="24"/>
-              </w:rPr>
-              <w:t>nama_ppl</w:t>
-            </w:r>
-            <w:proofErr w:type="spellEnd"/>
-            <w:r>
-              <w:rPr>
-                <w:rFonts w:ascii="Bookman Old Style" w:eastAsia="Bookman Old Style" w:hAnsi="Bookman Old Style" w:cs="Bookman Old Style"/>
-                <w:sz w:val="24"/>
-                <w:szCs w:val="24"/>
-              </w:rPr>
-              <w:t>}</w:t>
+              <w:t>{nama_ppl}</w:t>
             </w:r>
           </w:p>
         </w:tc>
@@ -2237,25 +1823,7 @@
                 <w:sz w:val="24"/>
                 <w:szCs w:val="24"/>
               </w:rPr>
-              <w:t>{</w:t>
-            </w:r>
-            <w:proofErr w:type="spellStart"/>
-            <w:r>
-              <w:rPr>
-                <w:rFonts w:ascii="Bookman Old Style" w:eastAsia="Bookman Old Style" w:hAnsi="Bookman Old Style" w:cs="Bookman Old Style"/>
-                <w:sz w:val="24"/>
-                <w:szCs w:val="24"/>
-              </w:rPr>
-              <w:t>prelist_total</w:t>
-            </w:r>
-            <w:proofErr w:type="spellEnd"/>
-            <w:r>
-              <w:rPr>
-                <w:rFonts w:ascii="Bookman Old Style" w:eastAsia="Bookman Old Style" w:hAnsi="Bookman Old Style" w:cs="Bookman Old Style"/>
-                <w:sz w:val="24"/>
-                <w:szCs w:val="24"/>
-              </w:rPr>
-              <w:t>}</w:t>
+              <w:t>{prelist_total}</w:t>
             </w:r>
           </w:p>
         </w:tc>
@@ -2292,25 +1860,7 @@
                 <w:sz w:val="24"/>
                 <w:szCs w:val="24"/>
               </w:rPr>
-              <w:t>{</w:t>
-            </w:r>
-            <w:proofErr w:type="spellStart"/>
-            <w:r>
-              <w:rPr>
-                <w:rFonts w:ascii="Bookman Old Style" w:eastAsia="Bookman Old Style" w:hAnsi="Bookman Old Style" w:cs="Bookman Old Style"/>
-                <w:sz w:val="24"/>
-                <w:szCs w:val="24"/>
-              </w:rPr>
-              <w:t>realisasi</w:t>
-            </w:r>
-            <w:proofErr w:type="spellEnd"/>
-            <w:r>
-              <w:rPr>
-                <w:rFonts w:ascii="Bookman Old Style" w:eastAsia="Bookman Old Style" w:hAnsi="Bookman Old Style" w:cs="Bookman Old Style"/>
-                <w:sz w:val="24"/>
-                <w:szCs w:val="24"/>
-              </w:rPr>
-              <w:t>}</w:t>
+              <w:t>{realisasi}</w:t>
             </w:r>
           </w:p>
         </w:tc>
@@ -2410,7 +1960,6 @@
                 <w:szCs w:val="24"/>
               </w:rPr>
             </w:pPr>
-            <w:proofErr w:type="spellStart"/>
             <w:r>
               <w:rPr>
                 <w:rFonts w:ascii="Bookman Old Style" w:eastAsia="Bookman Old Style" w:hAnsi="Bookman Old Style" w:cs="Bookman Old Style"/>
@@ -2419,7 +1968,6 @@
               </w:rPr>
               <w:t>Jumlah</w:t>
             </w:r>
-            <w:proofErr w:type="spellEnd"/>
           </w:p>
         </w:tc>
         <w:tc>
@@ -2615,43 +2163,7 @@
           <w:sz w:val="24"/>
           <w:szCs w:val="24"/>
         </w:rPr>
-        <w:t xml:space="preserve">Yang </w:t>
-      </w:r>
-      <w:proofErr w:type="spellStart"/>
-      <w:r>
-        <w:rPr>
-          <w:rFonts w:ascii="Bookman Old Style" w:eastAsia="Bookman Old Style" w:hAnsi="Bookman Old Style" w:cs="Bookman Old Style"/>
-          <w:sz w:val="24"/>
-          <w:szCs w:val="24"/>
-        </w:rPr>
-        <w:t>membuat</w:t>
-      </w:r>
-      <w:proofErr w:type="spellEnd"/>
-      <w:r>
-        <w:rPr>
-          <w:rFonts w:ascii="Bookman Old Style" w:eastAsia="Bookman Old Style" w:hAnsi="Bookman Old Style" w:cs="Bookman Old Style"/>
-          <w:sz w:val="24"/>
-          <w:szCs w:val="24"/>
-        </w:rPr>
-        <w:t xml:space="preserve"> </w:t>
-      </w:r>
-      <w:proofErr w:type="spellStart"/>
-      <w:r>
-        <w:rPr>
-          <w:rFonts w:ascii="Bookman Old Style" w:eastAsia="Bookman Old Style" w:hAnsi="Bookman Old Style" w:cs="Bookman Old Style"/>
-          <w:sz w:val="24"/>
-          <w:szCs w:val="24"/>
-        </w:rPr>
-        <w:t>pernyataan</w:t>
-      </w:r>
-      <w:proofErr w:type="spellEnd"/>
-      <w:r>
-        <w:rPr>
-          <w:rFonts w:ascii="Bookman Old Style" w:eastAsia="Bookman Old Style" w:hAnsi="Bookman Old Style" w:cs="Bookman Old Style"/>
-          <w:sz w:val="24"/>
-          <w:szCs w:val="24"/>
-        </w:rPr>
-        <w:t>,</w:t>
+        <w:t>Yang membuat pernyataan,</w:t>
       </w:r>
     </w:p>
     <w:p>
@@ -2764,23 +2276,13 @@
           <w:szCs w:val="24"/>
         </w:rPr>
       </w:pPr>
-      <w:proofErr w:type="spellStart"/>
-      <w:r>
-        <w:rPr>
-          <w:rFonts w:ascii="Bookman Old Style" w:eastAsia="Bookman Old Style" w:hAnsi="Bookman Old Style" w:cs="Bookman Old Style"/>
-          <w:sz w:val="24"/>
-          <w:szCs w:val="24"/>
-        </w:rPr>
-        <w:t>Mengetahui</w:t>
-      </w:r>
-      <w:proofErr w:type="spellEnd"/>
-      <w:r>
-        <w:rPr>
-          <w:rFonts w:ascii="Bookman Old Style" w:eastAsia="Bookman Old Style" w:hAnsi="Bookman Old Style" w:cs="Bookman Old Style"/>
-          <w:sz w:val="24"/>
-          <w:szCs w:val="24"/>
-        </w:rPr>
-        <w:t>,</w:t>
+      <w:r>
+        <w:rPr>
+          <w:rFonts w:ascii="Bookman Old Style" w:eastAsia="Bookman Old Style" w:hAnsi="Bookman Old Style" w:cs="Bookman Old Style"/>
+          <w:sz w:val="24"/>
+          <w:szCs w:val="24"/>
+        </w:rPr>
+        <w:t>Mengetahui,</w:t>
       </w:r>
     </w:p>
     <w:p>
@@ -3371,7 +2873,6 @@
         <w:tab/>
         <w:t xml:space="preserve">:  </w:t>
       </w:r>
-      <w:proofErr w:type="spellStart"/>
       <w:r>
         <w:rPr>
           <w:rFonts w:ascii="Bookman Old Style" w:eastAsia="Bookman Old Style" w:hAnsi="Bookman Old Style" w:cs="Bookman Old Style"/>
@@ -3380,7 +2881,6 @@
         </w:rPr>
         <w:t>Nuraliyah</w:t>
       </w:r>
-      <w:proofErr w:type="spellEnd"/>
     </w:p>
     <w:p>
       <w:pPr>
@@ -3713,25 +3213,7 @@
           <w:sz w:val="24"/>
           <w:szCs w:val="24"/>
         </w:rPr>
-        <w:t>{</w:t>
-      </w:r>
-      <w:proofErr w:type="spellStart"/>
-      <w:r>
-        <w:rPr>
-          <w:rFonts w:ascii="Bookman Old Style" w:eastAsia="Bookman Old Style" w:hAnsi="Bookman Old Style" w:cs="Bookman Old Style"/>
-          <w:sz w:val="24"/>
-          <w:szCs w:val="24"/>
-        </w:rPr>
-        <w:t>nama_petugas</w:t>
-      </w:r>
-      <w:proofErr w:type="spellEnd"/>
-      <w:r>
-        <w:rPr>
-          <w:rFonts w:ascii="Bookman Old Style" w:eastAsia="Bookman Old Style" w:hAnsi="Bookman Old Style" w:cs="Bookman Old Style"/>
-          <w:sz w:val="24"/>
-          <w:szCs w:val="24"/>
-        </w:rPr>
-        <w:t>}</w:t>
+        <w:t>{nama_petugas}</w:t>
       </w:r>
     </w:p>
     <w:p>
@@ -3775,25 +3257,7 @@
           <w:sz w:val="24"/>
           <w:szCs w:val="24"/>
         </w:rPr>
-        <w:t>{</w:t>
-      </w:r>
-      <w:proofErr w:type="spellStart"/>
-      <w:r>
-        <w:rPr>
-          <w:rFonts w:ascii="Bookman Old Style" w:eastAsia="Bookman Old Style" w:hAnsi="Bookman Old Style" w:cs="Bookman Old Style"/>
-          <w:sz w:val="24"/>
-          <w:szCs w:val="24"/>
-        </w:rPr>
-        <w:t>nik</w:t>
-      </w:r>
-      <w:proofErr w:type="spellEnd"/>
-      <w:r>
-        <w:rPr>
-          <w:rFonts w:ascii="Bookman Old Style" w:eastAsia="Bookman Old Style" w:hAnsi="Bookman Old Style" w:cs="Bookman Old Style"/>
-          <w:sz w:val="24"/>
-          <w:szCs w:val="24"/>
-        </w:rPr>
-        <w:t>}</w:t>
+        <w:t>{nik}</w:t>
       </w:r>
     </w:p>
     <w:p>
@@ -3909,47 +3373,7 @@
           <w:sz w:val="24"/>
           <w:szCs w:val="24"/>
         </w:rPr>
-        <w:t xml:space="preserve">Dengan </w:t>
-      </w:r>
-      <w:proofErr w:type="spellStart"/>
-      <w:r>
-        <w:rPr>
-          <w:rFonts w:ascii="Bookman Old Style" w:eastAsia="Bookman Old Style" w:hAnsi="Bookman Old Style" w:cs="Bookman Old Style"/>
-          <w:color w:val="000000"/>
-          <w:sz w:val="24"/>
-          <w:szCs w:val="24"/>
-        </w:rPr>
-        <w:t>ini</w:t>
-      </w:r>
-      <w:proofErr w:type="spellEnd"/>
-      <w:r>
-        <w:rPr>
-          <w:rFonts w:ascii="Bookman Old Style" w:eastAsia="Bookman Old Style" w:hAnsi="Bookman Old Style" w:cs="Bookman Old Style"/>
-          <w:color w:val="000000"/>
-          <w:sz w:val="24"/>
-          <w:szCs w:val="24"/>
-        </w:rPr>
-        <w:t xml:space="preserve"> </w:t>
-      </w:r>
-      <w:proofErr w:type="spellStart"/>
-      <w:r>
-        <w:rPr>
-          <w:rFonts w:ascii="Bookman Old Style" w:eastAsia="Bookman Old Style" w:hAnsi="Bookman Old Style" w:cs="Bookman Old Style"/>
-          <w:color w:val="000000"/>
-          <w:sz w:val="24"/>
-          <w:szCs w:val="24"/>
-        </w:rPr>
-        <w:t>menyatakan</w:t>
-      </w:r>
-      <w:proofErr w:type="spellEnd"/>
-      <w:r>
-        <w:rPr>
-          <w:rFonts w:ascii="Bookman Old Style" w:eastAsia="Bookman Old Style" w:hAnsi="Bookman Old Style" w:cs="Bookman Old Style"/>
-          <w:color w:val="000000"/>
-          <w:sz w:val="24"/>
-          <w:szCs w:val="24"/>
-        </w:rPr>
-        <w:t>:  </w:t>
+        <w:t>Dengan ini menyatakan:  </w:t>
       </w:r>
     </w:p>
     <w:p>
@@ -3986,9 +3410,16 @@
           <w:sz w:val="24"/>
           <w:szCs w:val="24"/>
         </w:rPr>
-        <w:t xml:space="preserve"> </w:t>
-      </w:r>
-      <w:proofErr w:type="spellStart"/>
+        <w:t xml:space="preserve"> telah melaksanakan  pekerjaan </w:t>
+      </w:r>
+      <w:r>
+        <w:rPr>
+          <w:rFonts w:ascii="Bookman Old Style" w:eastAsia="Bookman Old Style" w:hAnsi="Bookman Old Style" w:cs="Bookman Old Style"/>
+          <w:sz w:val="24"/>
+          <w:szCs w:val="24"/>
+        </w:rPr>
+        <w:t>Pemeriksaan</w:t>
+      </w:r>
       <w:r>
         <w:rPr>
           <w:rFonts w:ascii="Bookman Old Style" w:eastAsia="Bookman Old Style" w:hAnsi="Bookman Old Style" w:cs="Bookman Old Style"/>
@@ -3996,9 +3427,8 @@
           <w:sz w:val="24"/>
           <w:szCs w:val="24"/>
         </w:rPr>
-        <w:t>telah</w:t>
-      </w:r>
-      <w:proofErr w:type="spellEnd"/>
+        <w:t xml:space="preserve"> Pendataan Lapangan  Sensus Ekonomi 2026 pada Badan Pusat Statistik </w:t>
+      </w:r>
       <w:r>
         <w:rPr>
           <w:rFonts w:ascii="Bookman Old Style" w:eastAsia="Bookman Old Style" w:hAnsi="Bookman Old Style" w:cs="Bookman Old Style"/>
@@ -4006,9 +3436,8 @@
           <w:sz w:val="24"/>
           <w:szCs w:val="24"/>
         </w:rPr>
-        <w:t xml:space="preserve"> </w:t>
-      </w:r>
-      <w:proofErr w:type="spellStart"/>
+        <w:t>Kota Jakarta Timur</w:t>
+      </w:r>
       <w:r>
         <w:rPr>
           <w:rFonts w:ascii="Bookman Old Style" w:eastAsia="Bookman Old Style" w:hAnsi="Bookman Old Style" w:cs="Bookman Old Style"/>
@@ -4016,9 +3445,8 @@
           <w:sz w:val="24"/>
           <w:szCs w:val="24"/>
         </w:rPr>
-        <w:t>melaksanakan</w:t>
-      </w:r>
-      <w:proofErr w:type="spellEnd"/>
+        <w:t xml:space="preserve"> berdasarkan Perjanjian Kerja Nomor: </w:t>
+      </w:r>
       <w:r>
         <w:rPr>
           <w:rFonts w:ascii="Bookman Old Style" w:eastAsia="Bookman Old Style" w:hAnsi="Bookman Old Style" w:cs="Bookman Old Style"/>
@@ -4026,9 +3454,8 @@
           <w:sz w:val="24"/>
           <w:szCs w:val="24"/>
         </w:rPr>
-        <w:t xml:space="preserve">  </w:t>
-      </w:r>
-      <w:proofErr w:type="spellStart"/>
+        <w:t>{nomor_spk}</w:t>
+      </w:r>
       <w:r>
         <w:rPr>
           <w:rFonts w:ascii="Bookman Old Style" w:eastAsia="Bookman Old Style" w:hAnsi="Bookman Old Style" w:cs="Bookman Old Style"/>
@@ -4036,9 +3463,16 @@
           <w:sz w:val="24"/>
           <w:szCs w:val="24"/>
         </w:rPr>
-        <w:t>pekerjaan</w:t>
-      </w:r>
-      <w:proofErr w:type="spellEnd"/>
+        <w:t xml:space="preserve">, sesuai dengan target pekerjaan termin </w:t>
+      </w:r>
+      <w:r>
+        <w:rPr>
+          <w:rFonts w:ascii="Bookman Old Style" w:eastAsia="Bookman Old Style" w:hAnsi="Bookman Old Style" w:cs="Bookman Old Style"/>
+          <w:sz w:val="24"/>
+          <w:szCs w:val="24"/>
+        </w:rPr>
+        <w:t>I</w:t>
+      </w:r>
       <w:r>
         <w:rPr>
           <w:rFonts w:ascii="Bookman Old Style" w:eastAsia="Bookman Old Style" w:hAnsi="Bookman Old Style" w:cs="Bookman Old Style"/>
@@ -4046,18 +3480,8 @@
           <w:sz w:val="24"/>
           <w:szCs w:val="24"/>
         </w:rPr>
-        <w:t xml:space="preserve"> </w:t>
-      </w:r>
-      <w:proofErr w:type="spellStart"/>
-      <w:r>
-        <w:rPr>
-          <w:rFonts w:ascii="Bookman Old Style" w:eastAsia="Bookman Old Style" w:hAnsi="Bookman Old Style" w:cs="Bookman Old Style"/>
-          <w:sz w:val="24"/>
-          <w:szCs w:val="24"/>
-        </w:rPr>
-        <w:t>Pemeriksaan</w:t>
-      </w:r>
-      <w:proofErr w:type="spellEnd"/>
+        <w:t>I yang ditetapkan sebesar</w:t>
+      </w:r>
       <w:r>
         <w:rPr>
           <w:rFonts w:ascii="Bookman Old Style" w:eastAsia="Bookman Old Style" w:hAnsi="Bookman Old Style" w:cs="Bookman Old Style"/>
@@ -4065,9 +3489,8 @@
           <w:sz w:val="24"/>
           <w:szCs w:val="24"/>
         </w:rPr>
-        <w:t xml:space="preserve"> </w:t>
-      </w:r>
-      <w:proofErr w:type="spellStart"/>
+        <w:t xml:space="preserve"> {</w:t>
+      </w:r>
       <w:r>
         <w:rPr>
           <w:rFonts w:ascii="Bookman Old Style" w:eastAsia="Bookman Old Style" w:hAnsi="Bookman Old Style" w:cs="Bookman Old Style"/>
@@ -4075,9 +3498,8 @@
           <w:sz w:val="24"/>
           <w:szCs w:val="24"/>
         </w:rPr>
-        <w:t>Pendataan</w:t>
-      </w:r>
-      <w:proofErr w:type="spellEnd"/>
+        <w:t>sls_ongoing</w:t>
+      </w:r>
       <w:r>
         <w:rPr>
           <w:rFonts w:ascii="Bookman Old Style" w:eastAsia="Bookman Old Style" w:hAnsi="Bookman Old Style" w:cs="Bookman Old Style"/>
@@ -4085,369 +3507,16 @@
           <w:sz w:val="24"/>
           <w:szCs w:val="24"/>
         </w:rPr>
-        <w:t xml:space="preserve"> Lapangan  Sensus Ekonomi 2026 pada Badan Pusat </w:t>
-      </w:r>
-      <w:proofErr w:type="spellStart"/>
-      <w:r>
-        <w:rPr>
-          <w:rFonts w:ascii="Bookman Old Style" w:eastAsia="Bookman Old Style" w:hAnsi="Bookman Old Style" w:cs="Bookman Old Style"/>
-          <w:color w:val="000000"/>
-          <w:sz w:val="24"/>
-          <w:szCs w:val="24"/>
-        </w:rPr>
-        <w:t>Statistik</w:t>
-      </w:r>
-      <w:proofErr w:type="spellEnd"/>
-      <w:r>
-        <w:rPr>
-          <w:rFonts w:ascii="Bookman Old Style" w:eastAsia="Bookman Old Style" w:hAnsi="Bookman Old Style" w:cs="Bookman Old Style"/>
-          <w:color w:val="000000"/>
-          <w:sz w:val="24"/>
-          <w:szCs w:val="24"/>
-        </w:rPr>
-        <w:t xml:space="preserve"> </w:t>
-      </w:r>
-      <w:r>
-        <w:rPr>
-          <w:rFonts w:ascii="Bookman Old Style" w:eastAsia="Bookman Old Style" w:hAnsi="Bookman Old Style" w:cs="Bookman Old Style"/>
-          <w:color w:val="000000"/>
-          <w:sz w:val="24"/>
-          <w:szCs w:val="24"/>
-        </w:rPr>
-        <w:t>Kota Jakarta Timur</w:t>
-      </w:r>
-      <w:r>
-        <w:rPr>
-          <w:rFonts w:ascii="Bookman Old Style" w:eastAsia="Bookman Old Style" w:hAnsi="Bookman Old Style" w:cs="Bookman Old Style"/>
-          <w:color w:val="000000"/>
-          <w:sz w:val="24"/>
-          <w:szCs w:val="24"/>
-        </w:rPr>
-        <w:t xml:space="preserve"> </w:t>
-      </w:r>
-      <w:proofErr w:type="spellStart"/>
-      <w:r>
-        <w:rPr>
-          <w:rFonts w:ascii="Bookman Old Style" w:eastAsia="Bookman Old Style" w:hAnsi="Bookman Old Style" w:cs="Bookman Old Style"/>
-          <w:color w:val="000000"/>
-          <w:sz w:val="24"/>
-          <w:szCs w:val="24"/>
-        </w:rPr>
-        <w:t>berdasarkan</w:t>
-      </w:r>
-      <w:proofErr w:type="spellEnd"/>
-      <w:r>
-        <w:rPr>
-          <w:rFonts w:ascii="Bookman Old Style" w:eastAsia="Bookman Old Style" w:hAnsi="Bookman Old Style" w:cs="Bookman Old Style"/>
-          <w:color w:val="000000"/>
-          <w:sz w:val="24"/>
-          <w:szCs w:val="24"/>
-        </w:rPr>
-        <w:t xml:space="preserve"> </w:t>
-      </w:r>
-      <w:proofErr w:type="spellStart"/>
-      <w:r>
-        <w:rPr>
-          <w:rFonts w:ascii="Bookman Old Style" w:eastAsia="Bookman Old Style" w:hAnsi="Bookman Old Style" w:cs="Bookman Old Style"/>
-          <w:color w:val="000000"/>
-          <w:sz w:val="24"/>
-          <w:szCs w:val="24"/>
-        </w:rPr>
-        <w:t>Perjanjian</w:t>
-      </w:r>
-      <w:proofErr w:type="spellEnd"/>
-      <w:r>
-        <w:rPr>
-          <w:rFonts w:ascii="Bookman Old Style" w:eastAsia="Bookman Old Style" w:hAnsi="Bookman Old Style" w:cs="Bookman Old Style"/>
-          <w:color w:val="000000"/>
-          <w:sz w:val="24"/>
-          <w:szCs w:val="24"/>
-        </w:rPr>
-        <w:t xml:space="preserve"> </w:t>
-      </w:r>
-      <w:proofErr w:type="spellStart"/>
-      <w:r>
-        <w:rPr>
-          <w:rFonts w:ascii="Bookman Old Style" w:eastAsia="Bookman Old Style" w:hAnsi="Bookman Old Style" w:cs="Bookman Old Style"/>
-          <w:color w:val="000000"/>
-          <w:sz w:val="24"/>
-          <w:szCs w:val="24"/>
-        </w:rPr>
-        <w:t>Kerja</w:t>
-      </w:r>
-      <w:proofErr w:type="spellEnd"/>
-      <w:r>
-        <w:rPr>
-          <w:rFonts w:ascii="Bookman Old Style" w:eastAsia="Bookman Old Style" w:hAnsi="Bookman Old Style" w:cs="Bookman Old Style"/>
-          <w:color w:val="000000"/>
-          <w:sz w:val="24"/>
-          <w:szCs w:val="24"/>
-        </w:rPr>
-        <w:t xml:space="preserve"> Nomor: </w:t>
-      </w:r>
-      <w:r>
-        <w:rPr>
-          <w:rFonts w:ascii="Bookman Old Style" w:eastAsia="Bookman Old Style" w:hAnsi="Bookman Old Style" w:cs="Bookman Old Style"/>
-          <w:color w:val="000000"/>
-          <w:sz w:val="24"/>
-          <w:szCs w:val="24"/>
-        </w:rPr>
-        <w:t>{</w:t>
-      </w:r>
-      <w:proofErr w:type="spellStart"/>
-      <w:r>
-        <w:rPr>
-          <w:rFonts w:ascii="Bookman Old Style" w:eastAsia="Bookman Old Style" w:hAnsi="Bookman Old Style" w:cs="Bookman Old Style"/>
-          <w:color w:val="000000"/>
-          <w:sz w:val="24"/>
-          <w:szCs w:val="24"/>
-        </w:rPr>
-        <w:t>nomor_spk</w:t>
-      </w:r>
-      <w:proofErr w:type="spellEnd"/>
-      <w:r>
-        <w:rPr>
-          <w:rFonts w:ascii="Bookman Old Style" w:eastAsia="Bookman Old Style" w:hAnsi="Bookman Old Style" w:cs="Bookman Old Style"/>
-          <w:color w:val="000000"/>
-          <w:sz w:val="24"/>
-          <w:szCs w:val="24"/>
-        </w:rPr>
         <w:t>}</w:t>
       </w:r>
       <w:r>
         <w:rPr>
           <w:rFonts w:ascii="Bookman Old Style" w:eastAsia="Bookman Old Style" w:hAnsi="Bookman Old Style" w:cs="Bookman Old Style"/>
-          <w:color w:val="000000"/>
-          <w:sz w:val="24"/>
-          <w:szCs w:val="24"/>
-        </w:rPr>
-        <w:t xml:space="preserve">, </w:t>
-      </w:r>
-      <w:proofErr w:type="spellStart"/>
-      <w:r>
-        <w:rPr>
-          <w:rFonts w:ascii="Bookman Old Style" w:eastAsia="Bookman Old Style" w:hAnsi="Bookman Old Style" w:cs="Bookman Old Style"/>
-          <w:color w:val="000000"/>
-          <w:sz w:val="24"/>
-          <w:szCs w:val="24"/>
-        </w:rPr>
-        <w:t>sesuai</w:t>
-      </w:r>
-      <w:proofErr w:type="spellEnd"/>
-      <w:r>
-        <w:rPr>
-          <w:rFonts w:ascii="Bookman Old Style" w:eastAsia="Bookman Old Style" w:hAnsi="Bookman Old Style" w:cs="Bookman Old Style"/>
-          <w:color w:val="000000"/>
-          <w:sz w:val="24"/>
-          <w:szCs w:val="24"/>
-        </w:rPr>
-        <w:t xml:space="preserve"> </w:t>
-      </w:r>
-      <w:proofErr w:type="spellStart"/>
-      <w:r>
-        <w:rPr>
-          <w:rFonts w:ascii="Bookman Old Style" w:eastAsia="Bookman Old Style" w:hAnsi="Bookman Old Style" w:cs="Bookman Old Style"/>
-          <w:color w:val="000000"/>
-          <w:sz w:val="24"/>
-          <w:szCs w:val="24"/>
-        </w:rPr>
-        <w:t>dengan</w:t>
-      </w:r>
-      <w:proofErr w:type="spellEnd"/>
-      <w:r>
-        <w:rPr>
-          <w:rFonts w:ascii="Bookman Old Style" w:eastAsia="Bookman Old Style" w:hAnsi="Bookman Old Style" w:cs="Bookman Old Style"/>
-          <w:color w:val="000000"/>
-          <w:sz w:val="24"/>
-          <w:szCs w:val="24"/>
-        </w:rPr>
-        <w:t xml:space="preserve"> target </w:t>
-      </w:r>
-      <w:proofErr w:type="spellStart"/>
-      <w:r>
-        <w:rPr>
-          <w:rFonts w:ascii="Bookman Old Style" w:eastAsia="Bookman Old Style" w:hAnsi="Bookman Old Style" w:cs="Bookman Old Style"/>
-          <w:color w:val="000000"/>
-          <w:sz w:val="24"/>
-          <w:szCs w:val="24"/>
-        </w:rPr>
-        <w:t>pekerjaan</w:t>
-      </w:r>
-      <w:proofErr w:type="spellEnd"/>
-      <w:r>
-        <w:rPr>
-          <w:rFonts w:ascii="Bookman Old Style" w:eastAsia="Bookman Old Style" w:hAnsi="Bookman Old Style" w:cs="Bookman Old Style"/>
-          <w:color w:val="000000"/>
-          <w:sz w:val="24"/>
-          <w:szCs w:val="24"/>
-        </w:rPr>
-        <w:t xml:space="preserve"> </w:t>
-      </w:r>
-      <w:proofErr w:type="spellStart"/>
-      <w:r>
-        <w:rPr>
-          <w:rFonts w:ascii="Bookman Old Style" w:eastAsia="Bookman Old Style" w:hAnsi="Bookman Old Style" w:cs="Bookman Old Style"/>
-          <w:color w:val="000000"/>
-          <w:sz w:val="24"/>
-          <w:szCs w:val="24"/>
-        </w:rPr>
-        <w:t>termin</w:t>
-      </w:r>
-      <w:proofErr w:type="spellEnd"/>
-      <w:r>
-        <w:rPr>
-          <w:rFonts w:ascii="Bookman Old Style" w:eastAsia="Bookman Old Style" w:hAnsi="Bookman Old Style" w:cs="Bookman Old Style"/>
-          <w:color w:val="000000"/>
-          <w:sz w:val="24"/>
-          <w:szCs w:val="24"/>
-        </w:rPr>
-        <w:t xml:space="preserve"> </w:t>
-      </w:r>
-      <w:r>
-        <w:rPr>
-          <w:rFonts w:ascii="Bookman Old Style" w:eastAsia="Bookman Old Style" w:hAnsi="Bookman Old Style" w:cs="Bookman Old Style"/>
-          <w:sz w:val="24"/>
-          <w:szCs w:val="24"/>
-        </w:rPr>
-        <w:t>I</w:t>
-      </w:r>
-      <w:r>
-        <w:rPr>
-          <w:rFonts w:ascii="Bookman Old Style" w:eastAsia="Bookman Old Style" w:hAnsi="Bookman Old Style" w:cs="Bookman Old Style"/>
-          <w:color w:val="000000"/>
-          <w:sz w:val="24"/>
-          <w:szCs w:val="24"/>
-        </w:rPr>
-        <w:t xml:space="preserve">I yang </w:t>
-      </w:r>
-      <w:proofErr w:type="spellStart"/>
-      <w:r>
-        <w:rPr>
-          <w:rFonts w:ascii="Bookman Old Style" w:eastAsia="Bookman Old Style" w:hAnsi="Bookman Old Style" w:cs="Bookman Old Style"/>
-          <w:color w:val="000000"/>
-          <w:sz w:val="24"/>
-          <w:szCs w:val="24"/>
-        </w:rPr>
-        <w:t>ditetapkan</w:t>
-      </w:r>
-      <w:proofErr w:type="spellEnd"/>
-      <w:r>
-        <w:rPr>
-          <w:rFonts w:ascii="Bookman Old Style" w:eastAsia="Bookman Old Style" w:hAnsi="Bookman Old Style" w:cs="Bookman Old Style"/>
-          <w:color w:val="000000"/>
-          <w:sz w:val="24"/>
-          <w:szCs w:val="24"/>
-        </w:rPr>
-        <w:t xml:space="preserve"> </w:t>
-      </w:r>
-      <w:proofErr w:type="spellStart"/>
-      <w:r>
-        <w:rPr>
-          <w:rFonts w:ascii="Bookman Old Style" w:eastAsia="Bookman Old Style" w:hAnsi="Bookman Old Style" w:cs="Bookman Old Style"/>
-          <w:color w:val="000000"/>
-          <w:sz w:val="24"/>
-          <w:szCs w:val="24"/>
-        </w:rPr>
-        <w:t>sebesar</w:t>
-      </w:r>
-      <w:proofErr w:type="spellEnd"/>
-      <w:r>
-        <w:rPr>
-          <w:rFonts w:ascii="Bookman Old Style" w:eastAsia="Bookman Old Style" w:hAnsi="Bookman Old Style" w:cs="Bookman Old Style"/>
-          <w:color w:val="000000"/>
-          <w:sz w:val="24"/>
-          <w:szCs w:val="24"/>
-        </w:rPr>
-        <w:t xml:space="preserve"> {</w:t>
-      </w:r>
-      <w:proofErr w:type="spellStart"/>
-      <w:r>
-        <w:rPr>
-          <w:rFonts w:ascii="Bookman Old Style" w:eastAsia="Bookman Old Style" w:hAnsi="Bookman Old Style" w:cs="Bookman Old Style"/>
-          <w:color w:val="000000"/>
-          <w:sz w:val="24"/>
-          <w:szCs w:val="24"/>
-        </w:rPr>
-        <w:t>sls_ongoing</w:t>
-      </w:r>
-      <w:proofErr w:type="spellEnd"/>
-      <w:r>
-        <w:rPr>
-          <w:rFonts w:ascii="Bookman Old Style" w:eastAsia="Bookman Old Style" w:hAnsi="Bookman Old Style" w:cs="Bookman Old Style"/>
-          <w:color w:val="000000"/>
-          <w:sz w:val="24"/>
-          <w:szCs w:val="24"/>
-        </w:rPr>
-        <w:t>}</w:t>
-      </w:r>
-      <w:r>
-        <w:rPr>
-          <w:rFonts w:ascii="Bookman Old Style" w:eastAsia="Bookman Old Style" w:hAnsi="Bookman Old Style" w:cs="Bookman Old Style"/>
           <w:color w:val="000000" w:themeColor="text1"/>
           <w:sz w:val="24"/>
           <w:szCs w:val="24"/>
         </w:rPr>
-        <w:t xml:space="preserve"> SLS/Sub-SLS dan/</w:t>
-      </w:r>
-      <w:proofErr w:type="spellStart"/>
-      <w:r>
-        <w:rPr>
-          <w:rFonts w:ascii="Bookman Old Style" w:eastAsia="Bookman Old Style" w:hAnsi="Bookman Old Style" w:cs="Bookman Old Style"/>
-          <w:color w:val="000000" w:themeColor="text1"/>
-          <w:sz w:val="24"/>
-          <w:szCs w:val="24"/>
-        </w:rPr>
-        <w:t>atau</w:t>
-      </w:r>
-      <w:proofErr w:type="spellEnd"/>
-      <w:r>
-        <w:rPr>
-          <w:rFonts w:ascii="Bookman Old Style" w:eastAsia="Bookman Old Style" w:hAnsi="Bookman Old Style" w:cs="Bookman Old Style"/>
-          <w:color w:val="000000" w:themeColor="text1"/>
-          <w:sz w:val="24"/>
-          <w:szCs w:val="24"/>
-        </w:rPr>
-        <w:t xml:space="preserve"> </w:t>
-      </w:r>
-      <w:proofErr w:type="spellStart"/>
-      <w:r>
-        <w:rPr>
-          <w:rFonts w:ascii="Bookman Old Style" w:eastAsia="Bookman Old Style" w:hAnsi="Bookman Old Style" w:cs="Bookman Old Style"/>
-          <w:color w:val="000000" w:themeColor="text1"/>
-          <w:sz w:val="24"/>
-          <w:szCs w:val="24"/>
-        </w:rPr>
-        <w:t>usaha</w:t>
-      </w:r>
-      <w:proofErr w:type="spellEnd"/>
-      <w:r>
-        <w:rPr>
-          <w:rFonts w:ascii="Bookman Old Style" w:eastAsia="Bookman Old Style" w:hAnsi="Bookman Old Style" w:cs="Bookman Old Style"/>
-          <w:color w:val="000000" w:themeColor="text1"/>
-          <w:sz w:val="24"/>
-          <w:szCs w:val="24"/>
-        </w:rPr>
-        <w:t xml:space="preserve"> </w:t>
-      </w:r>
-      <w:proofErr w:type="spellStart"/>
-      <w:r>
-        <w:rPr>
-          <w:rFonts w:ascii="Bookman Old Style" w:eastAsia="Bookman Old Style" w:hAnsi="Bookman Old Style" w:cs="Bookman Old Style"/>
-          <w:color w:val="000000" w:themeColor="text1"/>
-          <w:sz w:val="24"/>
-          <w:szCs w:val="24"/>
-        </w:rPr>
-        <w:t>besar</w:t>
-      </w:r>
-      <w:proofErr w:type="spellEnd"/>
-      <w:r>
-        <w:rPr>
-          <w:rFonts w:ascii="Bookman Old Style" w:eastAsia="Bookman Old Style" w:hAnsi="Bookman Old Style" w:cs="Bookman Old Style"/>
-          <w:color w:val="000000" w:themeColor="text1"/>
-          <w:sz w:val="24"/>
-          <w:szCs w:val="24"/>
-        </w:rPr>
-        <w:t>.</w:t>
+        <w:t xml:space="preserve"> SLS/Sub-SLS dan/atau usaha besar.</w:t>
       </w:r>
     </w:p>
     <w:p>
@@ -4484,9 +3553,16 @@
           <w:sz w:val="24"/>
           <w:szCs w:val="24"/>
         </w:rPr>
-        <w:t xml:space="preserve"> </w:t>
-      </w:r>
-      <w:proofErr w:type="spellStart"/>
+        <w:t xml:space="preserve"> telah menyelesaikan pekerjaan termin II </w:t>
+      </w:r>
+      <w:r>
+        <w:rPr>
+          <w:rFonts w:ascii="Bookman Old Style" w:eastAsia="Bookman Old Style" w:hAnsi="Bookman Old Style" w:cs="Bookman Old Style"/>
+          <w:sz w:val="24"/>
+          <w:szCs w:val="24"/>
+        </w:rPr>
+        <w:t>Pemeriksaan Pendataan</w:t>
+      </w:r>
       <w:r>
         <w:rPr>
           <w:rFonts w:ascii="Bookman Old Style" w:eastAsia="Bookman Old Style" w:hAnsi="Bookman Old Style" w:cs="Bookman Old Style"/>
@@ -4494,294 +3570,7 @@
           <w:sz w:val="24"/>
           <w:szCs w:val="24"/>
         </w:rPr>
-        <w:t>telah</w:t>
-      </w:r>
-      <w:proofErr w:type="spellEnd"/>
-      <w:r>
-        <w:rPr>
-          <w:rFonts w:ascii="Bookman Old Style" w:eastAsia="Bookman Old Style" w:hAnsi="Bookman Old Style" w:cs="Bookman Old Style"/>
-          <w:color w:val="000000"/>
-          <w:sz w:val="24"/>
-          <w:szCs w:val="24"/>
-        </w:rPr>
-        <w:t xml:space="preserve"> </w:t>
-      </w:r>
-      <w:proofErr w:type="spellStart"/>
-      <w:r>
-        <w:rPr>
-          <w:rFonts w:ascii="Bookman Old Style" w:eastAsia="Bookman Old Style" w:hAnsi="Bookman Old Style" w:cs="Bookman Old Style"/>
-          <w:color w:val="000000"/>
-          <w:sz w:val="24"/>
-          <w:szCs w:val="24"/>
-        </w:rPr>
-        <w:t>menyelesaikan</w:t>
-      </w:r>
-      <w:proofErr w:type="spellEnd"/>
-      <w:r>
-        <w:rPr>
-          <w:rFonts w:ascii="Bookman Old Style" w:eastAsia="Bookman Old Style" w:hAnsi="Bookman Old Style" w:cs="Bookman Old Style"/>
-          <w:color w:val="000000"/>
-          <w:sz w:val="24"/>
-          <w:szCs w:val="24"/>
-        </w:rPr>
-        <w:t xml:space="preserve"> </w:t>
-      </w:r>
-      <w:proofErr w:type="spellStart"/>
-      <w:r>
-        <w:rPr>
-          <w:rFonts w:ascii="Bookman Old Style" w:eastAsia="Bookman Old Style" w:hAnsi="Bookman Old Style" w:cs="Bookman Old Style"/>
-          <w:color w:val="000000"/>
-          <w:sz w:val="24"/>
-          <w:szCs w:val="24"/>
-        </w:rPr>
-        <w:t>pekerjaan</w:t>
-      </w:r>
-      <w:proofErr w:type="spellEnd"/>
-      <w:r>
-        <w:rPr>
-          <w:rFonts w:ascii="Bookman Old Style" w:eastAsia="Bookman Old Style" w:hAnsi="Bookman Old Style" w:cs="Bookman Old Style"/>
-          <w:color w:val="000000"/>
-          <w:sz w:val="24"/>
-          <w:szCs w:val="24"/>
-        </w:rPr>
-        <w:t xml:space="preserve"> </w:t>
-      </w:r>
-      <w:proofErr w:type="spellStart"/>
-      <w:r>
-        <w:rPr>
-          <w:rFonts w:ascii="Bookman Old Style" w:eastAsia="Bookman Old Style" w:hAnsi="Bookman Old Style" w:cs="Bookman Old Style"/>
-          <w:color w:val="000000"/>
-          <w:sz w:val="24"/>
-          <w:szCs w:val="24"/>
-        </w:rPr>
-        <w:t>termin</w:t>
-      </w:r>
-      <w:proofErr w:type="spellEnd"/>
-      <w:r>
-        <w:rPr>
-          <w:rFonts w:ascii="Bookman Old Style" w:eastAsia="Bookman Old Style" w:hAnsi="Bookman Old Style" w:cs="Bookman Old Style"/>
-          <w:color w:val="000000"/>
-          <w:sz w:val="24"/>
-          <w:szCs w:val="24"/>
-        </w:rPr>
-        <w:t xml:space="preserve"> II </w:t>
-      </w:r>
-      <w:proofErr w:type="spellStart"/>
-      <w:r>
-        <w:rPr>
-          <w:rFonts w:ascii="Bookman Old Style" w:eastAsia="Bookman Old Style" w:hAnsi="Bookman Old Style" w:cs="Bookman Old Style"/>
-          <w:sz w:val="24"/>
-          <w:szCs w:val="24"/>
-        </w:rPr>
-        <w:t>Pemeriksaan</w:t>
-      </w:r>
-      <w:proofErr w:type="spellEnd"/>
-      <w:r>
-        <w:rPr>
-          <w:rFonts w:ascii="Bookman Old Style" w:eastAsia="Bookman Old Style" w:hAnsi="Bookman Old Style" w:cs="Bookman Old Style"/>
-          <w:sz w:val="24"/>
-          <w:szCs w:val="24"/>
-        </w:rPr>
-        <w:t xml:space="preserve"> </w:t>
-      </w:r>
-      <w:proofErr w:type="spellStart"/>
-      <w:r>
-        <w:rPr>
-          <w:rFonts w:ascii="Bookman Old Style" w:eastAsia="Bookman Old Style" w:hAnsi="Bookman Old Style" w:cs="Bookman Old Style"/>
-          <w:sz w:val="24"/>
-          <w:szCs w:val="24"/>
-        </w:rPr>
-        <w:t>Pendataan</w:t>
-      </w:r>
-      <w:proofErr w:type="spellEnd"/>
-      <w:r>
-        <w:rPr>
-          <w:rFonts w:ascii="Bookman Old Style" w:eastAsia="Bookman Old Style" w:hAnsi="Bookman Old Style" w:cs="Bookman Old Style"/>
-          <w:color w:val="000000"/>
-          <w:sz w:val="24"/>
-          <w:szCs w:val="24"/>
-        </w:rPr>
-        <w:t xml:space="preserve"> Lapangan Sensus Ekonomi 2026 </w:t>
-      </w:r>
-      <w:proofErr w:type="spellStart"/>
-      <w:r>
-        <w:rPr>
-          <w:rFonts w:ascii="Bookman Old Style" w:eastAsia="Bookman Old Style" w:hAnsi="Bookman Old Style" w:cs="Bookman Old Style"/>
-          <w:color w:val="000000"/>
-          <w:sz w:val="24"/>
-          <w:szCs w:val="24"/>
-        </w:rPr>
-        <w:t>berdasarkan</w:t>
-      </w:r>
-      <w:proofErr w:type="spellEnd"/>
-      <w:r>
-        <w:rPr>
-          <w:rFonts w:ascii="Bookman Old Style" w:eastAsia="Bookman Old Style" w:hAnsi="Bookman Old Style" w:cs="Bookman Old Style"/>
-          <w:color w:val="000000"/>
-          <w:sz w:val="24"/>
-          <w:szCs w:val="24"/>
-        </w:rPr>
-        <w:t xml:space="preserve"> </w:t>
-      </w:r>
-      <w:proofErr w:type="spellStart"/>
-      <w:r>
-        <w:rPr>
-          <w:rFonts w:ascii="Bookman Old Style" w:eastAsia="Bookman Old Style" w:hAnsi="Bookman Old Style" w:cs="Bookman Old Style"/>
-          <w:color w:val="000000"/>
-          <w:sz w:val="24"/>
-          <w:szCs w:val="24"/>
-        </w:rPr>
-        <w:t>hasil</w:t>
-      </w:r>
-      <w:proofErr w:type="spellEnd"/>
-      <w:r>
-        <w:rPr>
-          <w:rFonts w:ascii="Bookman Old Style" w:eastAsia="Bookman Old Style" w:hAnsi="Bookman Old Style" w:cs="Bookman Old Style"/>
-          <w:color w:val="000000"/>
-          <w:sz w:val="24"/>
-          <w:szCs w:val="24"/>
-        </w:rPr>
-        <w:t xml:space="preserve"> </w:t>
-      </w:r>
-      <w:proofErr w:type="spellStart"/>
-      <w:r>
-        <w:rPr>
-          <w:rFonts w:ascii="Bookman Old Style" w:eastAsia="Bookman Old Style" w:hAnsi="Bookman Old Style" w:cs="Bookman Old Style"/>
-          <w:color w:val="000000"/>
-          <w:sz w:val="24"/>
-          <w:szCs w:val="24"/>
-        </w:rPr>
-        <w:t>pemeriksaan</w:t>
-      </w:r>
-      <w:proofErr w:type="spellEnd"/>
-      <w:r>
-        <w:rPr>
-          <w:rFonts w:ascii="Bookman Old Style" w:eastAsia="Bookman Old Style" w:hAnsi="Bookman Old Style" w:cs="Bookman Old Style"/>
-          <w:color w:val="000000"/>
-          <w:sz w:val="24"/>
-          <w:szCs w:val="24"/>
-        </w:rPr>
-        <w:t xml:space="preserve"> dan </w:t>
-      </w:r>
-      <w:proofErr w:type="spellStart"/>
-      <w:r>
-        <w:rPr>
-          <w:rFonts w:ascii="Bookman Old Style" w:eastAsia="Bookman Old Style" w:hAnsi="Bookman Old Style" w:cs="Bookman Old Style"/>
-          <w:color w:val="000000"/>
-          <w:sz w:val="24"/>
-          <w:szCs w:val="24"/>
-        </w:rPr>
-        <w:t>evaluasi</w:t>
-      </w:r>
-      <w:proofErr w:type="spellEnd"/>
-      <w:r>
-        <w:rPr>
-          <w:rFonts w:ascii="Bookman Old Style" w:eastAsia="Bookman Old Style" w:hAnsi="Bookman Old Style" w:cs="Bookman Old Style"/>
-          <w:color w:val="000000"/>
-          <w:sz w:val="24"/>
-          <w:szCs w:val="24"/>
-        </w:rPr>
-        <w:t xml:space="preserve"> </w:t>
-      </w:r>
-      <w:proofErr w:type="spellStart"/>
-      <w:r>
-        <w:rPr>
-          <w:rFonts w:ascii="Bookman Old Style" w:eastAsia="Bookman Old Style" w:hAnsi="Bookman Old Style" w:cs="Bookman Old Style"/>
-          <w:color w:val="000000"/>
-          <w:sz w:val="24"/>
-          <w:szCs w:val="24"/>
-        </w:rPr>
-        <w:t>pekerjaan</w:t>
-      </w:r>
-      <w:proofErr w:type="spellEnd"/>
-      <w:r>
-        <w:rPr>
-          <w:rFonts w:ascii="Bookman Old Style" w:eastAsia="Bookman Old Style" w:hAnsi="Bookman Old Style" w:cs="Bookman Old Style"/>
-          <w:color w:val="000000"/>
-          <w:sz w:val="24"/>
-          <w:szCs w:val="24"/>
-        </w:rPr>
-        <w:t xml:space="preserve"> </w:t>
-      </w:r>
-      <w:proofErr w:type="spellStart"/>
-      <w:r>
-        <w:rPr>
-          <w:rFonts w:ascii="Bookman Old Style" w:eastAsia="Bookman Old Style" w:hAnsi="Bookman Old Style" w:cs="Bookman Old Style"/>
-          <w:color w:val="000000"/>
-          <w:sz w:val="24"/>
-          <w:szCs w:val="24"/>
-        </w:rPr>
-        <w:t>sebagaimana</w:t>
-      </w:r>
-      <w:proofErr w:type="spellEnd"/>
-      <w:r>
-        <w:rPr>
-          <w:rFonts w:ascii="Bookman Old Style" w:eastAsia="Bookman Old Style" w:hAnsi="Bookman Old Style" w:cs="Bookman Old Style"/>
-          <w:color w:val="000000"/>
-          <w:sz w:val="24"/>
-          <w:szCs w:val="24"/>
-        </w:rPr>
-        <w:t xml:space="preserve"> </w:t>
-      </w:r>
-      <w:proofErr w:type="spellStart"/>
-      <w:r>
-        <w:rPr>
-          <w:rFonts w:ascii="Bookman Old Style" w:eastAsia="Bookman Old Style" w:hAnsi="Bookman Old Style" w:cs="Bookman Old Style"/>
-          <w:color w:val="000000"/>
-          <w:sz w:val="24"/>
-          <w:szCs w:val="24"/>
-        </w:rPr>
-        <w:t>tercantum</w:t>
-      </w:r>
-      <w:proofErr w:type="spellEnd"/>
-      <w:r>
-        <w:rPr>
-          <w:rFonts w:ascii="Bookman Old Style" w:eastAsia="Bookman Old Style" w:hAnsi="Bookman Old Style" w:cs="Bookman Old Style"/>
-          <w:color w:val="000000"/>
-          <w:sz w:val="24"/>
-          <w:szCs w:val="24"/>
-        </w:rPr>
-        <w:t xml:space="preserve"> </w:t>
-      </w:r>
-      <w:proofErr w:type="spellStart"/>
-      <w:r>
-        <w:rPr>
-          <w:rFonts w:ascii="Bookman Old Style" w:eastAsia="Bookman Old Style" w:hAnsi="Bookman Old Style" w:cs="Bookman Old Style"/>
-          <w:color w:val="000000"/>
-          <w:sz w:val="24"/>
-          <w:szCs w:val="24"/>
-        </w:rPr>
-        <w:t>dalam</w:t>
-      </w:r>
-      <w:proofErr w:type="spellEnd"/>
-      <w:r>
-        <w:rPr>
-          <w:rFonts w:ascii="Bookman Old Style" w:eastAsia="Bookman Old Style" w:hAnsi="Bookman Old Style" w:cs="Bookman Old Style"/>
-          <w:color w:val="000000"/>
-          <w:sz w:val="24"/>
-          <w:szCs w:val="24"/>
-        </w:rPr>
-        <w:t xml:space="preserve"> </w:t>
-      </w:r>
-      <w:proofErr w:type="spellStart"/>
-      <w:r>
-        <w:rPr>
-          <w:rFonts w:ascii="Bookman Old Style" w:eastAsia="Bookman Old Style" w:hAnsi="Bookman Old Style" w:cs="Bookman Old Style"/>
-          <w:color w:val="000000"/>
-          <w:sz w:val="24"/>
-          <w:szCs w:val="24"/>
-        </w:rPr>
-        <w:t>lampiran</w:t>
-      </w:r>
-      <w:proofErr w:type="spellEnd"/>
-      <w:r>
-        <w:rPr>
-          <w:rFonts w:ascii="Bookman Old Style" w:eastAsia="Bookman Old Style" w:hAnsi="Bookman Old Style" w:cs="Bookman Old Style"/>
-          <w:color w:val="000000"/>
-          <w:sz w:val="24"/>
-          <w:szCs w:val="24"/>
-        </w:rPr>
-        <w:t>. </w:t>
+        <w:t xml:space="preserve"> Lapangan Sensus Ekonomi 2026 berdasarkan hasil pemeriksaan dan evaluasi pekerjaan sebagaimana tercantum dalam lampiran. </w:t>
       </w:r>
     </w:p>
     <w:p>
@@ -4800,7 +3589,6 @@
           <w:szCs w:val="24"/>
         </w:rPr>
       </w:pPr>
-      <w:proofErr w:type="spellStart"/>
       <w:r>
         <w:rPr>
           <w:rFonts w:ascii="Bookman Old Style" w:eastAsia="Bookman Old Style" w:hAnsi="Bookman Old Style" w:cs="Bookman Old Style"/>
@@ -4808,77 +3596,7 @@
           <w:sz w:val="24"/>
           <w:szCs w:val="24"/>
         </w:rPr>
-        <w:t>Berdasarkan</w:t>
-      </w:r>
-      <w:proofErr w:type="spellEnd"/>
-      <w:r>
-        <w:rPr>
-          <w:rFonts w:ascii="Bookman Old Style" w:eastAsia="Bookman Old Style" w:hAnsi="Bookman Old Style" w:cs="Bookman Old Style"/>
-          <w:color w:val="000000"/>
-          <w:sz w:val="24"/>
-          <w:szCs w:val="24"/>
-        </w:rPr>
-        <w:t xml:space="preserve"> </w:t>
-      </w:r>
-      <w:proofErr w:type="spellStart"/>
-      <w:r>
-        <w:rPr>
-          <w:rFonts w:ascii="Bookman Old Style" w:eastAsia="Bookman Old Style" w:hAnsi="Bookman Old Style" w:cs="Bookman Old Style"/>
-          <w:color w:val="000000"/>
-          <w:sz w:val="24"/>
-          <w:szCs w:val="24"/>
-        </w:rPr>
-        <w:t>angka</w:t>
-      </w:r>
-      <w:proofErr w:type="spellEnd"/>
-      <w:r>
-        <w:rPr>
-          <w:rFonts w:ascii="Bookman Old Style" w:eastAsia="Bookman Old Style" w:hAnsi="Bookman Old Style" w:cs="Bookman Old Style"/>
-          <w:color w:val="000000"/>
-          <w:sz w:val="24"/>
-          <w:szCs w:val="24"/>
-        </w:rPr>
-        <w:t xml:space="preserve"> 2 </w:t>
-      </w:r>
-      <w:proofErr w:type="spellStart"/>
-      <w:r>
-        <w:rPr>
-          <w:rFonts w:ascii="Bookman Old Style" w:eastAsia="Bookman Old Style" w:hAnsi="Bookman Old Style" w:cs="Bookman Old Style"/>
-          <w:color w:val="000000"/>
-          <w:sz w:val="24"/>
-          <w:szCs w:val="24"/>
-        </w:rPr>
-        <w:t>tersebut</w:t>
-      </w:r>
-      <w:proofErr w:type="spellEnd"/>
-      <w:r>
-        <w:rPr>
-          <w:rFonts w:ascii="Bookman Old Style" w:eastAsia="Bookman Old Style" w:hAnsi="Bookman Old Style" w:cs="Bookman Old Style"/>
-          <w:color w:val="000000"/>
-          <w:sz w:val="24"/>
-          <w:szCs w:val="24"/>
-        </w:rPr>
-        <w:t xml:space="preserve"> di </w:t>
-      </w:r>
-      <w:proofErr w:type="spellStart"/>
-      <w:r>
-        <w:rPr>
-          <w:rFonts w:ascii="Bookman Old Style" w:eastAsia="Bookman Old Style" w:hAnsi="Bookman Old Style" w:cs="Bookman Old Style"/>
-          <w:color w:val="000000"/>
-          <w:sz w:val="24"/>
-          <w:szCs w:val="24"/>
-        </w:rPr>
-        <w:t>atas</w:t>
-      </w:r>
-      <w:proofErr w:type="spellEnd"/>
-      <w:r>
-        <w:rPr>
-          <w:rFonts w:ascii="Bookman Old Style" w:eastAsia="Bookman Old Style" w:hAnsi="Bookman Old Style" w:cs="Bookman Old Style"/>
-          <w:color w:val="000000"/>
-          <w:sz w:val="24"/>
-          <w:szCs w:val="24"/>
-        </w:rPr>
-        <w:t xml:space="preserve">, </w:t>
+        <w:t xml:space="preserve">Berdasarkan angka 2 tersebut di atas, </w:t>
       </w:r>
       <w:r>
         <w:rPr>
@@ -4898,127 +3616,7 @@
           <w:sz w:val="24"/>
           <w:szCs w:val="24"/>
         </w:rPr>
-        <w:t xml:space="preserve"> </w:t>
-      </w:r>
-      <w:proofErr w:type="spellStart"/>
-      <w:r>
-        <w:rPr>
-          <w:rFonts w:ascii="Bookman Old Style" w:eastAsia="Bookman Old Style" w:hAnsi="Bookman Old Style" w:cs="Bookman Old Style"/>
-          <w:color w:val="000000"/>
-          <w:sz w:val="24"/>
-          <w:szCs w:val="24"/>
-        </w:rPr>
-        <w:t>menyerahkan</w:t>
-      </w:r>
-      <w:proofErr w:type="spellEnd"/>
-      <w:r>
-        <w:rPr>
-          <w:rFonts w:ascii="Bookman Old Style" w:eastAsia="Bookman Old Style" w:hAnsi="Bookman Old Style" w:cs="Bookman Old Style"/>
-          <w:color w:val="000000"/>
-          <w:sz w:val="24"/>
-          <w:szCs w:val="24"/>
-        </w:rPr>
-        <w:t xml:space="preserve"> </w:t>
-      </w:r>
-      <w:proofErr w:type="spellStart"/>
-      <w:r>
-        <w:rPr>
-          <w:rFonts w:ascii="Bookman Old Style" w:eastAsia="Bookman Old Style" w:hAnsi="Bookman Old Style" w:cs="Bookman Old Style"/>
-          <w:color w:val="000000"/>
-          <w:sz w:val="24"/>
-          <w:szCs w:val="24"/>
-        </w:rPr>
-        <w:t>hasil</w:t>
-      </w:r>
-      <w:proofErr w:type="spellEnd"/>
-      <w:r>
-        <w:rPr>
-          <w:rFonts w:ascii="Bookman Old Style" w:eastAsia="Bookman Old Style" w:hAnsi="Bookman Old Style" w:cs="Bookman Old Style"/>
-          <w:color w:val="000000"/>
-          <w:sz w:val="24"/>
-          <w:szCs w:val="24"/>
-        </w:rPr>
-        <w:t xml:space="preserve"> </w:t>
-      </w:r>
-      <w:proofErr w:type="spellStart"/>
-      <w:r>
-        <w:rPr>
-          <w:rFonts w:ascii="Bookman Old Style" w:eastAsia="Bookman Old Style" w:hAnsi="Bookman Old Style" w:cs="Bookman Old Style"/>
-          <w:color w:val="000000"/>
-          <w:sz w:val="24"/>
-          <w:szCs w:val="24"/>
-        </w:rPr>
-        <w:t>pekerjaan</w:t>
-      </w:r>
-      <w:proofErr w:type="spellEnd"/>
-      <w:r>
-        <w:rPr>
-          <w:rFonts w:ascii="Bookman Old Style" w:eastAsia="Bookman Old Style" w:hAnsi="Bookman Old Style" w:cs="Bookman Old Style"/>
-          <w:color w:val="000000"/>
-          <w:sz w:val="24"/>
-          <w:szCs w:val="24"/>
-        </w:rPr>
-        <w:t xml:space="preserve"> </w:t>
-      </w:r>
-      <w:proofErr w:type="spellStart"/>
-      <w:r>
-        <w:rPr>
-          <w:rFonts w:ascii="Bookman Old Style" w:eastAsia="Bookman Old Style" w:hAnsi="Bookman Old Style" w:cs="Bookman Old Style"/>
-          <w:color w:val="000000"/>
-          <w:sz w:val="24"/>
-          <w:szCs w:val="24"/>
-        </w:rPr>
-        <w:t>Pemeriksaan</w:t>
-      </w:r>
-      <w:proofErr w:type="spellEnd"/>
-      <w:r>
-        <w:rPr>
-          <w:rFonts w:ascii="Bookman Old Style" w:eastAsia="Bookman Old Style" w:hAnsi="Bookman Old Style" w:cs="Bookman Old Style"/>
-          <w:color w:val="000000"/>
-          <w:sz w:val="24"/>
-          <w:szCs w:val="24"/>
-        </w:rPr>
-        <w:t xml:space="preserve"> </w:t>
-      </w:r>
-      <w:proofErr w:type="spellStart"/>
-      <w:r>
-        <w:rPr>
-          <w:rFonts w:ascii="Bookman Old Style" w:eastAsia="Bookman Old Style" w:hAnsi="Bookman Old Style" w:cs="Bookman Old Style"/>
-          <w:color w:val="000000"/>
-          <w:sz w:val="24"/>
-          <w:szCs w:val="24"/>
-        </w:rPr>
-        <w:t>Pendataan</w:t>
-      </w:r>
-      <w:proofErr w:type="spellEnd"/>
-      <w:r>
-        <w:rPr>
-          <w:rFonts w:ascii="Bookman Old Style" w:eastAsia="Bookman Old Style" w:hAnsi="Bookman Old Style" w:cs="Bookman Old Style"/>
-          <w:color w:val="000000"/>
-          <w:sz w:val="24"/>
-          <w:szCs w:val="24"/>
-        </w:rPr>
-        <w:t xml:space="preserve"> Lapangan  Sensus Ekonomi 2026 </w:t>
-      </w:r>
-      <w:proofErr w:type="spellStart"/>
-      <w:r>
-        <w:rPr>
-          <w:rFonts w:ascii="Bookman Old Style" w:eastAsia="Bookman Old Style" w:hAnsi="Bookman Old Style" w:cs="Bookman Old Style"/>
-          <w:color w:val="000000"/>
-          <w:sz w:val="24"/>
-          <w:szCs w:val="24"/>
-        </w:rPr>
-        <w:t>kepada</w:t>
-      </w:r>
-      <w:proofErr w:type="spellEnd"/>
-      <w:r>
-        <w:rPr>
-          <w:rFonts w:ascii="Bookman Old Style" w:eastAsia="Bookman Old Style" w:hAnsi="Bookman Old Style" w:cs="Bookman Old Style"/>
-          <w:color w:val="000000"/>
-          <w:sz w:val="24"/>
-          <w:szCs w:val="24"/>
-        </w:rPr>
-        <w:t xml:space="preserve"> </w:t>
+        <w:t xml:space="preserve"> menyerahkan hasil pekerjaan Pemeriksaan Pendataan Lapangan  Sensus Ekonomi 2026 kepada </w:t>
       </w:r>
       <w:r>
         <w:rPr>
@@ -5058,167 +3656,7 @@
           <w:sz w:val="24"/>
           <w:szCs w:val="24"/>
         </w:rPr>
-        <w:t xml:space="preserve"> </w:t>
-      </w:r>
-      <w:proofErr w:type="spellStart"/>
-      <w:r>
-        <w:rPr>
-          <w:rFonts w:ascii="Bookman Old Style" w:eastAsia="Bookman Old Style" w:hAnsi="Bookman Old Style" w:cs="Bookman Old Style"/>
-          <w:color w:val="000000"/>
-          <w:sz w:val="24"/>
-          <w:szCs w:val="24"/>
-        </w:rPr>
-        <w:t>menerima</w:t>
-      </w:r>
-      <w:proofErr w:type="spellEnd"/>
-      <w:r>
-        <w:rPr>
-          <w:rFonts w:ascii="Bookman Old Style" w:eastAsia="Bookman Old Style" w:hAnsi="Bookman Old Style" w:cs="Bookman Old Style"/>
-          <w:color w:val="000000"/>
-          <w:sz w:val="24"/>
-          <w:szCs w:val="24"/>
-        </w:rPr>
-        <w:t xml:space="preserve"> </w:t>
-      </w:r>
-      <w:proofErr w:type="spellStart"/>
-      <w:r>
-        <w:rPr>
-          <w:rFonts w:ascii="Bookman Old Style" w:eastAsia="Bookman Old Style" w:hAnsi="Bookman Old Style" w:cs="Bookman Old Style"/>
-          <w:color w:val="000000"/>
-          <w:sz w:val="24"/>
-          <w:szCs w:val="24"/>
-        </w:rPr>
-        <w:t>hasil</w:t>
-      </w:r>
-      <w:proofErr w:type="spellEnd"/>
-      <w:r>
-        <w:rPr>
-          <w:rFonts w:ascii="Bookman Old Style" w:eastAsia="Bookman Old Style" w:hAnsi="Bookman Old Style" w:cs="Bookman Old Style"/>
-          <w:color w:val="000000"/>
-          <w:sz w:val="24"/>
-          <w:szCs w:val="24"/>
-        </w:rPr>
-        <w:t xml:space="preserve"> </w:t>
-      </w:r>
-      <w:proofErr w:type="spellStart"/>
-      <w:r>
-        <w:rPr>
-          <w:rFonts w:ascii="Bookman Old Style" w:eastAsia="Bookman Old Style" w:hAnsi="Bookman Old Style" w:cs="Bookman Old Style"/>
-          <w:color w:val="000000"/>
-          <w:sz w:val="24"/>
-          <w:szCs w:val="24"/>
-        </w:rPr>
-        <w:t>pekerjaan</w:t>
-      </w:r>
-      <w:proofErr w:type="spellEnd"/>
-      <w:r>
-        <w:rPr>
-          <w:rFonts w:ascii="Bookman Old Style" w:eastAsia="Bookman Old Style" w:hAnsi="Bookman Old Style" w:cs="Bookman Old Style"/>
-          <w:color w:val="000000"/>
-          <w:sz w:val="24"/>
-          <w:szCs w:val="24"/>
-        </w:rPr>
-        <w:t xml:space="preserve"> </w:t>
-      </w:r>
-      <w:proofErr w:type="spellStart"/>
-      <w:r>
-        <w:rPr>
-          <w:rFonts w:ascii="Bookman Old Style" w:eastAsia="Bookman Old Style" w:hAnsi="Bookman Old Style" w:cs="Bookman Old Style"/>
-          <w:color w:val="000000"/>
-          <w:sz w:val="24"/>
-          <w:szCs w:val="24"/>
-        </w:rPr>
-        <w:t>tersebut</w:t>
-      </w:r>
-      <w:proofErr w:type="spellEnd"/>
-      <w:r>
-        <w:rPr>
-          <w:rFonts w:ascii="Bookman Old Style" w:eastAsia="Bookman Old Style" w:hAnsi="Bookman Old Style" w:cs="Bookman Old Style"/>
-          <w:color w:val="000000"/>
-          <w:sz w:val="24"/>
-          <w:szCs w:val="24"/>
-        </w:rPr>
-        <w:t xml:space="preserve"> yang </w:t>
-      </w:r>
-      <w:proofErr w:type="spellStart"/>
-      <w:r>
-        <w:rPr>
-          <w:rFonts w:ascii="Bookman Old Style" w:eastAsia="Bookman Old Style" w:hAnsi="Bookman Old Style" w:cs="Bookman Old Style"/>
-          <w:color w:val="000000"/>
-          <w:sz w:val="24"/>
-          <w:szCs w:val="24"/>
-        </w:rPr>
-        <w:t>telah</w:t>
-      </w:r>
-      <w:proofErr w:type="spellEnd"/>
-      <w:r>
-        <w:rPr>
-          <w:rFonts w:ascii="Bookman Old Style" w:eastAsia="Bookman Old Style" w:hAnsi="Bookman Old Style" w:cs="Bookman Old Style"/>
-          <w:color w:val="000000"/>
-          <w:sz w:val="24"/>
-          <w:szCs w:val="24"/>
-        </w:rPr>
-        <w:t xml:space="preserve"> </w:t>
-      </w:r>
-      <w:proofErr w:type="spellStart"/>
-      <w:r>
-        <w:rPr>
-          <w:rFonts w:ascii="Bookman Old Style" w:eastAsia="Bookman Old Style" w:hAnsi="Bookman Old Style" w:cs="Bookman Old Style"/>
-          <w:color w:val="000000"/>
-          <w:sz w:val="24"/>
-          <w:szCs w:val="24"/>
-        </w:rPr>
-        <w:t>sesuai</w:t>
-      </w:r>
-      <w:proofErr w:type="spellEnd"/>
-      <w:r>
-        <w:rPr>
-          <w:rFonts w:ascii="Bookman Old Style" w:eastAsia="Bookman Old Style" w:hAnsi="Bookman Old Style" w:cs="Bookman Old Style"/>
-          <w:color w:val="000000"/>
-          <w:sz w:val="24"/>
-          <w:szCs w:val="24"/>
-        </w:rPr>
-        <w:t xml:space="preserve"> </w:t>
-      </w:r>
-      <w:proofErr w:type="spellStart"/>
-      <w:r>
-        <w:rPr>
-          <w:rFonts w:ascii="Bookman Old Style" w:eastAsia="Bookman Old Style" w:hAnsi="Bookman Old Style" w:cs="Bookman Old Style"/>
-          <w:color w:val="000000"/>
-          <w:sz w:val="24"/>
-          <w:szCs w:val="24"/>
-        </w:rPr>
-        <w:t>dengan</w:t>
-      </w:r>
-      <w:proofErr w:type="spellEnd"/>
-      <w:r>
-        <w:rPr>
-          <w:rFonts w:ascii="Bookman Old Style" w:eastAsia="Bookman Old Style" w:hAnsi="Bookman Old Style" w:cs="Bookman Old Style"/>
-          <w:color w:val="000000"/>
-          <w:sz w:val="24"/>
-          <w:szCs w:val="24"/>
-        </w:rPr>
-        <w:t xml:space="preserve"> </w:t>
-      </w:r>
-      <w:proofErr w:type="spellStart"/>
-      <w:r>
-        <w:rPr>
-          <w:rFonts w:ascii="Bookman Old Style" w:eastAsia="Bookman Old Style" w:hAnsi="Bookman Old Style" w:cs="Bookman Old Style"/>
-          <w:color w:val="000000"/>
-          <w:sz w:val="24"/>
-          <w:szCs w:val="24"/>
-        </w:rPr>
-        <w:t>seharusnya</w:t>
-      </w:r>
-      <w:proofErr w:type="spellEnd"/>
-      <w:r>
-        <w:rPr>
-          <w:rFonts w:ascii="Bookman Old Style" w:eastAsia="Bookman Old Style" w:hAnsi="Bookman Old Style" w:cs="Bookman Old Style"/>
-          <w:color w:val="000000"/>
-          <w:sz w:val="24"/>
-          <w:szCs w:val="24"/>
-        </w:rPr>
-        <w:t>;</w:t>
+        <w:t xml:space="preserve"> menerima hasil pekerjaan tersebut yang telah sesuai dengan seharusnya;</w:t>
       </w:r>
     </w:p>
     <w:p>
@@ -5237,7 +3675,6 @@
           <w:szCs w:val="24"/>
         </w:rPr>
       </w:pPr>
-      <w:proofErr w:type="spellStart"/>
       <w:r>
         <w:rPr>
           <w:rFonts w:ascii="Bookman Old Style" w:eastAsia="Bookman Old Style" w:hAnsi="Bookman Old Style" w:cs="Bookman Old Style"/>
@@ -5253,9 +3690,8 @@
           <w:sz w:val="24"/>
           <w:szCs w:val="24"/>
         </w:rPr>
-        <w:t>ekerjaan</w:t>
-      </w:r>
-      <w:proofErr w:type="spellEnd"/>
+        <w:t>ekerjaan Pemeriksaan Pendataan Lapangan Sensus Ekonomi 2026 sebagaimana dimaksud dalam angka 3, berupa dokumen pemeriksaan hasil Pendataan Lapangan Sensus Ekonomi 2026, sejumlah</w:t>
+      </w:r>
       <w:r>
         <w:rPr>
           <w:rFonts w:ascii="Bookman Old Style" w:eastAsia="Bookman Old Style" w:hAnsi="Bookman Old Style" w:cs="Bookman Old Style"/>
@@ -5263,9 +3699,8 @@
           <w:sz w:val="24"/>
           <w:szCs w:val="24"/>
         </w:rPr>
-        <w:t xml:space="preserve"> </w:t>
-      </w:r>
-      <w:proofErr w:type="spellStart"/>
+        <w:t xml:space="preserve"> {s</w:t>
+      </w:r>
       <w:r>
         <w:rPr>
           <w:rFonts w:ascii="Bookman Old Style" w:eastAsia="Bookman Old Style" w:hAnsi="Bookman Old Style" w:cs="Bookman Old Style"/>
@@ -5273,266 +3708,7 @@
           <w:sz w:val="24"/>
           <w:szCs w:val="24"/>
         </w:rPr>
-        <w:t>Pemeriksaan</w:t>
-      </w:r>
-      <w:proofErr w:type="spellEnd"/>
-      <w:r>
-        <w:rPr>
-          <w:rFonts w:ascii="Bookman Old Style" w:eastAsia="Bookman Old Style" w:hAnsi="Bookman Old Style" w:cs="Bookman Old Style"/>
-          <w:color w:val="000000"/>
-          <w:sz w:val="24"/>
-          <w:szCs w:val="24"/>
-        </w:rPr>
-        <w:t xml:space="preserve"> </w:t>
-      </w:r>
-      <w:proofErr w:type="spellStart"/>
-      <w:r>
-        <w:rPr>
-          <w:rFonts w:ascii="Bookman Old Style" w:eastAsia="Bookman Old Style" w:hAnsi="Bookman Old Style" w:cs="Bookman Old Style"/>
-          <w:color w:val="000000"/>
-          <w:sz w:val="24"/>
-          <w:szCs w:val="24"/>
-        </w:rPr>
-        <w:t>Pendataan</w:t>
-      </w:r>
-      <w:proofErr w:type="spellEnd"/>
-      <w:r>
-        <w:rPr>
-          <w:rFonts w:ascii="Bookman Old Style" w:eastAsia="Bookman Old Style" w:hAnsi="Bookman Old Style" w:cs="Bookman Old Style"/>
-          <w:color w:val="000000"/>
-          <w:sz w:val="24"/>
-          <w:szCs w:val="24"/>
-        </w:rPr>
-        <w:t xml:space="preserve"> Lapangan Sensus Ekonomi 2026 </w:t>
-      </w:r>
-      <w:proofErr w:type="spellStart"/>
-      <w:r>
-        <w:rPr>
-          <w:rFonts w:ascii="Bookman Old Style" w:eastAsia="Bookman Old Style" w:hAnsi="Bookman Old Style" w:cs="Bookman Old Style"/>
-          <w:color w:val="000000"/>
-          <w:sz w:val="24"/>
-          <w:szCs w:val="24"/>
-        </w:rPr>
-        <w:t>sebagaimana</w:t>
-      </w:r>
-      <w:proofErr w:type="spellEnd"/>
-      <w:r>
-        <w:rPr>
-          <w:rFonts w:ascii="Bookman Old Style" w:eastAsia="Bookman Old Style" w:hAnsi="Bookman Old Style" w:cs="Bookman Old Style"/>
-          <w:color w:val="000000"/>
-          <w:sz w:val="24"/>
-          <w:szCs w:val="24"/>
-        </w:rPr>
-        <w:t xml:space="preserve"> </w:t>
-      </w:r>
-      <w:proofErr w:type="spellStart"/>
-      <w:r>
-        <w:rPr>
-          <w:rFonts w:ascii="Bookman Old Style" w:eastAsia="Bookman Old Style" w:hAnsi="Bookman Old Style" w:cs="Bookman Old Style"/>
-          <w:color w:val="000000"/>
-          <w:sz w:val="24"/>
-          <w:szCs w:val="24"/>
-        </w:rPr>
-        <w:t>dimaksud</w:t>
-      </w:r>
-      <w:proofErr w:type="spellEnd"/>
-      <w:r>
-        <w:rPr>
-          <w:rFonts w:ascii="Bookman Old Style" w:eastAsia="Bookman Old Style" w:hAnsi="Bookman Old Style" w:cs="Bookman Old Style"/>
-          <w:color w:val="000000"/>
-          <w:sz w:val="24"/>
-          <w:szCs w:val="24"/>
-        </w:rPr>
-        <w:t xml:space="preserve"> </w:t>
-      </w:r>
-      <w:proofErr w:type="spellStart"/>
-      <w:r>
-        <w:rPr>
-          <w:rFonts w:ascii="Bookman Old Style" w:eastAsia="Bookman Old Style" w:hAnsi="Bookman Old Style" w:cs="Bookman Old Style"/>
-          <w:color w:val="000000"/>
-          <w:sz w:val="24"/>
-          <w:szCs w:val="24"/>
-        </w:rPr>
-        <w:t>dalam</w:t>
-      </w:r>
-      <w:proofErr w:type="spellEnd"/>
-      <w:r>
-        <w:rPr>
-          <w:rFonts w:ascii="Bookman Old Style" w:eastAsia="Bookman Old Style" w:hAnsi="Bookman Old Style" w:cs="Bookman Old Style"/>
-          <w:color w:val="000000"/>
-          <w:sz w:val="24"/>
-          <w:szCs w:val="24"/>
-        </w:rPr>
-        <w:t xml:space="preserve"> </w:t>
-      </w:r>
-      <w:proofErr w:type="spellStart"/>
-      <w:r>
-        <w:rPr>
-          <w:rFonts w:ascii="Bookman Old Style" w:eastAsia="Bookman Old Style" w:hAnsi="Bookman Old Style" w:cs="Bookman Old Style"/>
-          <w:color w:val="000000"/>
-          <w:sz w:val="24"/>
-          <w:szCs w:val="24"/>
-        </w:rPr>
-        <w:t>angka</w:t>
-      </w:r>
-      <w:proofErr w:type="spellEnd"/>
-      <w:r>
-        <w:rPr>
-          <w:rFonts w:ascii="Bookman Old Style" w:eastAsia="Bookman Old Style" w:hAnsi="Bookman Old Style" w:cs="Bookman Old Style"/>
-          <w:color w:val="000000"/>
-          <w:sz w:val="24"/>
-          <w:szCs w:val="24"/>
-        </w:rPr>
-        <w:t xml:space="preserve"> 3, </w:t>
-      </w:r>
-      <w:proofErr w:type="spellStart"/>
-      <w:r>
-        <w:rPr>
-          <w:rFonts w:ascii="Bookman Old Style" w:eastAsia="Bookman Old Style" w:hAnsi="Bookman Old Style" w:cs="Bookman Old Style"/>
-          <w:color w:val="000000"/>
-          <w:sz w:val="24"/>
-          <w:szCs w:val="24"/>
-        </w:rPr>
-        <w:t>berupa</w:t>
-      </w:r>
-      <w:proofErr w:type="spellEnd"/>
-      <w:r>
-        <w:rPr>
-          <w:rFonts w:ascii="Bookman Old Style" w:eastAsia="Bookman Old Style" w:hAnsi="Bookman Old Style" w:cs="Bookman Old Style"/>
-          <w:color w:val="000000"/>
-          <w:sz w:val="24"/>
-          <w:szCs w:val="24"/>
-        </w:rPr>
-        <w:t xml:space="preserve"> </w:t>
-      </w:r>
-      <w:proofErr w:type="spellStart"/>
-      <w:r>
-        <w:rPr>
-          <w:rFonts w:ascii="Bookman Old Style" w:eastAsia="Bookman Old Style" w:hAnsi="Bookman Old Style" w:cs="Bookman Old Style"/>
-          <w:color w:val="000000"/>
-          <w:sz w:val="24"/>
-          <w:szCs w:val="24"/>
-        </w:rPr>
-        <w:t>dokumen</w:t>
-      </w:r>
-      <w:proofErr w:type="spellEnd"/>
-      <w:r>
-        <w:rPr>
-          <w:rFonts w:ascii="Bookman Old Style" w:eastAsia="Bookman Old Style" w:hAnsi="Bookman Old Style" w:cs="Bookman Old Style"/>
-          <w:color w:val="000000"/>
-          <w:sz w:val="24"/>
-          <w:szCs w:val="24"/>
-        </w:rPr>
-        <w:t xml:space="preserve"> </w:t>
-      </w:r>
-      <w:proofErr w:type="spellStart"/>
-      <w:r>
-        <w:rPr>
-          <w:rFonts w:ascii="Bookman Old Style" w:eastAsia="Bookman Old Style" w:hAnsi="Bookman Old Style" w:cs="Bookman Old Style"/>
-          <w:color w:val="000000"/>
-          <w:sz w:val="24"/>
-          <w:szCs w:val="24"/>
-        </w:rPr>
-        <w:t>pemeriksaan</w:t>
-      </w:r>
-      <w:proofErr w:type="spellEnd"/>
-      <w:r>
-        <w:rPr>
-          <w:rFonts w:ascii="Bookman Old Style" w:eastAsia="Bookman Old Style" w:hAnsi="Bookman Old Style" w:cs="Bookman Old Style"/>
-          <w:color w:val="000000"/>
-          <w:sz w:val="24"/>
-          <w:szCs w:val="24"/>
-        </w:rPr>
-        <w:t xml:space="preserve"> </w:t>
-      </w:r>
-      <w:proofErr w:type="spellStart"/>
-      <w:r>
-        <w:rPr>
-          <w:rFonts w:ascii="Bookman Old Style" w:eastAsia="Bookman Old Style" w:hAnsi="Bookman Old Style" w:cs="Bookman Old Style"/>
-          <w:color w:val="000000"/>
-          <w:sz w:val="24"/>
-          <w:szCs w:val="24"/>
-        </w:rPr>
-        <w:t>hasil</w:t>
-      </w:r>
-      <w:proofErr w:type="spellEnd"/>
-      <w:r>
-        <w:rPr>
-          <w:rFonts w:ascii="Bookman Old Style" w:eastAsia="Bookman Old Style" w:hAnsi="Bookman Old Style" w:cs="Bookman Old Style"/>
-          <w:color w:val="000000"/>
-          <w:sz w:val="24"/>
-          <w:szCs w:val="24"/>
-        </w:rPr>
-        <w:t xml:space="preserve"> </w:t>
-      </w:r>
-      <w:proofErr w:type="spellStart"/>
-      <w:r>
-        <w:rPr>
-          <w:rFonts w:ascii="Bookman Old Style" w:eastAsia="Bookman Old Style" w:hAnsi="Bookman Old Style" w:cs="Bookman Old Style"/>
-          <w:color w:val="000000"/>
-          <w:sz w:val="24"/>
-          <w:szCs w:val="24"/>
-        </w:rPr>
-        <w:t>Pendataan</w:t>
-      </w:r>
-      <w:proofErr w:type="spellEnd"/>
-      <w:r>
-        <w:rPr>
-          <w:rFonts w:ascii="Bookman Old Style" w:eastAsia="Bookman Old Style" w:hAnsi="Bookman Old Style" w:cs="Bookman Old Style"/>
-          <w:color w:val="000000"/>
-          <w:sz w:val="24"/>
-          <w:szCs w:val="24"/>
-        </w:rPr>
-        <w:t xml:space="preserve"> Lapangan Sensus Ekonomi 2026, </w:t>
-      </w:r>
-      <w:proofErr w:type="spellStart"/>
-      <w:r>
-        <w:rPr>
-          <w:rFonts w:ascii="Bookman Old Style" w:eastAsia="Bookman Old Style" w:hAnsi="Bookman Old Style" w:cs="Bookman Old Style"/>
-          <w:color w:val="000000"/>
-          <w:sz w:val="24"/>
-          <w:szCs w:val="24"/>
-        </w:rPr>
-        <w:t>sejumlah</w:t>
-      </w:r>
-      <w:proofErr w:type="spellEnd"/>
-      <w:r>
-        <w:rPr>
-          <w:rFonts w:ascii="Bookman Old Style" w:eastAsia="Bookman Old Style" w:hAnsi="Bookman Old Style" w:cs="Bookman Old Style"/>
-          <w:color w:val="000000"/>
-          <w:sz w:val="24"/>
-          <w:szCs w:val="24"/>
-        </w:rPr>
-        <w:t xml:space="preserve"> {</w:t>
-      </w:r>
-      <w:proofErr w:type="spellStart"/>
-      <w:r>
-        <w:rPr>
-          <w:rFonts w:ascii="Bookman Old Style" w:eastAsia="Bookman Old Style" w:hAnsi="Bookman Old Style" w:cs="Bookman Old Style"/>
-          <w:color w:val="000000"/>
-          <w:sz w:val="24"/>
-          <w:szCs w:val="24"/>
-        </w:rPr>
-        <w:t>s</w:t>
-      </w:r>
-      <w:r>
-        <w:rPr>
-          <w:rFonts w:ascii="Bookman Old Style" w:eastAsia="Bookman Old Style" w:hAnsi="Bookman Old Style" w:cs="Bookman Old Style"/>
-          <w:color w:val="000000"/>
-          <w:sz w:val="24"/>
-          <w:szCs w:val="24"/>
-        </w:rPr>
-        <w:t>ls_ongoing</w:t>
-      </w:r>
-      <w:proofErr w:type="spellEnd"/>
-      <w:r>
-        <w:rPr>
-          <w:rFonts w:ascii="Bookman Old Style" w:eastAsia="Bookman Old Style" w:hAnsi="Bookman Old Style" w:cs="Bookman Old Style"/>
-          <w:color w:val="000000"/>
-          <w:sz w:val="24"/>
-          <w:szCs w:val="24"/>
-        </w:rPr>
-        <w:t>}</w:t>
+        <w:t>ls_ongoing}</w:t>
       </w:r>
       <w:r>
         <w:rPr>
@@ -5541,67 +3717,7 @@
           <w:sz w:val="24"/>
           <w:szCs w:val="24"/>
         </w:rPr>
-        <w:t xml:space="preserve"> SLS/Sub-SLS dan/</w:t>
-      </w:r>
-      <w:proofErr w:type="spellStart"/>
-      <w:r>
-        <w:rPr>
-          <w:rFonts w:ascii="Bookman Old Style" w:eastAsia="Bookman Old Style" w:hAnsi="Bookman Old Style" w:cs="Bookman Old Style"/>
-          <w:color w:val="000000" w:themeColor="text1"/>
-          <w:sz w:val="24"/>
-          <w:szCs w:val="24"/>
-        </w:rPr>
-        <w:t>atau</w:t>
-      </w:r>
-      <w:proofErr w:type="spellEnd"/>
-      <w:r>
-        <w:rPr>
-          <w:rFonts w:ascii="Bookman Old Style" w:eastAsia="Bookman Old Style" w:hAnsi="Bookman Old Style" w:cs="Bookman Old Style"/>
-          <w:color w:val="000000" w:themeColor="text1"/>
-          <w:sz w:val="24"/>
-          <w:szCs w:val="24"/>
-        </w:rPr>
-        <w:t xml:space="preserve"> </w:t>
-      </w:r>
-      <w:proofErr w:type="spellStart"/>
-      <w:r>
-        <w:rPr>
-          <w:rFonts w:ascii="Bookman Old Style" w:eastAsia="Bookman Old Style" w:hAnsi="Bookman Old Style" w:cs="Bookman Old Style"/>
-          <w:color w:val="000000" w:themeColor="text1"/>
-          <w:sz w:val="24"/>
-          <w:szCs w:val="24"/>
-        </w:rPr>
-        <w:t>usaha</w:t>
-      </w:r>
-      <w:proofErr w:type="spellEnd"/>
-      <w:r>
-        <w:rPr>
-          <w:rFonts w:ascii="Bookman Old Style" w:eastAsia="Bookman Old Style" w:hAnsi="Bookman Old Style" w:cs="Bookman Old Style"/>
-          <w:color w:val="000000" w:themeColor="text1"/>
-          <w:sz w:val="24"/>
-          <w:szCs w:val="24"/>
-        </w:rPr>
-        <w:t xml:space="preserve"> </w:t>
-      </w:r>
-      <w:proofErr w:type="spellStart"/>
-      <w:r>
-        <w:rPr>
-          <w:rFonts w:ascii="Bookman Old Style" w:eastAsia="Bookman Old Style" w:hAnsi="Bookman Old Style" w:cs="Bookman Old Style"/>
-          <w:color w:val="000000" w:themeColor="text1"/>
-          <w:sz w:val="24"/>
-          <w:szCs w:val="24"/>
-        </w:rPr>
-        <w:t>besar</w:t>
-      </w:r>
-      <w:proofErr w:type="spellEnd"/>
-      <w:r>
-        <w:rPr>
-          <w:rFonts w:ascii="Bookman Old Style" w:eastAsia="Bookman Old Style" w:hAnsi="Bookman Old Style" w:cs="Bookman Old Style"/>
-          <w:color w:val="000000" w:themeColor="text1"/>
-          <w:sz w:val="24"/>
-          <w:szCs w:val="24"/>
-        </w:rPr>
-        <w:t>.</w:t>
+        <w:t xml:space="preserve"> SLS/Sub-SLS dan/atau usaha besar.</w:t>
       </w:r>
     </w:p>
     <w:p>
@@ -5620,7 +3736,6 @@
           <w:szCs w:val="24"/>
         </w:rPr>
       </w:pPr>
-      <w:proofErr w:type="spellStart"/>
       <w:r>
         <w:rPr>
           <w:rFonts w:ascii="Bookman Old Style" w:eastAsia="Bookman Old Style" w:hAnsi="Bookman Old Style" w:cs="Bookman Old Style"/>
@@ -5636,9 +3751,16 @@
           <w:sz w:val="24"/>
           <w:szCs w:val="24"/>
         </w:rPr>
-        <w:t>ekerjaan</w:t>
-      </w:r>
-      <w:proofErr w:type="spellEnd"/>
+        <w:t xml:space="preserve">ekerjaan </w:t>
+      </w:r>
+      <w:r>
+        <w:rPr>
+          <w:rFonts w:ascii="Bookman Old Style" w:eastAsia="Bookman Old Style" w:hAnsi="Bookman Old Style" w:cs="Bookman Old Style"/>
+          <w:sz w:val="24"/>
+          <w:szCs w:val="24"/>
+        </w:rPr>
+        <w:t>pemeriksaan</w:t>
+      </w:r>
       <w:r>
         <w:rPr>
           <w:rFonts w:ascii="Bookman Old Style" w:eastAsia="Bookman Old Style" w:hAnsi="Bookman Old Style" w:cs="Bookman Old Style"/>
@@ -5646,18 +3768,8 @@
           <w:sz w:val="24"/>
           <w:szCs w:val="24"/>
         </w:rPr>
-        <w:t xml:space="preserve"> </w:t>
-      </w:r>
-      <w:proofErr w:type="spellStart"/>
-      <w:r>
-        <w:rPr>
-          <w:rFonts w:ascii="Bookman Old Style" w:eastAsia="Bookman Old Style" w:hAnsi="Bookman Old Style" w:cs="Bookman Old Style"/>
-          <w:sz w:val="24"/>
-          <w:szCs w:val="24"/>
-        </w:rPr>
-        <w:t>pemeriksaan</w:t>
-      </w:r>
-      <w:proofErr w:type="spellEnd"/>
+        <w:t xml:space="preserve"> sebagaimana dimaksud pada angka 4 yang memerlukan pemeriksaan lanjutan, akan dilakukan pengecekan, </w:t>
+      </w:r>
       <w:r>
         <w:rPr>
           <w:rFonts w:ascii="Bookman Old Style" w:eastAsia="Bookman Old Style" w:hAnsi="Bookman Old Style" w:cs="Bookman Old Style"/>
@@ -5665,368 +3777,8 @@
           <w:sz w:val="24"/>
           <w:szCs w:val="24"/>
         </w:rPr>
-        <w:t xml:space="preserve"> </w:t>
-      </w:r>
-      <w:proofErr w:type="spellStart"/>
-      <w:r>
-        <w:rPr>
-          <w:rFonts w:ascii="Bookman Old Style" w:eastAsia="Bookman Old Style" w:hAnsi="Bookman Old Style" w:cs="Bookman Old Style"/>
-          <w:color w:val="000000"/>
-          <w:sz w:val="24"/>
-          <w:szCs w:val="24"/>
-        </w:rPr>
-        <w:t>sebagaimana</w:t>
-      </w:r>
-      <w:proofErr w:type="spellEnd"/>
-      <w:r>
-        <w:rPr>
-          <w:rFonts w:ascii="Bookman Old Style" w:eastAsia="Bookman Old Style" w:hAnsi="Bookman Old Style" w:cs="Bookman Old Style"/>
-          <w:color w:val="000000"/>
-          <w:sz w:val="24"/>
-          <w:szCs w:val="24"/>
-        </w:rPr>
-        <w:t xml:space="preserve"> </w:t>
-      </w:r>
-      <w:proofErr w:type="spellStart"/>
-      <w:r>
-        <w:rPr>
-          <w:rFonts w:ascii="Bookman Old Style" w:eastAsia="Bookman Old Style" w:hAnsi="Bookman Old Style" w:cs="Bookman Old Style"/>
-          <w:color w:val="000000"/>
-          <w:sz w:val="24"/>
-          <w:szCs w:val="24"/>
-        </w:rPr>
-        <w:t>dimaksud</w:t>
-      </w:r>
-      <w:proofErr w:type="spellEnd"/>
-      <w:r>
-        <w:rPr>
-          <w:rFonts w:ascii="Bookman Old Style" w:eastAsia="Bookman Old Style" w:hAnsi="Bookman Old Style" w:cs="Bookman Old Style"/>
-          <w:color w:val="000000"/>
-          <w:sz w:val="24"/>
-          <w:szCs w:val="24"/>
-        </w:rPr>
-        <w:t xml:space="preserve"> pada </w:t>
-      </w:r>
-      <w:proofErr w:type="spellStart"/>
-      <w:r>
-        <w:rPr>
-          <w:rFonts w:ascii="Bookman Old Style" w:eastAsia="Bookman Old Style" w:hAnsi="Bookman Old Style" w:cs="Bookman Old Style"/>
-          <w:color w:val="000000"/>
-          <w:sz w:val="24"/>
-          <w:szCs w:val="24"/>
-        </w:rPr>
-        <w:t>angka</w:t>
-      </w:r>
-      <w:proofErr w:type="spellEnd"/>
-      <w:r>
-        <w:rPr>
-          <w:rFonts w:ascii="Bookman Old Style" w:eastAsia="Bookman Old Style" w:hAnsi="Bookman Old Style" w:cs="Bookman Old Style"/>
-          <w:color w:val="000000"/>
-          <w:sz w:val="24"/>
-          <w:szCs w:val="24"/>
-        </w:rPr>
-        <w:t xml:space="preserve"> 4 yang </w:t>
-      </w:r>
-      <w:proofErr w:type="spellStart"/>
-      <w:r>
-        <w:rPr>
-          <w:rFonts w:ascii="Bookman Old Style" w:eastAsia="Bookman Old Style" w:hAnsi="Bookman Old Style" w:cs="Bookman Old Style"/>
-          <w:color w:val="000000"/>
-          <w:sz w:val="24"/>
-          <w:szCs w:val="24"/>
-        </w:rPr>
-        <w:t>memerlukan</w:t>
-      </w:r>
-      <w:proofErr w:type="spellEnd"/>
-      <w:r>
-        <w:rPr>
-          <w:rFonts w:ascii="Bookman Old Style" w:eastAsia="Bookman Old Style" w:hAnsi="Bookman Old Style" w:cs="Bookman Old Style"/>
-          <w:color w:val="000000"/>
-          <w:sz w:val="24"/>
-          <w:szCs w:val="24"/>
-        </w:rPr>
-        <w:t xml:space="preserve"> </w:t>
-      </w:r>
-      <w:proofErr w:type="spellStart"/>
-      <w:r>
-        <w:rPr>
-          <w:rFonts w:ascii="Bookman Old Style" w:eastAsia="Bookman Old Style" w:hAnsi="Bookman Old Style" w:cs="Bookman Old Style"/>
-          <w:color w:val="000000"/>
-          <w:sz w:val="24"/>
-          <w:szCs w:val="24"/>
-        </w:rPr>
-        <w:t>pemeriksaan</w:t>
-      </w:r>
-      <w:proofErr w:type="spellEnd"/>
-      <w:r>
-        <w:rPr>
-          <w:rFonts w:ascii="Bookman Old Style" w:eastAsia="Bookman Old Style" w:hAnsi="Bookman Old Style" w:cs="Bookman Old Style"/>
-          <w:color w:val="000000"/>
-          <w:sz w:val="24"/>
-          <w:szCs w:val="24"/>
-        </w:rPr>
-        <w:t xml:space="preserve"> </w:t>
-      </w:r>
-      <w:proofErr w:type="spellStart"/>
-      <w:r>
-        <w:rPr>
-          <w:rFonts w:ascii="Bookman Old Style" w:eastAsia="Bookman Old Style" w:hAnsi="Bookman Old Style" w:cs="Bookman Old Style"/>
-          <w:color w:val="000000"/>
-          <w:sz w:val="24"/>
-          <w:szCs w:val="24"/>
-        </w:rPr>
-        <w:t>lanjutan</w:t>
-      </w:r>
-      <w:proofErr w:type="spellEnd"/>
-      <w:r>
-        <w:rPr>
-          <w:rFonts w:ascii="Bookman Old Style" w:eastAsia="Bookman Old Style" w:hAnsi="Bookman Old Style" w:cs="Bookman Old Style"/>
-          <w:color w:val="000000"/>
-          <w:sz w:val="24"/>
-          <w:szCs w:val="24"/>
-        </w:rPr>
-        <w:t xml:space="preserve">, </w:t>
-      </w:r>
-      <w:proofErr w:type="spellStart"/>
-      <w:r>
-        <w:rPr>
-          <w:rFonts w:ascii="Bookman Old Style" w:eastAsia="Bookman Old Style" w:hAnsi="Bookman Old Style" w:cs="Bookman Old Style"/>
-          <w:color w:val="000000"/>
-          <w:sz w:val="24"/>
-          <w:szCs w:val="24"/>
-        </w:rPr>
-        <w:t>akan</w:t>
-      </w:r>
-      <w:proofErr w:type="spellEnd"/>
-      <w:r>
-        <w:rPr>
-          <w:rFonts w:ascii="Bookman Old Style" w:eastAsia="Bookman Old Style" w:hAnsi="Bookman Old Style" w:cs="Bookman Old Style"/>
-          <w:color w:val="000000"/>
-          <w:sz w:val="24"/>
-          <w:szCs w:val="24"/>
-        </w:rPr>
-        <w:t xml:space="preserve"> </w:t>
-      </w:r>
-      <w:proofErr w:type="spellStart"/>
-      <w:r>
-        <w:rPr>
-          <w:rFonts w:ascii="Bookman Old Style" w:eastAsia="Bookman Old Style" w:hAnsi="Bookman Old Style" w:cs="Bookman Old Style"/>
-          <w:color w:val="000000"/>
-          <w:sz w:val="24"/>
-          <w:szCs w:val="24"/>
-        </w:rPr>
-        <w:t>dilakukan</w:t>
-      </w:r>
-      <w:proofErr w:type="spellEnd"/>
-      <w:r>
-        <w:rPr>
-          <w:rFonts w:ascii="Bookman Old Style" w:eastAsia="Bookman Old Style" w:hAnsi="Bookman Old Style" w:cs="Bookman Old Style"/>
-          <w:color w:val="000000"/>
-          <w:sz w:val="24"/>
-          <w:szCs w:val="24"/>
-        </w:rPr>
-        <w:t xml:space="preserve"> </w:t>
-      </w:r>
-      <w:proofErr w:type="spellStart"/>
-      <w:r>
-        <w:rPr>
-          <w:rFonts w:ascii="Bookman Old Style" w:eastAsia="Bookman Old Style" w:hAnsi="Bookman Old Style" w:cs="Bookman Old Style"/>
-          <w:color w:val="000000"/>
-          <w:sz w:val="24"/>
-          <w:szCs w:val="24"/>
-        </w:rPr>
-        <w:t>pengecekan</w:t>
-      </w:r>
-      <w:proofErr w:type="spellEnd"/>
-      <w:r>
-        <w:rPr>
-          <w:rFonts w:ascii="Bookman Old Style" w:eastAsia="Bookman Old Style" w:hAnsi="Bookman Old Style" w:cs="Bookman Old Style"/>
-          <w:color w:val="000000"/>
-          <w:sz w:val="24"/>
-          <w:szCs w:val="24"/>
-        </w:rPr>
-        <w:t xml:space="preserve">, </w:t>
-      </w:r>
-      <w:proofErr w:type="spellStart"/>
-      <w:r>
-        <w:rPr>
-          <w:rFonts w:ascii="Bookman Old Style" w:eastAsia="Bookman Old Style" w:hAnsi="Bookman Old Style" w:cs="Bookman Old Style"/>
-          <w:color w:val="000000"/>
-          <w:sz w:val="24"/>
-          <w:szCs w:val="24"/>
-        </w:rPr>
         <w:lastRenderedPageBreak/>
-        <w:t>perubahan</w:t>
-      </w:r>
-      <w:proofErr w:type="spellEnd"/>
-      <w:r>
-        <w:rPr>
-          <w:rFonts w:ascii="Bookman Old Style" w:eastAsia="Bookman Old Style" w:hAnsi="Bookman Old Style" w:cs="Bookman Old Style"/>
-          <w:color w:val="000000"/>
-          <w:sz w:val="24"/>
-          <w:szCs w:val="24"/>
-        </w:rPr>
-        <w:t>, dan/</w:t>
-      </w:r>
-      <w:proofErr w:type="spellStart"/>
-      <w:r>
-        <w:rPr>
-          <w:rFonts w:ascii="Bookman Old Style" w:eastAsia="Bookman Old Style" w:hAnsi="Bookman Old Style" w:cs="Bookman Old Style"/>
-          <w:color w:val="000000"/>
-          <w:sz w:val="24"/>
-          <w:szCs w:val="24"/>
-        </w:rPr>
-        <w:t>atau</w:t>
-      </w:r>
-      <w:proofErr w:type="spellEnd"/>
-      <w:r>
-        <w:rPr>
-          <w:rFonts w:ascii="Bookman Old Style" w:eastAsia="Bookman Old Style" w:hAnsi="Bookman Old Style" w:cs="Bookman Old Style"/>
-          <w:color w:val="000000"/>
-          <w:sz w:val="24"/>
-          <w:szCs w:val="24"/>
-        </w:rPr>
-        <w:t xml:space="preserve"> </w:t>
-      </w:r>
-      <w:proofErr w:type="spellStart"/>
-      <w:r>
-        <w:rPr>
-          <w:rFonts w:ascii="Bookman Old Style" w:eastAsia="Bookman Old Style" w:hAnsi="Bookman Old Style" w:cs="Bookman Old Style"/>
-          <w:color w:val="000000"/>
-          <w:sz w:val="24"/>
-          <w:szCs w:val="24"/>
-        </w:rPr>
-        <w:t>kunjungan</w:t>
-      </w:r>
-      <w:proofErr w:type="spellEnd"/>
-      <w:r>
-        <w:rPr>
-          <w:rFonts w:ascii="Bookman Old Style" w:eastAsia="Bookman Old Style" w:hAnsi="Bookman Old Style" w:cs="Bookman Old Style"/>
-          <w:color w:val="000000"/>
-          <w:sz w:val="24"/>
-          <w:szCs w:val="24"/>
-        </w:rPr>
-        <w:t xml:space="preserve"> </w:t>
-      </w:r>
-      <w:proofErr w:type="spellStart"/>
-      <w:r>
-        <w:rPr>
-          <w:rFonts w:ascii="Bookman Old Style" w:eastAsia="Bookman Old Style" w:hAnsi="Bookman Old Style" w:cs="Bookman Old Style"/>
-          <w:color w:val="000000"/>
-          <w:sz w:val="24"/>
-          <w:szCs w:val="24"/>
-        </w:rPr>
-        <w:t>kembali</w:t>
-      </w:r>
-      <w:proofErr w:type="spellEnd"/>
-      <w:r>
-        <w:rPr>
-          <w:rFonts w:ascii="Bookman Old Style" w:eastAsia="Bookman Old Style" w:hAnsi="Bookman Old Style" w:cs="Bookman Old Style"/>
-          <w:color w:val="000000"/>
-          <w:sz w:val="24"/>
-          <w:szCs w:val="24"/>
-        </w:rPr>
-        <w:t xml:space="preserve"> </w:t>
-      </w:r>
-      <w:proofErr w:type="spellStart"/>
-      <w:r>
-        <w:rPr>
-          <w:rFonts w:ascii="Bookman Old Style" w:eastAsia="Bookman Old Style" w:hAnsi="Bookman Old Style" w:cs="Bookman Old Style"/>
-          <w:color w:val="000000"/>
-          <w:sz w:val="24"/>
-          <w:szCs w:val="24"/>
-        </w:rPr>
-        <w:t>ke</w:t>
-      </w:r>
-      <w:proofErr w:type="spellEnd"/>
-      <w:r>
-        <w:rPr>
-          <w:rFonts w:ascii="Bookman Old Style" w:eastAsia="Bookman Old Style" w:hAnsi="Bookman Old Style" w:cs="Bookman Old Style"/>
-          <w:color w:val="000000"/>
-          <w:sz w:val="24"/>
-          <w:szCs w:val="24"/>
-        </w:rPr>
-        <w:t xml:space="preserve"> </w:t>
-      </w:r>
-      <w:proofErr w:type="spellStart"/>
-      <w:r>
-        <w:rPr>
-          <w:rFonts w:ascii="Bookman Old Style" w:eastAsia="Bookman Old Style" w:hAnsi="Bookman Old Style" w:cs="Bookman Old Style"/>
-          <w:color w:val="000000"/>
-          <w:sz w:val="24"/>
-          <w:szCs w:val="24"/>
-        </w:rPr>
-        <w:t>lapangan</w:t>
-      </w:r>
-      <w:proofErr w:type="spellEnd"/>
-      <w:r>
-        <w:rPr>
-          <w:rFonts w:ascii="Bookman Old Style" w:eastAsia="Bookman Old Style" w:hAnsi="Bookman Old Style" w:cs="Bookman Old Style"/>
-          <w:color w:val="000000"/>
-          <w:sz w:val="24"/>
-          <w:szCs w:val="24"/>
-        </w:rPr>
-        <w:t xml:space="preserve"> </w:t>
-      </w:r>
-      <w:proofErr w:type="spellStart"/>
-      <w:r>
-        <w:rPr>
-          <w:rFonts w:ascii="Bookman Old Style" w:eastAsia="Bookman Old Style" w:hAnsi="Bookman Old Style" w:cs="Bookman Old Style"/>
-          <w:color w:val="000000"/>
-          <w:sz w:val="24"/>
-          <w:szCs w:val="24"/>
-        </w:rPr>
-        <w:t>merujuk</w:t>
-      </w:r>
-      <w:proofErr w:type="spellEnd"/>
-      <w:r>
-        <w:rPr>
-          <w:rFonts w:ascii="Bookman Old Style" w:eastAsia="Bookman Old Style" w:hAnsi="Bookman Old Style" w:cs="Bookman Old Style"/>
-          <w:color w:val="000000"/>
-          <w:sz w:val="24"/>
-          <w:szCs w:val="24"/>
-        </w:rPr>
-        <w:t xml:space="preserve"> pada </w:t>
-      </w:r>
-      <w:proofErr w:type="spellStart"/>
-      <w:r>
-        <w:rPr>
-          <w:rFonts w:ascii="Bookman Old Style" w:eastAsia="Bookman Old Style" w:hAnsi="Bookman Old Style" w:cs="Bookman Old Style"/>
-          <w:color w:val="000000"/>
-          <w:sz w:val="24"/>
-          <w:szCs w:val="24"/>
-        </w:rPr>
-        <w:t>perjanjian</w:t>
-      </w:r>
-      <w:proofErr w:type="spellEnd"/>
-      <w:r>
-        <w:rPr>
-          <w:rFonts w:ascii="Bookman Old Style" w:eastAsia="Bookman Old Style" w:hAnsi="Bookman Old Style" w:cs="Bookman Old Style"/>
-          <w:color w:val="000000"/>
-          <w:sz w:val="24"/>
-          <w:szCs w:val="24"/>
-        </w:rPr>
-        <w:t xml:space="preserve"> yang </w:t>
-      </w:r>
-      <w:proofErr w:type="spellStart"/>
-      <w:r>
-        <w:rPr>
-          <w:rFonts w:ascii="Bookman Old Style" w:eastAsia="Bookman Old Style" w:hAnsi="Bookman Old Style" w:cs="Bookman Old Style"/>
-          <w:color w:val="000000"/>
-          <w:sz w:val="24"/>
-          <w:szCs w:val="24"/>
-        </w:rPr>
-        <w:t>ditandatangani</w:t>
-      </w:r>
-      <w:proofErr w:type="spellEnd"/>
-      <w:r>
-        <w:rPr>
-          <w:rFonts w:ascii="Bookman Old Style" w:eastAsia="Bookman Old Style" w:hAnsi="Bookman Old Style" w:cs="Bookman Old Style"/>
-          <w:color w:val="000000"/>
-          <w:sz w:val="24"/>
-          <w:szCs w:val="24"/>
-        </w:rPr>
-        <w:t xml:space="preserve"> oleh </w:t>
+        <w:t xml:space="preserve">perubahan, dan/atau kunjungan kembali ke lapangan merujuk pada perjanjian yang ditandatangani oleh </w:t>
       </w:r>
       <w:r>
         <w:rPr>
@@ -6194,27 +3946,7 @@
                 <w:sz w:val="24"/>
                 <w:szCs w:val="24"/>
               </w:rPr>
-              <w:t>{</w:t>
-            </w:r>
-            <w:proofErr w:type="spellStart"/>
-            <w:r>
-              <w:rPr>
-                <w:rFonts w:ascii="Bookman Old Style" w:eastAsia="Bookman Old Style" w:hAnsi="Bookman Old Style" w:cs="Bookman Old Style"/>
-                <w:color w:val="000000"/>
-                <w:sz w:val="24"/>
-                <w:szCs w:val="24"/>
-              </w:rPr>
-              <w:t>nama_petugas</w:t>
-            </w:r>
-            <w:proofErr w:type="spellEnd"/>
-            <w:r>
-              <w:rPr>
-                <w:rFonts w:ascii="Bookman Old Style" w:eastAsia="Bookman Old Style" w:hAnsi="Bookman Old Style" w:cs="Bookman Old Style"/>
-                <w:color w:val="000000"/>
-                <w:sz w:val="24"/>
-                <w:szCs w:val="24"/>
-              </w:rPr>
-              <w:t>}</w:t>
+              <w:t>{nama_petugas}</w:t>
             </w:r>
             <w:r>
               <w:rPr>
@@ -6294,27 +4026,7 @@
                 <w:sz w:val="24"/>
                 <w:szCs w:val="24"/>
               </w:rPr>
-              <w:t>(</w:t>
-            </w:r>
-            <w:proofErr w:type="spellStart"/>
-            <w:r>
-              <w:rPr>
-                <w:rFonts w:ascii="Bookman Old Style" w:eastAsia="Bookman Old Style" w:hAnsi="Bookman Old Style" w:cs="Bookman Old Style"/>
-                <w:color w:val="000000"/>
-                <w:sz w:val="24"/>
-                <w:szCs w:val="24"/>
-              </w:rPr>
-              <w:t>Nuraliyah</w:t>
-            </w:r>
-            <w:proofErr w:type="spellEnd"/>
-            <w:r>
-              <w:rPr>
-                <w:rFonts w:ascii="Bookman Old Style" w:eastAsia="Bookman Old Style" w:hAnsi="Bookman Old Style" w:cs="Bookman Old Style"/>
-                <w:color w:val="000000"/>
-                <w:sz w:val="24"/>
-                <w:szCs w:val="24"/>
-              </w:rPr>
-              <w:t>)</w:t>
+              <w:t>(Nuraliyah)</w:t>
             </w:r>
           </w:p>
         </w:tc>
@@ -6641,27 +4353,15 @@
                 <w:szCs w:val="24"/>
               </w:rPr>
             </w:pPr>
-            <w:proofErr w:type="spellStart"/>
-            <w:r>
-              <w:rPr>
-                <w:rFonts w:ascii="Bookman Old Style" w:eastAsia="Bookman Old Style" w:hAnsi="Bookman Old Style" w:cs="Bookman Old Style"/>
-                <w:color w:val="000000"/>
-                <w:sz w:val="24"/>
-                <w:szCs w:val="24"/>
-              </w:rPr>
-              <w:t>Uraian</w:t>
-            </w:r>
-            <w:proofErr w:type="spellEnd"/>
-            <w:r>
-              <w:rPr>
-                <w:rFonts w:ascii="Bookman Old Style" w:eastAsia="Bookman Old Style" w:hAnsi="Bookman Old Style" w:cs="Bookman Old Style"/>
-                <w:color w:val="000000"/>
-                <w:sz w:val="24"/>
-                <w:szCs w:val="24"/>
-              </w:rPr>
-              <w:t xml:space="preserve"> </w:t>
-            </w:r>
-            <w:proofErr w:type="spellStart"/>
+            <w:r>
+              <w:rPr>
+                <w:rFonts w:ascii="Bookman Old Style" w:eastAsia="Bookman Old Style" w:hAnsi="Bookman Old Style" w:cs="Bookman Old Style"/>
+                <w:color w:val="000000"/>
+                <w:sz w:val="24"/>
+                <w:szCs w:val="24"/>
+              </w:rPr>
+              <w:t xml:space="preserve">Uraian </w:t>
+            </w:r>
             <w:r>
               <w:rPr>
                 <w:rFonts w:ascii="Bookman Old Style" w:eastAsia="Bookman Old Style" w:hAnsi="Bookman Old Style" w:cs="Bookman Old Style"/>
@@ -6670,7 +4370,6 @@
               </w:rPr>
               <w:t>Pekerjaan</w:t>
             </w:r>
-            <w:proofErr w:type="spellEnd"/>
           </w:p>
         </w:tc>
         <w:tc>
@@ -6702,17 +4401,7 @@
                 <w:sz w:val="24"/>
                 <w:szCs w:val="24"/>
               </w:rPr>
-              <w:t xml:space="preserve">Waktu </w:t>
-            </w:r>
-            <w:proofErr w:type="spellStart"/>
-            <w:r>
-              <w:rPr>
-                <w:rFonts w:ascii="Bookman Old Style" w:eastAsia="Bookman Old Style" w:hAnsi="Bookman Old Style" w:cs="Bookman Old Style"/>
-                <w:color w:val="000000"/>
-                <w:sz w:val="24"/>
-                <w:szCs w:val="24"/>
-              </w:rPr>
-              <w:t>Penyelesa</w:t>
+              <w:t>Waktu Penyelesa</w:t>
             </w:r>
             <w:r>
               <w:rPr>
@@ -6722,7 +4411,6 @@
               </w:rPr>
               <w:t>ian</w:t>
             </w:r>
-            <w:proofErr w:type="spellEnd"/>
           </w:p>
         </w:tc>
         <w:tc>
@@ -6754,19 +4442,8 @@
                 <w:sz w:val="24"/>
                 <w:szCs w:val="24"/>
               </w:rPr>
-              <w:t xml:space="preserve">Target </w:t>
-            </w:r>
-            <w:proofErr w:type="spellStart"/>
-            <w:r>
-              <w:rPr>
-                <w:rFonts w:ascii="Bookman Old Style" w:eastAsia="Bookman Old Style" w:hAnsi="Bookman Old Style" w:cs="Bookman Old Style"/>
-                <w:color w:val="000000"/>
-                <w:sz w:val="24"/>
-                <w:szCs w:val="24"/>
-              </w:rPr>
-              <w:t>Pekerjaan</w:t>
-            </w:r>
-            <w:proofErr w:type="spellEnd"/>
+              <w:t>Target Pekerjaan</w:t>
+            </w:r>
           </w:p>
         </w:tc>
         <w:tc>
@@ -6791,37 +4468,15 @@
                 <w:szCs w:val="24"/>
               </w:rPr>
             </w:pPr>
-            <w:proofErr w:type="spellStart"/>
-            <w:r>
-              <w:rPr>
-                <w:rFonts w:ascii="Bookman Old Style" w:eastAsia="Bookman Old Style" w:hAnsi="Bookman Old Style" w:cs="Bookman Old Style"/>
-                <w:color w:val="000000"/>
-                <w:sz w:val="24"/>
-                <w:szCs w:val="24"/>
-              </w:rPr>
-              <w:t>Realisasi</w:t>
-            </w:r>
-            <w:proofErr w:type="spellEnd"/>
-            <w:r>
-              <w:rPr>
-                <w:rFonts w:ascii="Bookman Old Style" w:eastAsia="Bookman Old Style" w:hAnsi="Bookman Old Style" w:cs="Bookman Old Style"/>
-                <w:color w:val="000000"/>
-                <w:sz w:val="24"/>
-                <w:szCs w:val="24"/>
-              </w:rPr>
-              <w:t xml:space="preserve"> </w:t>
-            </w:r>
-            <w:proofErr w:type="spellStart"/>
-            <w:r>
-              <w:rPr>
-                <w:rFonts w:ascii="Bookman Old Style" w:eastAsia="Bookman Old Style" w:hAnsi="Bookman Old Style" w:cs="Bookman Old Style"/>
-                <w:color w:val="000000"/>
-                <w:sz w:val="24"/>
-                <w:szCs w:val="24"/>
-              </w:rPr>
-              <w:t>Pekerjaan</w:t>
-            </w:r>
-            <w:proofErr w:type="spellEnd"/>
+            <w:r>
+              <w:rPr>
+                <w:rFonts w:ascii="Bookman Old Style" w:eastAsia="Bookman Old Style" w:hAnsi="Bookman Old Style" w:cs="Bookman Old Style"/>
+                <w:color w:val="000000"/>
+                <w:sz w:val="24"/>
+                <w:szCs w:val="24"/>
+              </w:rPr>
+              <w:t>Realisasi Pekerjaan</w:t>
+            </w:r>
           </w:p>
         </w:tc>
         <w:tc>
@@ -6853,19 +4508,8 @@
                 <w:sz w:val="24"/>
                 <w:szCs w:val="24"/>
               </w:rPr>
-              <w:t xml:space="preserve">Nilai </w:t>
-            </w:r>
-            <w:proofErr w:type="spellStart"/>
-            <w:r>
-              <w:rPr>
-                <w:rFonts w:ascii="Bookman Old Style" w:eastAsia="Bookman Old Style" w:hAnsi="Bookman Old Style" w:cs="Bookman Old Style"/>
-                <w:color w:val="000000"/>
-                <w:sz w:val="24"/>
-                <w:szCs w:val="24"/>
-              </w:rPr>
-              <w:t>Perjanjian</w:t>
-            </w:r>
-            <w:proofErr w:type="spellEnd"/>
+              <w:t>Nilai Perjanjian</w:t>
+            </w:r>
           </w:p>
         </w:tc>
       </w:tr>
@@ -6957,7 +4601,6 @@
                 <w:szCs w:val="24"/>
               </w:rPr>
             </w:pPr>
-            <w:proofErr w:type="spellStart"/>
             <w:r>
               <w:rPr>
                 <w:rFonts w:ascii="Bookman Old Style" w:eastAsia="Bookman Old Style" w:hAnsi="Bookman Old Style" w:cs="Bookman Old Style"/>
@@ -6967,7 +4610,6 @@
               </w:rPr>
               <w:t>Presentase</w:t>
             </w:r>
-            <w:proofErr w:type="spellEnd"/>
           </w:p>
         </w:tc>
         <w:tc>
@@ -7322,95 +4964,13 @@
                 <w:szCs w:val="24"/>
               </w:rPr>
             </w:pPr>
-            <w:proofErr w:type="spellStart"/>
-            <w:r>
-              <w:rPr>
-                <w:rFonts w:ascii="Bookman Old Style" w:eastAsia="Bookman Old Style" w:hAnsi="Bookman Old Style" w:cs="Bookman Old Style"/>
-                <w:sz w:val="24"/>
-                <w:szCs w:val="24"/>
-              </w:rPr>
-              <w:t>Melakukan</w:t>
-            </w:r>
-            <w:proofErr w:type="spellEnd"/>
-            <w:r>
-              <w:rPr>
-                <w:rFonts w:ascii="Bookman Old Style" w:eastAsia="Bookman Old Style" w:hAnsi="Bookman Old Style" w:cs="Bookman Old Style"/>
-                <w:sz w:val="24"/>
-                <w:szCs w:val="24"/>
-              </w:rPr>
-              <w:t xml:space="preserve"> </w:t>
-            </w:r>
-            <w:proofErr w:type="spellStart"/>
-            <w:r>
-              <w:rPr>
-                <w:rFonts w:ascii="Bookman Old Style" w:eastAsia="Bookman Old Style" w:hAnsi="Bookman Old Style" w:cs="Bookman Old Style"/>
-                <w:sz w:val="24"/>
-                <w:szCs w:val="24"/>
-              </w:rPr>
-              <w:t>pemeriksaan</w:t>
-            </w:r>
-            <w:proofErr w:type="spellEnd"/>
-            <w:r>
-              <w:rPr>
-                <w:rFonts w:ascii="Bookman Old Style" w:eastAsia="Bookman Old Style" w:hAnsi="Bookman Old Style" w:cs="Bookman Old Style"/>
-                <w:sz w:val="24"/>
-                <w:szCs w:val="24"/>
-              </w:rPr>
-              <w:t xml:space="preserve"> </w:t>
-            </w:r>
-            <w:proofErr w:type="spellStart"/>
-            <w:r>
-              <w:rPr>
-                <w:rFonts w:ascii="Bookman Old Style" w:eastAsia="Bookman Old Style" w:hAnsi="Bookman Old Style" w:cs="Bookman Old Style"/>
-                <w:sz w:val="24"/>
-                <w:szCs w:val="24"/>
-              </w:rPr>
-              <w:t>hasil</w:t>
-            </w:r>
-            <w:proofErr w:type="spellEnd"/>
-            <w:r>
-              <w:rPr>
-                <w:rFonts w:ascii="Bookman Old Style" w:eastAsia="Bookman Old Style" w:hAnsi="Bookman Old Style" w:cs="Bookman Old Style"/>
-                <w:sz w:val="24"/>
-                <w:szCs w:val="24"/>
-              </w:rPr>
-              <w:t xml:space="preserve"> </w:t>
-            </w:r>
-            <w:proofErr w:type="spellStart"/>
-            <w:r>
-              <w:rPr>
-                <w:rFonts w:ascii="Bookman Old Style" w:eastAsia="Bookman Old Style" w:hAnsi="Bookman Old Style" w:cs="Bookman Old Style"/>
-                <w:sz w:val="24"/>
-                <w:szCs w:val="24"/>
-              </w:rPr>
-              <w:t>pendataan</w:t>
-            </w:r>
-            <w:proofErr w:type="spellEnd"/>
-            <w:r>
-              <w:rPr>
-                <w:rFonts w:ascii="Bookman Old Style" w:eastAsia="Bookman Old Style" w:hAnsi="Bookman Old Style" w:cs="Bookman Old Style"/>
-                <w:sz w:val="24"/>
-                <w:szCs w:val="24"/>
-              </w:rPr>
-              <w:t xml:space="preserve"> </w:t>
-            </w:r>
-            <w:proofErr w:type="spellStart"/>
-            <w:r>
-              <w:rPr>
-                <w:rFonts w:ascii="Bookman Old Style" w:eastAsia="Bookman Old Style" w:hAnsi="Bookman Old Style" w:cs="Bookman Old Style"/>
-                <w:sz w:val="24"/>
-                <w:szCs w:val="24"/>
-              </w:rPr>
-              <w:t>Petugas</w:t>
-            </w:r>
-            <w:proofErr w:type="spellEnd"/>
-            <w:r>
-              <w:rPr>
-                <w:rFonts w:ascii="Bookman Old Style" w:eastAsia="Bookman Old Style" w:hAnsi="Bookman Old Style" w:cs="Bookman Old Style"/>
-                <w:sz w:val="24"/>
-                <w:szCs w:val="24"/>
-              </w:rPr>
-              <w:t xml:space="preserve"> Lapangan </w:t>
+            <w:r>
+              <w:rPr>
+                <w:rFonts w:ascii="Bookman Old Style" w:eastAsia="Bookman Old Style" w:hAnsi="Bookman Old Style" w:cs="Bookman Old Style"/>
+                <w:sz w:val="24"/>
+                <w:szCs w:val="24"/>
+              </w:rPr>
+              <w:t xml:space="preserve">Melakukan pemeriksaan hasil pendataan Petugas Lapangan </w:t>
             </w:r>
             <w:r>
               <w:rPr>
@@ -7428,25 +4988,7 @@
                 <w:sz w:val="24"/>
                 <w:szCs w:val="24"/>
               </w:rPr>
-              <w:t xml:space="preserve">Sensus Ekonomi 2026 </w:t>
-            </w:r>
-            <w:proofErr w:type="spellStart"/>
-            <w:r>
-              <w:rPr>
-                <w:rFonts w:ascii="Bookman Old Style" w:eastAsia="Bookman Old Style" w:hAnsi="Bookman Old Style" w:cs="Bookman Old Style"/>
-                <w:sz w:val="24"/>
-                <w:szCs w:val="24"/>
-              </w:rPr>
-              <w:t>termin</w:t>
-            </w:r>
-            <w:proofErr w:type="spellEnd"/>
-            <w:r>
-              <w:rPr>
-                <w:rFonts w:ascii="Bookman Old Style" w:eastAsia="Bookman Old Style" w:hAnsi="Bookman Old Style" w:cs="Bookman Old Style"/>
-                <w:sz w:val="24"/>
-                <w:szCs w:val="24"/>
-              </w:rPr>
-              <w:t xml:space="preserve"> II</w:t>
+              <w:t>Sensus Ekonomi 2026 termin II</w:t>
             </w:r>
           </w:p>
           <w:p>
@@ -7656,9 +5198,8 @@
                 <w:sz w:val="24"/>
                 <w:szCs w:val="24"/>
               </w:rPr>
-              <w:t xml:space="preserve">Telah </w:t>
-            </w:r>
-            <w:proofErr w:type="spellStart"/>
+              <w:t xml:space="preserve">Telah mencapai target pekerjaan sebesar </w:t>
+            </w:r>
             <w:r>
               <w:rPr>
                 <w:rFonts w:ascii="Bookman Old Style" w:eastAsia="Bookman Old Style" w:hAnsi="Bookman Old Style" w:cs="Bookman Old Style"/>
@@ -7666,68 +5207,8 @@
                 <w:sz w:val="24"/>
                 <w:szCs w:val="24"/>
               </w:rPr>
-              <w:t>mencapai</w:t>
-            </w:r>
-            <w:proofErr w:type="spellEnd"/>
-            <w:r>
-              <w:rPr>
-                <w:rFonts w:ascii="Bookman Old Style" w:eastAsia="Bookman Old Style" w:hAnsi="Bookman Old Style" w:cs="Bookman Old Style"/>
-                <w:color w:val="000000" w:themeColor="text1"/>
-                <w:sz w:val="24"/>
-                <w:szCs w:val="24"/>
-              </w:rPr>
-              <w:t xml:space="preserve"> target </w:t>
-            </w:r>
-            <w:proofErr w:type="spellStart"/>
-            <w:r>
-              <w:rPr>
-                <w:rFonts w:ascii="Bookman Old Style" w:eastAsia="Bookman Old Style" w:hAnsi="Bookman Old Style" w:cs="Bookman Old Style"/>
-                <w:color w:val="000000" w:themeColor="text1"/>
-                <w:sz w:val="24"/>
-                <w:szCs w:val="24"/>
-              </w:rPr>
-              <w:t>pekerjaan</w:t>
-            </w:r>
-            <w:proofErr w:type="spellEnd"/>
-            <w:r>
-              <w:rPr>
-                <w:rFonts w:ascii="Bookman Old Style" w:eastAsia="Bookman Old Style" w:hAnsi="Bookman Old Style" w:cs="Bookman Old Style"/>
-                <w:color w:val="000000" w:themeColor="text1"/>
-                <w:sz w:val="24"/>
-                <w:szCs w:val="24"/>
-              </w:rPr>
-              <w:t xml:space="preserve"> </w:t>
-            </w:r>
-            <w:proofErr w:type="spellStart"/>
-            <w:r>
-              <w:rPr>
-                <w:rFonts w:ascii="Bookman Old Style" w:eastAsia="Bookman Old Style" w:hAnsi="Bookman Old Style" w:cs="Bookman Old Style"/>
-                <w:color w:val="000000" w:themeColor="text1"/>
-                <w:sz w:val="24"/>
-                <w:szCs w:val="24"/>
-              </w:rPr>
-              <w:t>sebesar</w:t>
-            </w:r>
-            <w:proofErr w:type="spellEnd"/>
-            <w:r>
-              <w:rPr>
-                <w:rFonts w:ascii="Bookman Old Style" w:eastAsia="Bookman Old Style" w:hAnsi="Bookman Old Style" w:cs="Bookman Old Style"/>
-                <w:color w:val="000000" w:themeColor="text1"/>
-                <w:sz w:val="24"/>
-                <w:szCs w:val="24"/>
-              </w:rPr>
-              <w:t xml:space="preserve"> </w:t>
-            </w:r>
-            <w:r>
-              <w:rPr>
-                <w:rFonts w:ascii="Bookman Old Style" w:eastAsia="Bookman Old Style" w:hAnsi="Bookman Old Style" w:cs="Bookman Old Style"/>
-                <w:color w:val="000000" w:themeColor="text1"/>
-                <w:sz w:val="24"/>
-                <w:szCs w:val="24"/>
-              </w:rPr>
               <w:t>{</w:t>
             </w:r>
-            <w:proofErr w:type="spellStart"/>
             <w:r>
               <w:rPr>
                 <w:rFonts w:ascii="Bookman Old Style" w:eastAsia="Bookman Old Style" w:hAnsi="Bookman Old Style" w:cs="Bookman Old Style"/>
@@ -7740,7 +5221,6 @@
               </w:rPr>
               <w:t>sls_ongoing</w:t>
             </w:r>
-            <w:proofErr w:type="spellEnd"/>
             <w:r>
               <w:rPr>
                 <w:rFonts w:ascii="Bookman Old Style" w:eastAsia="Bookman Old Style" w:hAnsi="Bookman Old Style" w:cs="Bookman Old Style"/>
@@ -8302,7 +5782,6 @@
           <w:szCs w:val="24"/>
         </w:rPr>
       </w:pPr>
-      <w:proofErr w:type="spellStart"/>
       <w:r>
         <w:rPr>
           <w:rFonts w:ascii="Bookman Old Style" w:eastAsia="Bookman Old Style" w:hAnsi="Bookman Old Style" w:cs="Bookman Old Style"/>
@@ -8310,37 +5789,7 @@
           <w:sz w:val="24"/>
           <w:szCs w:val="24"/>
         </w:rPr>
-        <w:t>Screenshoot</w:t>
-      </w:r>
-      <w:proofErr w:type="spellEnd"/>
-      <w:r>
-        <w:rPr>
-          <w:rFonts w:ascii="Bookman Old Style" w:eastAsia="Bookman Old Style" w:hAnsi="Bookman Old Style" w:cs="Bookman Old Style"/>
-          <w:color w:val="000000" w:themeColor="text1"/>
-          <w:sz w:val="24"/>
-          <w:szCs w:val="24"/>
-        </w:rPr>
-        <w:t xml:space="preserve"> </w:t>
-      </w:r>
-      <w:proofErr w:type="spellStart"/>
-      <w:r>
-        <w:rPr>
-          <w:rFonts w:ascii="Bookman Old Style" w:eastAsia="Bookman Old Style" w:hAnsi="Bookman Old Style" w:cs="Bookman Old Style"/>
-          <w:color w:val="000000" w:themeColor="text1"/>
-          <w:sz w:val="24"/>
-          <w:szCs w:val="24"/>
-        </w:rPr>
-        <w:t>Aplikasi</w:t>
-      </w:r>
-      <w:proofErr w:type="spellEnd"/>
-      <w:r>
-        <w:rPr>
-          <w:rFonts w:ascii="Bookman Old Style" w:eastAsia="Bookman Old Style" w:hAnsi="Bookman Old Style" w:cs="Bookman Old Style"/>
-          <w:color w:val="000000" w:themeColor="text1"/>
-          <w:sz w:val="24"/>
-          <w:szCs w:val="24"/>
-        </w:rPr>
-        <w:t xml:space="preserve"> Fasih</w:t>
+        <w:t>Screenshoot Aplikasi Fasih</w:t>
       </w:r>
     </w:p>
     <w:tbl>
@@ -8431,23 +5880,7 @@
                 <w:rFonts w:ascii="Arial" w:eastAsia="Arial" w:hAnsi="Arial"/>
                 <w:sz w:val="16"/>
               </w:rPr>
-              <w:t>{%foto3}{/</w:t>
-            </w:r>
-            <w:proofErr w:type="spellStart"/>
-            <w:r>
-              <w:rPr>
-                <w:rFonts w:ascii="Arial" w:eastAsia="Arial" w:hAnsi="Arial"/>
-                <w:sz w:val="16"/>
-              </w:rPr>
-              <w:t>foto_rows</w:t>
-            </w:r>
-            <w:proofErr w:type="spellEnd"/>
-            <w:r>
-              <w:rPr>
-                <w:rFonts w:ascii="Arial" w:eastAsia="Arial" w:hAnsi="Arial"/>
-                <w:sz w:val="16"/>
-              </w:rPr>
-              <w:t>}</w:t>
+              <w:t>{%foto3}{/foto_rows}</w:t>
             </w:r>
           </w:p>
         </w:tc>
@@ -8601,25 +6034,7 @@
                 <w:sz w:val="24"/>
                 <w:szCs w:val="24"/>
               </w:rPr>
-              <w:t>{</w:t>
-            </w:r>
-            <w:proofErr w:type="spellStart"/>
-            <w:r>
-              <w:rPr>
-                <w:rFonts w:ascii="Bookman Old Style" w:eastAsia="Bookman Old Style" w:hAnsi="Bookman Old Style" w:cs="Bookman Old Style"/>
-                <w:sz w:val="24"/>
-                <w:szCs w:val="24"/>
-              </w:rPr>
-              <w:t>nama_petugas</w:t>
-            </w:r>
-            <w:proofErr w:type="spellEnd"/>
-            <w:r>
-              <w:rPr>
-                <w:rFonts w:ascii="Bookman Old Style" w:eastAsia="Bookman Old Style" w:hAnsi="Bookman Old Style" w:cs="Bookman Old Style"/>
-                <w:sz w:val="24"/>
-                <w:szCs w:val="24"/>
-              </w:rPr>
-              <w:t>}</w:t>
+              <w:t>{nama_petugas}</w:t>
             </w:r>
             <w:r>
               <w:rPr>
@@ -8737,25 +6152,7 @@
                 <w:sz w:val="24"/>
                 <w:szCs w:val="24"/>
               </w:rPr>
-              <w:t>(</w:t>
-            </w:r>
-            <w:proofErr w:type="spellStart"/>
-            <w:r>
-              <w:rPr>
-                <w:rFonts w:ascii="Bookman Old Style" w:eastAsia="Bookman Old Style" w:hAnsi="Bookman Old Style" w:cs="Bookman Old Style"/>
-                <w:sz w:val="24"/>
-                <w:szCs w:val="24"/>
-              </w:rPr>
-              <w:t>Nuraliyah</w:t>
-            </w:r>
-            <w:proofErr w:type="spellEnd"/>
-            <w:r>
-              <w:rPr>
-                <w:rFonts w:ascii="Bookman Old Style" w:eastAsia="Bookman Old Style" w:hAnsi="Bookman Old Style" w:cs="Bookman Old Style"/>
-                <w:sz w:val="24"/>
-                <w:szCs w:val="24"/>
-              </w:rPr>
-              <w:t>)</w:t>
+              <w:t>(Nuraliyah)</w:t>
             </w:r>
           </w:p>
         </w:tc>
@@ -8839,23 +6236,13 @@
           <w:szCs w:val="24"/>
         </w:rPr>
       </w:pPr>
-      <w:proofErr w:type="spellStart"/>
-      <w:r>
-        <w:rPr>
-          <w:rFonts w:ascii="Bookman Old Style" w:eastAsia="Bookman Old Style" w:hAnsi="Bookman Old Style" w:cs="Bookman Old Style"/>
-          <w:sz w:val="24"/>
-          <w:szCs w:val="24"/>
-        </w:rPr>
-        <w:t>Menyetujui</w:t>
-      </w:r>
-      <w:proofErr w:type="spellEnd"/>
-      <w:r>
-        <w:rPr>
-          <w:rFonts w:ascii="Bookman Old Style" w:eastAsia="Bookman Old Style" w:hAnsi="Bookman Old Style" w:cs="Bookman Old Style"/>
-          <w:sz w:val="24"/>
-          <w:szCs w:val="24"/>
-        </w:rPr>
-        <w:t>,</w:t>
+      <w:r>
+        <w:rPr>
+          <w:rFonts w:ascii="Bookman Old Style" w:eastAsia="Bookman Old Style" w:hAnsi="Bookman Old Style" w:cs="Bookman Old Style"/>
+          <w:sz w:val="24"/>
+          <w:szCs w:val="24"/>
+        </w:rPr>
+        <w:t>Menyetujui,</w:t>
       </w:r>
       <w:r>
         <w:rPr>
@@ -8864,53 +6251,8 @@
           <w:szCs w:val="24"/>
         </w:rPr>
         <w:br/>
-      </w:r>
-      <w:proofErr w:type="spellStart"/>
-      <w:r>
-        <w:rPr>
-          <w:rFonts w:ascii="Bookman Old Style" w:eastAsia="Bookman Old Style" w:hAnsi="Bookman Old Style" w:cs="Bookman Old Style"/>
-          <w:sz w:val="24"/>
-          <w:szCs w:val="24"/>
-        </w:rPr>
-        <w:t>Pejabat</w:t>
-      </w:r>
-      <w:proofErr w:type="spellEnd"/>
-      <w:r>
-        <w:rPr>
-          <w:rFonts w:ascii="Bookman Old Style" w:eastAsia="Bookman Old Style" w:hAnsi="Bookman Old Style" w:cs="Bookman Old Style"/>
-          <w:sz w:val="24"/>
-          <w:szCs w:val="24"/>
-        </w:rPr>
-        <w:t xml:space="preserve"> </w:t>
-      </w:r>
-      <w:proofErr w:type="spellStart"/>
-      <w:r>
-        <w:rPr>
-          <w:rFonts w:ascii="Bookman Old Style" w:eastAsia="Bookman Old Style" w:hAnsi="Bookman Old Style" w:cs="Bookman Old Style"/>
-          <w:sz w:val="24"/>
-          <w:szCs w:val="24"/>
-        </w:rPr>
-        <w:t>Pembuat</w:t>
-      </w:r>
-      <w:proofErr w:type="spellEnd"/>
-      <w:r>
-        <w:rPr>
-          <w:rFonts w:ascii="Bookman Old Style" w:eastAsia="Bookman Old Style" w:hAnsi="Bookman Old Style" w:cs="Bookman Old Style"/>
-          <w:sz w:val="24"/>
-          <w:szCs w:val="24"/>
-        </w:rPr>
-        <w:t xml:space="preserve"> </w:t>
-      </w:r>
-      <w:proofErr w:type="spellStart"/>
-      <w:r>
-        <w:rPr>
-          <w:rFonts w:ascii="Bookman Old Style" w:eastAsia="Bookman Old Style" w:hAnsi="Bookman Old Style" w:cs="Bookman Old Style"/>
-          <w:sz w:val="24"/>
-          <w:szCs w:val="24"/>
-        </w:rPr>
-        <w:t>Komitmen</w:t>
-      </w:r>
-      <w:proofErr w:type="spellEnd"/>
+        <w:t>Pejabat Pembuat Komitmen</w:t>
+      </w:r>
     </w:p>
     <w:p>
       <w:pPr>
@@ -9831,47 +7173,7 @@
           <w:szCs w:val="24"/>
           <w:lang w:val="en"/>
         </w:rPr>
-        <w:t xml:space="preserve">Dengan </w:t>
-      </w:r>
-      <w:proofErr w:type="spellStart"/>
-      <w:r>
-        <w:rPr>
-          <w:rFonts w:ascii="Bookman Old Style" w:eastAsia="Bookman Old Style" w:hAnsi="Bookman Old Style" w:cs="Bookman Old Style"/>
-          <w:sz w:val="24"/>
-          <w:szCs w:val="24"/>
-          <w:lang w:val="en"/>
-        </w:rPr>
-        <w:t>ini</w:t>
-      </w:r>
-      <w:proofErr w:type="spellEnd"/>
-      <w:r>
-        <w:rPr>
-          <w:rFonts w:ascii="Bookman Old Style" w:eastAsia="Bookman Old Style" w:hAnsi="Bookman Old Style" w:cs="Bookman Old Style"/>
-          <w:sz w:val="24"/>
-          <w:szCs w:val="24"/>
-          <w:lang w:val="en"/>
-        </w:rPr>
-        <w:t xml:space="preserve"> </w:t>
-      </w:r>
-      <w:proofErr w:type="spellStart"/>
-      <w:r>
-        <w:rPr>
-          <w:rFonts w:ascii="Bookman Old Style" w:eastAsia="Bookman Old Style" w:hAnsi="Bookman Old Style" w:cs="Bookman Old Style"/>
-          <w:sz w:val="24"/>
-          <w:szCs w:val="24"/>
-          <w:lang w:val="en"/>
-        </w:rPr>
-        <w:t>menyatakan</w:t>
-      </w:r>
-      <w:proofErr w:type="spellEnd"/>
-      <w:r>
-        <w:rPr>
-          <w:rFonts w:ascii="Bookman Old Style" w:eastAsia="Bookman Old Style" w:hAnsi="Bookman Old Style" w:cs="Bookman Old Style"/>
-          <w:sz w:val="24"/>
-          <w:szCs w:val="24"/>
-          <w:lang w:val="en"/>
-        </w:rPr>
-        <w:t xml:space="preserve">:  </w:t>
+        <w:t xml:space="preserve">Dengan ini menyatakan:  </w:t>
       </w:r>
     </w:p>
     <w:p>
@@ -9909,19 +7211,108 @@
           <w:szCs w:val="24"/>
           <w:lang w:val="en"/>
         </w:rPr>
+        <w:t xml:space="preserve"> telah melaksanakan seluruh pekerjaan Pemeriksaan Pendataan Lapangan Sensus Ekonomi 2026 pada Badan Pusat Statistik </w:t>
+      </w:r>
+      <w:r>
+        <w:rPr>
+          <w:rFonts w:ascii="Bookman Old Style" w:eastAsia="Bookman Old Style" w:hAnsi="Bookman Old Style" w:cs="Bookman Old Style"/>
+          <w:sz w:val="24"/>
+          <w:szCs w:val="24"/>
+          <w:lang w:val="en"/>
+        </w:rPr>
+        <w:t>Kota Jakarta Timur</w:t>
+      </w:r>
+      <w:r>
+        <w:rPr>
+          <w:rFonts w:ascii="Bookman Old Style" w:eastAsia="Bookman Old Style" w:hAnsi="Bookman Old Style" w:cs="Bookman Old Style"/>
+          <w:sz w:val="24"/>
+          <w:szCs w:val="24"/>
+          <w:lang w:val="en"/>
+        </w:rPr>
+        <w:t xml:space="preserve"> berdasarkan Perjanjian Kerja Nomor: </w:t>
+      </w:r>
+      <w:r>
+        <w:rPr>
+          <w:rFonts w:ascii="Bookman Old Style" w:eastAsia="Bookman Old Style" w:hAnsi="Bookman Old Style" w:cs="Bookman Old Style"/>
+          <w:sz w:val="24"/>
+          <w:szCs w:val="24"/>
+          <w:lang w:val="en"/>
+        </w:rPr>
+        <w:t>{</w:t>
+      </w:r>
+      <w:r>
+        <w:rPr>
+          <w:rFonts w:ascii="Bookman Old Style" w:eastAsia="Bookman Old Style" w:hAnsi="Bookman Old Style" w:cs="Bookman Old Style"/>
+          <w:sz w:val="24"/>
+          <w:szCs w:val="24"/>
+          <w:lang w:val="en"/>
+        </w:rPr>
+        <w:t>nomor_spk</w:t>
+      </w:r>
+      <w:r>
+        <w:rPr>
+          <w:rFonts w:ascii="Bookman Old Style" w:eastAsia="Bookman Old Style" w:hAnsi="Bookman Old Style" w:cs="Bookman Old Style"/>
+          <w:sz w:val="24"/>
+          <w:szCs w:val="24"/>
+          <w:lang w:val="en"/>
+        </w:rPr>
+        <w:t>}</w:t>
+      </w:r>
+      <w:r>
+        <w:rPr>
+          <w:rFonts w:ascii="Bookman Old Style" w:eastAsia="Bookman Old Style" w:hAnsi="Bookman Old Style" w:cs="Bookman Old Style"/>
+          <w:sz w:val="24"/>
+          <w:szCs w:val="24"/>
+          <w:lang w:val="en"/>
+        </w:rPr>
+        <w:t xml:space="preserve">, sesuai dengan target pekerjaan yang ditetapkan sebesar </w:t>
+      </w:r>
+      <w:r>
+        <w:rPr>
+          <w:rFonts w:ascii="Bookman Old Style" w:eastAsia="Bookman Old Style" w:hAnsi="Bookman Old Style" w:cs="Bookman Old Style"/>
+          <w:sz w:val="24"/>
+          <w:szCs w:val="24"/>
+          <w:lang w:val="en"/>
+        </w:rPr>
+        <w:t>{</w:t>
+      </w:r>
+      <w:r>
+        <w:rPr>
+          <w:rFonts w:ascii="Bookman Old Style" w:eastAsia="Bookman Old Style" w:hAnsi="Bookman Old Style" w:cs="Bookman Old Style"/>
+          <w:sz w:val="24"/>
+          <w:szCs w:val="24"/>
+          <w:lang w:val="en"/>
+        </w:rPr>
+        <w:t>sls_ongoing</w:t>
+      </w:r>
+      <w:r>
+        <w:rPr>
+          <w:rFonts w:ascii="Bookman Old Style" w:eastAsia="Bookman Old Style" w:hAnsi="Bookman Old Style" w:cs="Bookman Old Style"/>
+          <w:sz w:val="24"/>
+          <w:szCs w:val="24"/>
+          <w:lang w:val="en"/>
+        </w:rPr>
+        <w:t>}</w:t>
+      </w:r>
+      <w:r>
+        <w:rPr>
+          <w:rFonts w:ascii="Bookman Old Style" w:eastAsia="Bookman Old Style" w:hAnsi="Bookman Old Style" w:cs="Bookman Old Style"/>
+          <w:sz w:val="24"/>
+          <w:szCs w:val="24"/>
+          <w:lang w:val="en"/>
+        </w:rPr>
         <w:t xml:space="preserve"> </w:t>
       </w:r>
-      <w:proofErr w:type="spellStart"/>
-      <w:r>
-        <w:rPr>
-          <w:rFonts w:ascii="Bookman Old Style" w:eastAsia="Bookman Old Style" w:hAnsi="Bookman Old Style" w:cs="Bookman Old Style"/>
+      <w:r>
+        <w:rPr>
+          <w:rFonts w:ascii="Bookman Old Style" w:eastAsia="Bookman Old Style" w:hAnsi="Bookman Old Style" w:cs="Bookman Old Style"/>
+          <w:color w:val="000000" w:themeColor="text1"/>
           <w:sz w:val="24"/>
           <w:szCs w:val="24"/>
           <w:lang w:val="en"/>
         </w:rPr>
-        <w:t>telah</w:t>
-      </w:r>
-      <w:proofErr w:type="spellEnd"/>
+        <w:t xml:space="preserve">SLS/Sub-SLS dan/atau usaha besar </w:t>
+      </w:r>
       <w:r>
         <w:rPr>
           <w:rFonts w:ascii="Bookman Old Style" w:eastAsia="Bookman Old Style" w:hAnsi="Bookman Old Style" w:cs="Bookman Old Style"/>
@@ -9929,537 +7320,7 @@
           <w:szCs w:val="24"/>
           <w:lang w:val="en"/>
         </w:rPr>
-        <w:t xml:space="preserve"> </w:t>
-      </w:r>
-      <w:proofErr w:type="spellStart"/>
-      <w:r>
-        <w:rPr>
-          <w:rFonts w:ascii="Bookman Old Style" w:eastAsia="Bookman Old Style" w:hAnsi="Bookman Old Style" w:cs="Bookman Old Style"/>
-          <w:sz w:val="24"/>
-          <w:szCs w:val="24"/>
-          <w:lang w:val="en"/>
-        </w:rPr>
-        <w:t>melaksanakan</w:t>
-      </w:r>
-      <w:proofErr w:type="spellEnd"/>
-      <w:r>
-        <w:rPr>
-          <w:rFonts w:ascii="Bookman Old Style" w:eastAsia="Bookman Old Style" w:hAnsi="Bookman Old Style" w:cs="Bookman Old Style"/>
-          <w:sz w:val="24"/>
-          <w:szCs w:val="24"/>
-          <w:lang w:val="en"/>
-        </w:rPr>
-        <w:t xml:space="preserve"> </w:t>
-      </w:r>
-      <w:proofErr w:type="spellStart"/>
-      <w:r>
-        <w:rPr>
-          <w:rFonts w:ascii="Bookman Old Style" w:eastAsia="Bookman Old Style" w:hAnsi="Bookman Old Style" w:cs="Bookman Old Style"/>
-          <w:sz w:val="24"/>
-          <w:szCs w:val="24"/>
-          <w:lang w:val="en"/>
-        </w:rPr>
-        <w:t>seluruh</w:t>
-      </w:r>
-      <w:proofErr w:type="spellEnd"/>
-      <w:r>
-        <w:rPr>
-          <w:rFonts w:ascii="Bookman Old Style" w:eastAsia="Bookman Old Style" w:hAnsi="Bookman Old Style" w:cs="Bookman Old Style"/>
-          <w:sz w:val="24"/>
-          <w:szCs w:val="24"/>
-          <w:lang w:val="en"/>
-        </w:rPr>
-        <w:t xml:space="preserve"> </w:t>
-      </w:r>
-      <w:proofErr w:type="spellStart"/>
-      <w:r>
-        <w:rPr>
-          <w:rFonts w:ascii="Bookman Old Style" w:eastAsia="Bookman Old Style" w:hAnsi="Bookman Old Style" w:cs="Bookman Old Style"/>
-          <w:sz w:val="24"/>
-          <w:szCs w:val="24"/>
-          <w:lang w:val="en"/>
-        </w:rPr>
-        <w:t>pekerjaan</w:t>
-      </w:r>
-      <w:proofErr w:type="spellEnd"/>
-      <w:r>
-        <w:rPr>
-          <w:rFonts w:ascii="Bookman Old Style" w:eastAsia="Bookman Old Style" w:hAnsi="Bookman Old Style" w:cs="Bookman Old Style"/>
-          <w:sz w:val="24"/>
-          <w:szCs w:val="24"/>
-          <w:lang w:val="en"/>
-        </w:rPr>
-        <w:t xml:space="preserve"> </w:t>
-      </w:r>
-      <w:proofErr w:type="spellStart"/>
-      <w:r>
-        <w:rPr>
-          <w:rFonts w:ascii="Bookman Old Style" w:eastAsia="Bookman Old Style" w:hAnsi="Bookman Old Style" w:cs="Bookman Old Style"/>
-          <w:sz w:val="24"/>
-          <w:szCs w:val="24"/>
-          <w:lang w:val="en"/>
-        </w:rPr>
-        <w:t>Pemeriksaan</w:t>
-      </w:r>
-      <w:proofErr w:type="spellEnd"/>
-      <w:r>
-        <w:rPr>
-          <w:rFonts w:ascii="Bookman Old Style" w:eastAsia="Bookman Old Style" w:hAnsi="Bookman Old Style" w:cs="Bookman Old Style"/>
-          <w:sz w:val="24"/>
-          <w:szCs w:val="24"/>
-          <w:lang w:val="en"/>
-        </w:rPr>
-        <w:t xml:space="preserve"> </w:t>
-      </w:r>
-      <w:proofErr w:type="spellStart"/>
-      <w:r>
-        <w:rPr>
-          <w:rFonts w:ascii="Bookman Old Style" w:eastAsia="Bookman Old Style" w:hAnsi="Bookman Old Style" w:cs="Bookman Old Style"/>
-          <w:sz w:val="24"/>
-          <w:szCs w:val="24"/>
-          <w:lang w:val="en"/>
-        </w:rPr>
-        <w:t>Pendataan</w:t>
-      </w:r>
-      <w:proofErr w:type="spellEnd"/>
-      <w:r>
-        <w:rPr>
-          <w:rFonts w:ascii="Bookman Old Style" w:eastAsia="Bookman Old Style" w:hAnsi="Bookman Old Style" w:cs="Bookman Old Style"/>
-          <w:sz w:val="24"/>
-          <w:szCs w:val="24"/>
-          <w:lang w:val="en"/>
-        </w:rPr>
-        <w:t xml:space="preserve"> Lapangan Sensus Ekonomi 2026 pada Badan Pusat </w:t>
-      </w:r>
-      <w:proofErr w:type="spellStart"/>
-      <w:r>
-        <w:rPr>
-          <w:rFonts w:ascii="Bookman Old Style" w:eastAsia="Bookman Old Style" w:hAnsi="Bookman Old Style" w:cs="Bookman Old Style"/>
-          <w:sz w:val="24"/>
-          <w:szCs w:val="24"/>
-          <w:lang w:val="en"/>
-        </w:rPr>
-        <w:t>Statistik</w:t>
-      </w:r>
-      <w:proofErr w:type="spellEnd"/>
-      <w:r>
-        <w:rPr>
-          <w:rFonts w:ascii="Bookman Old Style" w:eastAsia="Bookman Old Style" w:hAnsi="Bookman Old Style" w:cs="Bookman Old Style"/>
-          <w:sz w:val="24"/>
-          <w:szCs w:val="24"/>
-          <w:lang w:val="en"/>
-        </w:rPr>
-        <w:t xml:space="preserve"> </w:t>
-      </w:r>
-      <w:r>
-        <w:rPr>
-          <w:rFonts w:ascii="Bookman Old Style" w:eastAsia="Bookman Old Style" w:hAnsi="Bookman Old Style" w:cs="Bookman Old Style"/>
-          <w:sz w:val="24"/>
-          <w:szCs w:val="24"/>
-          <w:lang w:val="en"/>
-        </w:rPr>
-        <w:t>Kota Jakarta Timur</w:t>
-      </w:r>
-      <w:r>
-        <w:rPr>
-          <w:rFonts w:ascii="Bookman Old Style" w:eastAsia="Bookman Old Style" w:hAnsi="Bookman Old Style" w:cs="Bookman Old Style"/>
-          <w:sz w:val="24"/>
-          <w:szCs w:val="24"/>
-          <w:lang w:val="en"/>
-        </w:rPr>
-        <w:t xml:space="preserve"> </w:t>
-      </w:r>
-      <w:proofErr w:type="spellStart"/>
-      <w:r>
-        <w:rPr>
-          <w:rFonts w:ascii="Bookman Old Style" w:eastAsia="Bookman Old Style" w:hAnsi="Bookman Old Style" w:cs="Bookman Old Style"/>
-          <w:sz w:val="24"/>
-          <w:szCs w:val="24"/>
-          <w:lang w:val="en"/>
-        </w:rPr>
-        <w:t>berdasarkan</w:t>
-      </w:r>
-      <w:proofErr w:type="spellEnd"/>
-      <w:r>
-        <w:rPr>
-          <w:rFonts w:ascii="Bookman Old Style" w:eastAsia="Bookman Old Style" w:hAnsi="Bookman Old Style" w:cs="Bookman Old Style"/>
-          <w:sz w:val="24"/>
-          <w:szCs w:val="24"/>
-          <w:lang w:val="en"/>
-        </w:rPr>
-        <w:t xml:space="preserve"> </w:t>
-      </w:r>
-      <w:proofErr w:type="spellStart"/>
-      <w:r>
-        <w:rPr>
-          <w:rFonts w:ascii="Bookman Old Style" w:eastAsia="Bookman Old Style" w:hAnsi="Bookman Old Style" w:cs="Bookman Old Style"/>
-          <w:sz w:val="24"/>
-          <w:szCs w:val="24"/>
-          <w:lang w:val="en"/>
-        </w:rPr>
-        <w:t>Perjanjian</w:t>
-      </w:r>
-      <w:proofErr w:type="spellEnd"/>
-      <w:r>
-        <w:rPr>
-          <w:rFonts w:ascii="Bookman Old Style" w:eastAsia="Bookman Old Style" w:hAnsi="Bookman Old Style" w:cs="Bookman Old Style"/>
-          <w:sz w:val="24"/>
-          <w:szCs w:val="24"/>
-          <w:lang w:val="en"/>
-        </w:rPr>
-        <w:t xml:space="preserve"> </w:t>
-      </w:r>
-      <w:proofErr w:type="spellStart"/>
-      <w:r>
-        <w:rPr>
-          <w:rFonts w:ascii="Bookman Old Style" w:eastAsia="Bookman Old Style" w:hAnsi="Bookman Old Style" w:cs="Bookman Old Style"/>
-          <w:sz w:val="24"/>
-          <w:szCs w:val="24"/>
-          <w:lang w:val="en"/>
-        </w:rPr>
-        <w:t>Kerja</w:t>
-      </w:r>
-      <w:proofErr w:type="spellEnd"/>
-      <w:r>
-        <w:rPr>
-          <w:rFonts w:ascii="Bookman Old Style" w:eastAsia="Bookman Old Style" w:hAnsi="Bookman Old Style" w:cs="Bookman Old Style"/>
-          <w:sz w:val="24"/>
-          <w:szCs w:val="24"/>
-          <w:lang w:val="en"/>
-        </w:rPr>
-        <w:t xml:space="preserve"> Nomor: </w:t>
-      </w:r>
-      <w:r>
-        <w:rPr>
-          <w:rFonts w:ascii="Bookman Old Style" w:eastAsia="Bookman Old Style" w:hAnsi="Bookman Old Style" w:cs="Bookman Old Style"/>
-          <w:sz w:val="24"/>
-          <w:szCs w:val="24"/>
-          <w:lang w:val="en"/>
-        </w:rPr>
-        <w:t>{</w:t>
-      </w:r>
-      <w:proofErr w:type="spellStart"/>
-      <w:r>
-        <w:rPr>
-          <w:rFonts w:ascii="Bookman Old Style" w:eastAsia="Bookman Old Style" w:hAnsi="Bookman Old Style" w:cs="Bookman Old Style"/>
-          <w:sz w:val="24"/>
-          <w:szCs w:val="24"/>
-          <w:lang w:val="en"/>
-        </w:rPr>
-        <w:t>nomor_spk</w:t>
-      </w:r>
-      <w:proofErr w:type="spellEnd"/>
-      <w:r>
-        <w:rPr>
-          <w:rFonts w:ascii="Bookman Old Style" w:eastAsia="Bookman Old Style" w:hAnsi="Bookman Old Style" w:cs="Bookman Old Style"/>
-          <w:sz w:val="24"/>
-          <w:szCs w:val="24"/>
-          <w:lang w:val="en"/>
-        </w:rPr>
-        <w:t>}</w:t>
-      </w:r>
-      <w:r>
-        <w:rPr>
-          <w:rFonts w:ascii="Bookman Old Style" w:eastAsia="Bookman Old Style" w:hAnsi="Bookman Old Style" w:cs="Bookman Old Style"/>
-          <w:sz w:val="24"/>
-          <w:szCs w:val="24"/>
-          <w:lang w:val="en"/>
-        </w:rPr>
-        <w:t xml:space="preserve">, </w:t>
-      </w:r>
-      <w:proofErr w:type="spellStart"/>
-      <w:r>
-        <w:rPr>
-          <w:rFonts w:ascii="Bookman Old Style" w:eastAsia="Bookman Old Style" w:hAnsi="Bookman Old Style" w:cs="Bookman Old Style"/>
-          <w:sz w:val="24"/>
-          <w:szCs w:val="24"/>
-          <w:lang w:val="en"/>
-        </w:rPr>
-        <w:t>sesuai</w:t>
-      </w:r>
-      <w:proofErr w:type="spellEnd"/>
-      <w:r>
-        <w:rPr>
-          <w:rFonts w:ascii="Bookman Old Style" w:eastAsia="Bookman Old Style" w:hAnsi="Bookman Old Style" w:cs="Bookman Old Style"/>
-          <w:sz w:val="24"/>
-          <w:szCs w:val="24"/>
-          <w:lang w:val="en"/>
-        </w:rPr>
-        <w:t xml:space="preserve"> </w:t>
-      </w:r>
-      <w:proofErr w:type="spellStart"/>
-      <w:r>
-        <w:rPr>
-          <w:rFonts w:ascii="Bookman Old Style" w:eastAsia="Bookman Old Style" w:hAnsi="Bookman Old Style" w:cs="Bookman Old Style"/>
-          <w:sz w:val="24"/>
-          <w:szCs w:val="24"/>
-          <w:lang w:val="en"/>
-        </w:rPr>
-        <w:t>dengan</w:t>
-      </w:r>
-      <w:proofErr w:type="spellEnd"/>
-      <w:r>
-        <w:rPr>
-          <w:rFonts w:ascii="Bookman Old Style" w:eastAsia="Bookman Old Style" w:hAnsi="Bookman Old Style" w:cs="Bookman Old Style"/>
-          <w:sz w:val="24"/>
-          <w:szCs w:val="24"/>
-          <w:lang w:val="en"/>
-        </w:rPr>
-        <w:t xml:space="preserve"> target </w:t>
-      </w:r>
-      <w:proofErr w:type="spellStart"/>
-      <w:r>
-        <w:rPr>
-          <w:rFonts w:ascii="Bookman Old Style" w:eastAsia="Bookman Old Style" w:hAnsi="Bookman Old Style" w:cs="Bookman Old Style"/>
-          <w:sz w:val="24"/>
-          <w:szCs w:val="24"/>
-          <w:lang w:val="en"/>
-        </w:rPr>
-        <w:t>pekerjaan</w:t>
-      </w:r>
-      <w:proofErr w:type="spellEnd"/>
-      <w:r>
-        <w:rPr>
-          <w:rFonts w:ascii="Bookman Old Style" w:eastAsia="Bookman Old Style" w:hAnsi="Bookman Old Style" w:cs="Bookman Old Style"/>
-          <w:sz w:val="24"/>
-          <w:szCs w:val="24"/>
-          <w:lang w:val="en"/>
-        </w:rPr>
-        <w:t xml:space="preserve"> yang </w:t>
-      </w:r>
-      <w:proofErr w:type="spellStart"/>
-      <w:r>
-        <w:rPr>
-          <w:rFonts w:ascii="Bookman Old Style" w:eastAsia="Bookman Old Style" w:hAnsi="Bookman Old Style" w:cs="Bookman Old Style"/>
-          <w:sz w:val="24"/>
-          <w:szCs w:val="24"/>
-          <w:lang w:val="en"/>
-        </w:rPr>
-        <w:t>ditetapkan</w:t>
-      </w:r>
-      <w:proofErr w:type="spellEnd"/>
-      <w:r>
-        <w:rPr>
-          <w:rFonts w:ascii="Bookman Old Style" w:eastAsia="Bookman Old Style" w:hAnsi="Bookman Old Style" w:cs="Bookman Old Style"/>
-          <w:sz w:val="24"/>
-          <w:szCs w:val="24"/>
-          <w:lang w:val="en"/>
-        </w:rPr>
-        <w:t xml:space="preserve"> </w:t>
-      </w:r>
-      <w:proofErr w:type="spellStart"/>
-      <w:r>
-        <w:rPr>
-          <w:rFonts w:ascii="Bookman Old Style" w:eastAsia="Bookman Old Style" w:hAnsi="Bookman Old Style" w:cs="Bookman Old Style"/>
-          <w:sz w:val="24"/>
-          <w:szCs w:val="24"/>
-          <w:lang w:val="en"/>
-        </w:rPr>
-        <w:t>sebesar</w:t>
-      </w:r>
-      <w:proofErr w:type="spellEnd"/>
-      <w:r>
-        <w:rPr>
-          <w:rFonts w:ascii="Bookman Old Style" w:eastAsia="Bookman Old Style" w:hAnsi="Bookman Old Style" w:cs="Bookman Old Style"/>
-          <w:sz w:val="24"/>
-          <w:szCs w:val="24"/>
-          <w:lang w:val="en"/>
-        </w:rPr>
-        <w:t xml:space="preserve"> </w:t>
-      </w:r>
-      <w:r>
-        <w:rPr>
-          <w:rFonts w:ascii="Bookman Old Style" w:eastAsia="Bookman Old Style" w:hAnsi="Bookman Old Style" w:cs="Bookman Old Style"/>
-          <w:sz w:val="24"/>
-          <w:szCs w:val="24"/>
-          <w:lang w:val="en"/>
-        </w:rPr>
-        <w:t>{</w:t>
-      </w:r>
-      <w:proofErr w:type="spellStart"/>
-      <w:r>
-        <w:rPr>
-          <w:rFonts w:ascii="Bookman Old Style" w:eastAsia="Bookman Old Style" w:hAnsi="Bookman Old Style" w:cs="Bookman Old Style"/>
-          <w:sz w:val="24"/>
-          <w:szCs w:val="24"/>
-          <w:lang w:val="en"/>
-        </w:rPr>
-        <w:t>sls_ongoing</w:t>
-      </w:r>
-      <w:proofErr w:type="spellEnd"/>
-      <w:r>
-        <w:rPr>
-          <w:rFonts w:ascii="Bookman Old Style" w:eastAsia="Bookman Old Style" w:hAnsi="Bookman Old Style" w:cs="Bookman Old Style"/>
-          <w:sz w:val="24"/>
-          <w:szCs w:val="24"/>
-          <w:lang w:val="en"/>
-        </w:rPr>
-        <w:t>}</w:t>
-      </w:r>
-      <w:r>
-        <w:rPr>
-          <w:rFonts w:ascii="Bookman Old Style" w:eastAsia="Bookman Old Style" w:hAnsi="Bookman Old Style" w:cs="Bookman Old Style"/>
-          <w:sz w:val="24"/>
-          <w:szCs w:val="24"/>
-          <w:lang w:val="en"/>
-        </w:rPr>
-        <w:t xml:space="preserve"> </w:t>
-      </w:r>
-      <w:r>
-        <w:rPr>
-          <w:rFonts w:ascii="Bookman Old Style" w:eastAsia="Bookman Old Style" w:hAnsi="Bookman Old Style" w:cs="Bookman Old Style"/>
-          <w:color w:val="000000" w:themeColor="text1"/>
-          <w:sz w:val="24"/>
-          <w:szCs w:val="24"/>
-          <w:lang w:val="en"/>
-        </w:rPr>
-        <w:t>SLS/Sub-SLS dan/</w:t>
-      </w:r>
-      <w:proofErr w:type="spellStart"/>
-      <w:r>
-        <w:rPr>
-          <w:rFonts w:ascii="Bookman Old Style" w:eastAsia="Bookman Old Style" w:hAnsi="Bookman Old Style" w:cs="Bookman Old Style"/>
-          <w:color w:val="000000" w:themeColor="text1"/>
-          <w:sz w:val="24"/>
-          <w:szCs w:val="24"/>
-          <w:lang w:val="en"/>
-        </w:rPr>
-        <w:t>atau</w:t>
-      </w:r>
-      <w:proofErr w:type="spellEnd"/>
-      <w:r>
-        <w:rPr>
-          <w:rFonts w:ascii="Bookman Old Style" w:eastAsia="Bookman Old Style" w:hAnsi="Bookman Old Style" w:cs="Bookman Old Style"/>
-          <w:color w:val="000000" w:themeColor="text1"/>
-          <w:sz w:val="24"/>
-          <w:szCs w:val="24"/>
-          <w:lang w:val="en"/>
-        </w:rPr>
-        <w:t xml:space="preserve"> </w:t>
-      </w:r>
-      <w:proofErr w:type="spellStart"/>
-      <w:r>
-        <w:rPr>
-          <w:rFonts w:ascii="Bookman Old Style" w:eastAsia="Bookman Old Style" w:hAnsi="Bookman Old Style" w:cs="Bookman Old Style"/>
-          <w:color w:val="000000" w:themeColor="text1"/>
-          <w:sz w:val="24"/>
-          <w:szCs w:val="24"/>
-          <w:lang w:val="en"/>
-        </w:rPr>
-        <w:t>usaha</w:t>
-      </w:r>
-      <w:proofErr w:type="spellEnd"/>
-      <w:r>
-        <w:rPr>
-          <w:rFonts w:ascii="Bookman Old Style" w:eastAsia="Bookman Old Style" w:hAnsi="Bookman Old Style" w:cs="Bookman Old Style"/>
-          <w:color w:val="000000" w:themeColor="text1"/>
-          <w:sz w:val="24"/>
-          <w:szCs w:val="24"/>
-          <w:lang w:val="en"/>
-        </w:rPr>
-        <w:t xml:space="preserve"> </w:t>
-      </w:r>
-      <w:proofErr w:type="spellStart"/>
-      <w:r>
-        <w:rPr>
-          <w:rFonts w:ascii="Bookman Old Style" w:eastAsia="Bookman Old Style" w:hAnsi="Bookman Old Style" w:cs="Bookman Old Style"/>
-          <w:color w:val="000000" w:themeColor="text1"/>
-          <w:sz w:val="24"/>
-          <w:szCs w:val="24"/>
-          <w:lang w:val="en"/>
-        </w:rPr>
-        <w:t>besar</w:t>
-      </w:r>
-      <w:proofErr w:type="spellEnd"/>
-      <w:r>
-        <w:rPr>
-          <w:rFonts w:ascii="Bookman Old Style" w:eastAsia="Bookman Old Style" w:hAnsi="Bookman Old Style" w:cs="Bookman Old Style"/>
-          <w:color w:val="000000" w:themeColor="text1"/>
-          <w:sz w:val="24"/>
-          <w:szCs w:val="24"/>
-          <w:lang w:val="en"/>
-        </w:rPr>
-        <w:t xml:space="preserve"> </w:t>
-      </w:r>
-      <w:proofErr w:type="spellStart"/>
-      <w:r>
-        <w:rPr>
-          <w:rFonts w:ascii="Bookman Old Style" w:eastAsia="Bookman Old Style" w:hAnsi="Bookman Old Style" w:cs="Bookman Old Style"/>
-          <w:sz w:val="24"/>
-          <w:szCs w:val="24"/>
-          <w:lang w:val="en"/>
-        </w:rPr>
-        <w:t>selama</w:t>
-      </w:r>
-      <w:proofErr w:type="spellEnd"/>
-      <w:r>
-        <w:rPr>
-          <w:rFonts w:ascii="Bookman Old Style" w:eastAsia="Bookman Old Style" w:hAnsi="Bookman Old Style" w:cs="Bookman Old Style"/>
-          <w:sz w:val="24"/>
-          <w:szCs w:val="24"/>
-          <w:lang w:val="en"/>
-        </w:rPr>
-        <w:t xml:space="preserve"> </w:t>
-      </w:r>
-      <w:proofErr w:type="spellStart"/>
-      <w:r>
-        <w:rPr>
-          <w:rFonts w:ascii="Bookman Old Style" w:eastAsia="Bookman Old Style" w:hAnsi="Bookman Old Style" w:cs="Bookman Old Style"/>
-          <w:sz w:val="24"/>
-          <w:szCs w:val="24"/>
-          <w:lang w:val="en"/>
-        </w:rPr>
-        <w:t>pendataan</w:t>
-      </w:r>
-      <w:proofErr w:type="spellEnd"/>
-      <w:r>
-        <w:rPr>
-          <w:rFonts w:ascii="Bookman Old Style" w:eastAsia="Bookman Old Style" w:hAnsi="Bookman Old Style" w:cs="Bookman Old Style"/>
-          <w:sz w:val="24"/>
-          <w:szCs w:val="24"/>
-          <w:lang w:val="en"/>
-        </w:rPr>
-        <w:t xml:space="preserve"> 15 Juni 2026 </w:t>
-      </w:r>
-      <w:proofErr w:type="spellStart"/>
-      <w:r>
-        <w:rPr>
-          <w:rFonts w:ascii="Bookman Old Style" w:eastAsia="Bookman Old Style" w:hAnsi="Bookman Old Style" w:cs="Bookman Old Style"/>
-          <w:sz w:val="24"/>
-          <w:szCs w:val="24"/>
-          <w:lang w:val="en"/>
-        </w:rPr>
-        <w:t>sampai</w:t>
-      </w:r>
-      <w:proofErr w:type="spellEnd"/>
-      <w:r>
-        <w:rPr>
-          <w:rFonts w:ascii="Bookman Old Style" w:eastAsia="Bookman Old Style" w:hAnsi="Bookman Old Style" w:cs="Bookman Old Style"/>
-          <w:sz w:val="24"/>
-          <w:szCs w:val="24"/>
-          <w:lang w:val="en"/>
-        </w:rPr>
-        <w:t xml:space="preserve"> </w:t>
-      </w:r>
-      <w:proofErr w:type="spellStart"/>
-      <w:r>
-        <w:rPr>
-          <w:rFonts w:ascii="Bookman Old Style" w:eastAsia="Bookman Old Style" w:hAnsi="Bookman Old Style" w:cs="Bookman Old Style"/>
-          <w:sz w:val="24"/>
-          <w:szCs w:val="24"/>
-          <w:lang w:val="en"/>
-        </w:rPr>
-        <w:t>dengan</w:t>
-      </w:r>
-      <w:proofErr w:type="spellEnd"/>
-      <w:r>
-        <w:rPr>
-          <w:rFonts w:ascii="Bookman Old Style" w:eastAsia="Bookman Old Style" w:hAnsi="Bookman Old Style" w:cs="Bookman Old Style"/>
-          <w:sz w:val="24"/>
-          <w:szCs w:val="24"/>
-          <w:lang w:val="en"/>
-        </w:rPr>
-        <w:t xml:space="preserve"> 31 Agustus 2026.</w:t>
+        <w:t>selama pendataan 15 Juni 2026 sampai dengan 31 Agustus 2026.</w:t>
       </w:r>
     </w:p>
     <w:p>
@@ -10497,307 +7358,7 @@
           <w:szCs w:val="24"/>
           <w:lang w:val="en"/>
         </w:rPr>
-        <w:t xml:space="preserve"> </w:t>
-      </w:r>
-      <w:proofErr w:type="spellStart"/>
-      <w:r>
-        <w:rPr>
-          <w:rFonts w:ascii="Bookman Old Style" w:eastAsia="Bookman Old Style" w:hAnsi="Bookman Old Style" w:cs="Bookman Old Style"/>
-          <w:sz w:val="24"/>
-          <w:szCs w:val="24"/>
-          <w:lang w:val="en"/>
-        </w:rPr>
-        <w:t>telah</w:t>
-      </w:r>
-      <w:proofErr w:type="spellEnd"/>
-      <w:r>
-        <w:rPr>
-          <w:rFonts w:ascii="Bookman Old Style" w:eastAsia="Bookman Old Style" w:hAnsi="Bookman Old Style" w:cs="Bookman Old Style"/>
-          <w:sz w:val="24"/>
-          <w:szCs w:val="24"/>
-          <w:lang w:val="en"/>
-        </w:rPr>
-        <w:t xml:space="preserve"> </w:t>
-      </w:r>
-      <w:proofErr w:type="spellStart"/>
-      <w:r>
-        <w:rPr>
-          <w:rFonts w:ascii="Bookman Old Style" w:eastAsia="Bookman Old Style" w:hAnsi="Bookman Old Style" w:cs="Bookman Old Style"/>
-          <w:sz w:val="24"/>
-          <w:szCs w:val="24"/>
-          <w:lang w:val="en"/>
-        </w:rPr>
-        <w:t>menyelesaikan</w:t>
-      </w:r>
-      <w:proofErr w:type="spellEnd"/>
-      <w:r>
-        <w:rPr>
-          <w:rFonts w:ascii="Bookman Old Style" w:eastAsia="Bookman Old Style" w:hAnsi="Bookman Old Style" w:cs="Bookman Old Style"/>
-          <w:sz w:val="24"/>
-          <w:szCs w:val="24"/>
-          <w:lang w:val="en"/>
-        </w:rPr>
-        <w:t xml:space="preserve"> </w:t>
-      </w:r>
-      <w:proofErr w:type="spellStart"/>
-      <w:r>
-        <w:rPr>
-          <w:rFonts w:ascii="Bookman Old Style" w:eastAsia="Bookman Old Style" w:hAnsi="Bookman Old Style" w:cs="Bookman Old Style"/>
-          <w:sz w:val="24"/>
-          <w:szCs w:val="24"/>
-          <w:lang w:val="en"/>
-        </w:rPr>
-        <w:t>seluruh</w:t>
-      </w:r>
-      <w:proofErr w:type="spellEnd"/>
-      <w:r>
-        <w:rPr>
-          <w:rFonts w:ascii="Bookman Old Style" w:eastAsia="Bookman Old Style" w:hAnsi="Bookman Old Style" w:cs="Bookman Old Style"/>
-          <w:sz w:val="24"/>
-          <w:szCs w:val="24"/>
-          <w:lang w:val="en"/>
-        </w:rPr>
-        <w:t xml:space="preserve"> </w:t>
-      </w:r>
-      <w:proofErr w:type="spellStart"/>
-      <w:r>
-        <w:rPr>
-          <w:rFonts w:ascii="Bookman Old Style" w:eastAsia="Bookman Old Style" w:hAnsi="Bookman Old Style" w:cs="Bookman Old Style"/>
-          <w:sz w:val="24"/>
-          <w:szCs w:val="24"/>
-          <w:lang w:val="en"/>
-        </w:rPr>
-        <w:t>pekerjaan</w:t>
-      </w:r>
-      <w:proofErr w:type="spellEnd"/>
-      <w:r>
-        <w:rPr>
-          <w:rFonts w:ascii="Bookman Old Style" w:eastAsia="Bookman Old Style" w:hAnsi="Bookman Old Style" w:cs="Bookman Old Style"/>
-          <w:sz w:val="24"/>
-          <w:szCs w:val="24"/>
-          <w:lang w:val="en"/>
-        </w:rPr>
-        <w:t xml:space="preserve"> </w:t>
-      </w:r>
-      <w:proofErr w:type="spellStart"/>
-      <w:r>
-        <w:rPr>
-          <w:rFonts w:ascii="Bookman Old Style" w:eastAsia="Bookman Old Style" w:hAnsi="Bookman Old Style" w:cs="Bookman Old Style"/>
-          <w:sz w:val="24"/>
-          <w:szCs w:val="24"/>
-          <w:lang w:val="en"/>
-        </w:rPr>
-        <w:t>Pemeriksaan</w:t>
-      </w:r>
-      <w:proofErr w:type="spellEnd"/>
-      <w:r>
-        <w:rPr>
-          <w:rFonts w:ascii="Bookman Old Style" w:eastAsia="Bookman Old Style" w:hAnsi="Bookman Old Style" w:cs="Bookman Old Style"/>
-          <w:sz w:val="24"/>
-          <w:szCs w:val="24"/>
-          <w:lang w:val="en"/>
-        </w:rPr>
-        <w:t xml:space="preserve"> </w:t>
-      </w:r>
-      <w:proofErr w:type="spellStart"/>
-      <w:r>
-        <w:rPr>
-          <w:rFonts w:ascii="Bookman Old Style" w:eastAsia="Bookman Old Style" w:hAnsi="Bookman Old Style" w:cs="Bookman Old Style"/>
-          <w:sz w:val="24"/>
-          <w:szCs w:val="24"/>
-          <w:lang w:val="en"/>
-        </w:rPr>
-        <w:t>Pendataan</w:t>
-      </w:r>
-      <w:proofErr w:type="spellEnd"/>
-      <w:r>
-        <w:rPr>
-          <w:rFonts w:ascii="Bookman Old Style" w:eastAsia="Bookman Old Style" w:hAnsi="Bookman Old Style" w:cs="Bookman Old Style"/>
-          <w:sz w:val="24"/>
-          <w:szCs w:val="24"/>
-          <w:lang w:val="en"/>
-        </w:rPr>
-        <w:t xml:space="preserve"> Lapangan Sensus Ekonomi 2026 </w:t>
-      </w:r>
-      <w:proofErr w:type="spellStart"/>
-      <w:r>
-        <w:rPr>
-          <w:rFonts w:ascii="Bookman Old Style" w:eastAsia="Bookman Old Style" w:hAnsi="Bookman Old Style" w:cs="Bookman Old Style"/>
-          <w:sz w:val="24"/>
-          <w:szCs w:val="24"/>
-          <w:lang w:val="en"/>
-        </w:rPr>
-        <w:t>berdasarkan</w:t>
-      </w:r>
-      <w:proofErr w:type="spellEnd"/>
-      <w:r>
-        <w:rPr>
-          <w:rFonts w:ascii="Bookman Old Style" w:eastAsia="Bookman Old Style" w:hAnsi="Bookman Old Style" w:cs="Bookman Old Style"/>
-          <w:sz w:val="24"/>
-          <w:szCs w:val="24"/>
-          <w:lang w:val="en"/>
-        </w:rPr>
-        <w:t xml:space="preserve"> </w:t>
-      </w:r>
-      <w:proofErr w:type="spellStart"/>
-      <w:r>
-        <w:rPr>
-          <w:rFonts w:ascii="Bookman Old Style" w:eastAsia="Bookman Old Style" w:hAnsi="Bookman Old Style" w:cs="Bookman Old Style"/>
-          <w:sz w:val="24"/>
-          <w:szCs w:val="24"/>
-          <w:lang w:val="en"/>
-        </w:rPr>
-        <w:t>hasil</w:t>
-      </w:r>
-      <w:proofErr w:type="spellEnd"/>
-      <w:r>
-        <w:rPr>
-          <w:rFonts w:ascii="Bookman Old Style" w:eastAsia="Bookman Old Style" w:hAnsi="Bookman Old Style" w:cs="Bookman Old Style"/>
-          <w:sz w:val="24"/>
-          <w:szCs w:val="24"/>
-          <w:lang w:val="en"/>
-        </w:rPr>
-        <w:t xml:space="preserve"> </w:t>
-      </w:r>
-      <w:proofErr w:type="spellStart"/>
-      <w:r>
-        <w:rPr>
-          <w:rFonts w:ascii="Bookman Old Style" w:eastAsia="Bookman Old Style" w:hAnsi="Bookman Old Style" w:cs="Bookman Old Style"/>
-          <w:sz w:val="24"/>
-          <w:szCs w:val="24"/>
-          <w:lang w:val="en"/>
-        </w:rPr>
-        <w:t>pemeriksaan</w:t>
-      </w:r>
-      <w:proofErr w:type="spellEnd"/>
-      <w:r>
-        <w:rPr>
-          <w:rFonts w:ascii="Bookman Old Style" w:eastAsia="Bookman Old Style" w:hAnsi="Bookman Old Style" w:cs="Bookman Old Style"/>
-          <w:sz w:val="24"/>
-          <w:szCs w:val="24"/>
-          <w:lang w:val="en"/>
-        </w:rPr>
-        <w:t xml:space="preserve"> dan </w:t>
-      </w:r>
-      <w:proofErr w:type="spellStart"/>
-      <w:r>
-        <w:rPr>
-          <w:rFonts w:ascii="Bookman Old Style" w:eastAsia="Bookman Old Style" w:hAnsi="Bookman Old Style" w:cs="Bookman Old Style"/>
-          <w:sz w:val="24"/>
-          <w:szCs w:val="24"/>
-          <w:lang w:val="en"/>
-        </w:rPr>
-        <w:t>evaluasi</w:t>
-      </w:r>
-      <w:proofErr w:type="spellEnd"/>
-      <w:r>
-        <w:rPr>
-          <w:rFonts w:ascii="Bookman Old Style" w:eastAsia="Bookman Old Style" w:hAnsi="Bookman Old Style" w:cs="Bookman Old Style"/>
-          <w:sz w:val="24"/>
-          <w:szCs w:val="24"/>
-          <w:lang w:val="en"/>
-        </w:rPr>
-        <w:t xml:space="preserve"> </w:t>
-      </w:r>
-      <w:proofErr w:type="spellStart"/>
-      <w:r>
-        <w:rPr>
-          <w:rFonts w:ascii="Bookman Old Style" w:eastAsia="Bookman Old Style" w:hAnsi="Bookman Old Style" w:cs="Bookman Old Style"/>
-          <w:sz w:val="24"/>
-          <w:szCs w:val="24"/>
-          <w:lang w:val="en"/>
-        </w:rPr>
-        <w:t>pekerjaan</w:t>
-      </w:r>
-      <w:proofErr w:type="spellEnd"/>
-      <w:r>
-        <w:rPr>
-          <w:rFonts w:ascii="Bookman Old Style" w:eastAsia="Bookman Old Style" w:hAnsi="Bookman Old Style" w:cs="Bookman Old Style"/>
-          <w:sz w:val="24"/>
-          <w:szCs w:val="24"/>
-          <w:lang w:val="en"/>
-        </w:rPr>
-        <w:t xml:space="preserve"> </w:t>
-      </w:r>
-      <w:proofErr w:type="spellStart"/>
-      <w:r>
-        <w:rPr>
-          <w:rFonts w:ascii="Bookman Old Style" w:eastAsia="Bookman Old Style" w:hAnsi="Bookman Old Style" w:cs="Bookman Old Style"/>
-          <w:sz w:val="24"/>
-          <w:szCs w:val="24"/>
-          <w:lang w:val="en"/>
-        </w:rPr>
-        <w:t>sebagaimana</w:t>
-      </w:r>
-      <w:proofErr w:type="spellEnd"/>
-      <w:r>
-        <w:rPr>
-          <w:rFonts w:ascii="Bookman Old Style" w:eastAsia="Bookman Old Style" w:hAnsi="Bookman Old Style" w:cs="Bookman Old Style"/>
-          <w:sz w:val="24"/>
-          <w:szCs w:val="24"/>
-          <w:lang w:val="en"/>
-        </w:rPr>
-        <w:t xml:space="preserve"> </w:t>
-      </w:r>
-      <w:proofErr w:type="spellStart"/>
-      <w:r>
-        <w:rPr>
-          <w:rFonts w:ascii="Bookman Old Style" w:eastAsia="Bookman Old Style" w:hAnsi="Bookman Old Style" w:cs="Bookman Old Style"/>
-          <w:sz w:val="24"/>
-          <w:szCs w:val="24"/>
-          <w:lang w:val="en"/>
-        </w:rPr>
-        <w:t>tercantum</w:t>
-      </w:r>
-      <w:proofErr w:type="spellEnd"/>
-      <w:r>
-        <w:rPr>
-          <w:rFonts w:ascii="Bookman Old Style" w:eastAsia="Bookman Old Style" w:hAnsi="Bookman Old Style" w:cs="Bookman Old Style"/>
-          <w:sz w:val="24"/>
-          <w:szCs w:val="24"/>
-          <w:lang w:val="en"/>
-        </w:rPr>
-        <w:t xml:space="preserve"> </w:t>
-      </w:r>
-      <w:proofErr w:type="spellStart"/>
-      <w:r>
-        <w:rPr>
-          <w:rFonts w:ascii="Bookman Old Style" w:eastAsia="Bookman Old Style" w:hAnsi="Bookman Old Style" w:cs="Bookman Old Style"/>
-          <w:sz w:val="24"/>
-          <w:szCs w:val="24"/>
-          <w:lang w:val="en"/>
-        </w:rPr>
-        <w:t>dalam</w:t>
-      </w:r>
-      <w:proofErr w:type="spellEnd"/>
-      <w:r>
-        <w:rPr>
-          <w:rFonts w:ascii="Bookman Old Style" w:eastAsia="Bookman Old Style" w:hAnsi="Bookman Old Style" w:cs="Bookman Old Style"/>
-          <w:sz w:val="24"/>
-          <w:szCs w:val="24"/>
-          <w:lang w:val="en"/>
-        </w:rPr>
-        <w:t xml:space="preserve"> </w:t>
-      </w:r>
-      <w:proofErr w:type="spellStart"/>
-      <w:r>
-        <w:rPr>
-          <w:rFonts w:ascii="Bookman Old Style" w:eastAsia="Bookman Old Style" w:hAnsi="Bookman Old Style" w:cs="Bookman Old Style"/>
-          <w:sz w:val="24"/>
-          <w:szCs w:val="24"/>
-          <w:lang w:val="en"/>
-        </w:rPr>
-        <w:t>lampiran</w:t>
-      </w:r>
-      <w:proofErr w:type="spellEnd"/>
-      <w:r>
-        <w:rPr>
-          <w:rFonts w:ascii="Bookman Old Style" w:eastAsia="Bookman Old Style" w:hAnsi="Bookman Old Style" w:cs="Bookman Old Style"/>
-          <w:sz w:val="24"/>
-          <w:szCs w:val="24"/>
-          <w:lang w:val="en"/>
-        </w:rPr>
-        <w:t xml:space="preserve">. </w:t>
+        <w:t xml:space="preserve"> telah menyelesaikan seluruh pekerjaan Pemeriksaan Pendataan Lapangan Sensus Ekonomi 2026 berdasarkan hasil pemeriksaan dan evaluasi pekerjaan sebagaimana tercantum dalam lampiran. </w:t>
       </w:r>
     </w:p>
     <w:p>
@@ -10824,7 +7385,6 @@
           <w:lang w:val="en"/>
         </w:rPr>
       </w:pPr>
-      <w:proofErr w:type="spellStart"/>
       <w:r>
         <w:rPr>
           <w:rFonts w:ascii="Bookman Old Style" w:eastAsia="Bookman Old Style" w:hAnsi="Bookman Old Style" w:cs="Bookman Old Style"/>
@@ -10832,77 +7392,7 @@
           <w:szCs w:val="24"/>
           <w:lang w:val="en"/>
         </w:rPr>
-        <w:t>Berdasarkan</w:t>
-      </w:r>
-      <w:proofErr w:type="spellEnd"/>
-      <w:r>
-        <w:rPr>
-          <w:rFonts w:ascii="Bookman Old Style" w:eastAsia="Bookman Old Style" w:hAnsi="Bookman Old Style" w:cs="Bookman Old Style"/>
-          <w:sz w:val="24"/>
-          <w:szCs w:val="24"/>
-          <w:lang w:val="en"/>
-        </w:rPr>
-        <w:t xml:space="preserve"> </w:t>
-      </w:r>
-      <w:proofErr w:type="spellStart"/>
-      <w:r>
-        <w:rPr>
-          <w:rFonts w:ascii="Bookman Old Style" w:eastAsia="Bookman Old Style" w:hAnsi="Bookman Old Style" w:cs="Bookman Old Style"/>
-          <w:sz w:val="24"/>
-          <w:szCs w:val="24"/>
-          <w:lang w:val="en"/>
-        </w:rPr>
-        <w:t>angka</w:t>
-      </w:r>
-      <w:proofErr w:type="spellEnd"/>
-      <w:r>
-        <w:rPr>
-          <w:rFonts w:ascii="Bookman Old Style" w:eastAsia="Bookman Old Style" w:hAnsi="Bookman Old Style" w:cs="Bookman Old Style"/>
-          <w:sz w:val="24"/>
-          <w:szCs w:val="24"/>
-          <w:lang w:val="en"/>
-        </w:rPr>
-        <w:t xml:space="preserve"> 2 </w:t>
-      </w:r>
-      <w:proofErr w:type="spellStart"/>
-      <w:r>
-        <w:rPr>
-          <w:rFonts w:ascii="Bookman Old Style" w:eastAsia="Bookman Old Style" w:hAnsi="Bookman Old Style" w:cs="Bookman Old Style"/>
-          <w:sz w:val="24"/>
-          <w:szCs w:val="24"/>
-          <w:lang w:val="en"/>
-        </w:rPr>
-        <w:t>tersebut</w:t>
-      </w:r>
-      <w:proofErr w:type="spellEnd"/>
-      <w:r>
-        <w:rPr>
-          <w:rFonts w:ascii="Bookman Old Style" w:eastAsia="Bookman Old Style" w:hAnsi="Bookman Old Style" w:cs="Bookman Old Style"/>
-          <w:sz w:val="24"/>
-          <w:szCs w:val="24"/>
-          <w:lang w:val="en"/>
-        </w:rPr>
-        <w:t xml:space="preserve"> di </w:t>
-      </w:r>
-      <w:proofErr w:type="spellStart"/>
-      <w:r>
-        <w:rPr>
-          <w:rFonts w:ascii="Bookman Old Style" w:eastAsia="Bookman Old Style" w:hAnsi="Bookman Old Style" w:cs="Bookman Old Style"/>
-          <w:sz w:val="24"/>
-          <w:szCs w:val="24"/>
-          <w:lang w:val="en"/>
-        </w:rPr>
-        <w:t>atas</w:t>
-      </w:r>
-      <w:proofErr w:type="spellEnd"/>
-      <w:r>
-        <w:rPr>
-          <w:rFonts w:ascii="Bookman Old Style" w:eastAsia="Bookman Old Style" w:hAnsi="Bookman Old Style" w:cs="Bookman Old Style"/>
-          <w:sz w:val="24"/>
-          <w:szCs w:val="24"/>
-          <w:lang w:val="en"/>
-        </w:rPr>
-        <w:t xml:space="preserve">, </w:t>
+        <w:t xml:space="preserve">Berdasarkan angka 2 tersebut di atas, </w:t>
       </w:r>
       <w:r>
         <w:rPr>
@@ -10922,147 +7412,7 @@
           <w:szCs w:val="24"/>
           <w:lang w:val="en"/>
         </w:rPr>
-        <w:t xml:space="preserve"> </w:t>
-      </w:r>
-      <w:proofErr w:type="spellStart"/>
-      <w:r>
-        <w:rPr>
-          <w:rFonts w:ascii="Bookman Old Style" w:eastAsia="Bookman Old Style" w:hAnsi="Bookman Old Style" w:cs="Bookman Old Style"/>
-          <w:sz w:val="24"/>
-          <w:szCs w:val="24"/>
-          <w:lang w:val="en"/>
-        </w:rPr>
-        <w:t>menyerahkan</w:t>
-      </w:r>
-      <w:proofErr w:type="spellEnd"/>
-      <w:r>
-        <w:rPr>
-          <w:rFonts w:ascii="Bookman Old Style" w:eastAsia="Bookman Old Style" w:hAnsi="Bookman Old Style" w:cs="Bookman Old Style"/>
-          <w:sz w:val="24"/>
-          <w:szCs w:val="24"/>
-          <w:lang w:val="en"/>
-        </w:rPr>
-        <w:t xml:space="preserve"> </w:t>
-      </w:r>
-      <w:proofErr w:type="spellStart"/>
-      <w:r>
-        <w:rPr>
-          <w:rFonts w:ascii="Bookman Old Style" w:eastAsia="Bookman Old Style" w:hAnsi="Bookman Old Style" w:cs="Bookman Old Style"/>
-          <w:sz w:val="24"/>
-          <w:szCs w:val="24"/>
-          <w:lang w:val="en"/>
-        </w:rPr>
-        <w:t>seluruh</w:t>
-      </w:r>
-      <w:proofErr w:type="spellEnd"/>
-      <w:r>
-        <w:rPr>
-          <w:rFonts w:ascii="Bookman Old Style" w:eastAsia="Bookman Old Style" w:hAnsi="Bookman Old Style" w:cs="Bookman Old Style"/>
-          <w:sz w:val="24"/>
-          <w:szCs w:val="24"/>
-          <w:lang w:val="en"/>
-        </w:rPr>
-        <w:t xml:space="preserve"> </w:t>
-      </w:r>
-      <w:proofErr w:type="spellStart"/>
-      <w:r>
-        <w:rPr>
-          <w:rFonts w:ascii="Bookman Old Style" w:eastAsia="Bookman Old Style" w:hAnsi="Bookman Old Style" w:cs="Bookman Old Style"/>
-          <w:sz w:val="24"/>
-          <w:szCs w:val="24"/>
-          <w:lang w:val="en"/>
-        </w:rPr>
-        <w:t>hasil</w:t>
-      </w:r>
-      <w:proofErr w:type="spellEnd"/>
-      <w:r>
-        <w:rPr>
-          <w:rFonts w:ascii="Bookman Old Style" w:eastAsia="Bookman Old Style" w:hAnsi="Bookman Old Style" w:cs="Bookman Old Style"/>
-          <w:sz w:val="24"/>
-          <w:szCs w:val="24"/>
-          <w:lang w:val="en"/>
-        </w:rPr>
-        <w:t xml:space="preserve"> </w:t>
-      </w:r>
-      <w:proofErr w:type="spellStart"/>
-      <w:r>
-        <w:rPr>
-          <w:rFonts w:ascii="Bookman Old Style" w:eastAsia="Bookman Old Style" w:hAnsi="Bookman Old Style" w:cs="Bookman Old Style"/>
-          <w:sz w:val="24"/>
-          <w:szCs w:val="24"/>
-          <w:lang w:val="en"/>
-        </w:rPr>
-        <w:t>pekerjaan</w:t>
-      </w:r>
-      <w:proofErr w:type="spellEnd"/>
-      <w:r>
-        <w:rPr>
-          <w:rFonts w:ascii="Bookman Old Style" w:eastAsia="Bookman Old Style" w:hAnsi="Bookman Old Style" w:cs="Bookman Old Style"/>
-          <w:sz w:val="24"/>
-          <w:szCs w:val="24"/>
-          <w:lang w:val="en"/>
-        </w:rPr>
-        <w:t xml:space="preserve"> </w:t>
-      </w:r>
-      <w:proofErr w:type="spellStart"/>
-      <w:r>
-        <w:rPr>
-          <w:rFonts w:ascii="Bookman Old Style" w:eastAsia="Bookman Old Style" w:hAnsi="Bookman Old Style" w:cs="Bookman Old Style"/>
-          <w:sz w:val="24"/>
-          <w:szCs w:val="24"/>
-          <w:lang w:val="en"/>
-        </w:rPr>
-        <w:t>Pemeriksaan</w:t>
-      </w:r>
-      <w:proofErr w:type="spellEnd"/>
-      <w:r>
-        <w:rPr>
-          <w:rFonts w:ascii="Bookman Old Style" w:eastAsia="Bookman Old Style" w:hAnsi="Bookman Old Style" w:cs="Bookman Old Style"/>
-          <w:sz w:val="24"/>
-          <w:szCs w:val="24"/>
-          <w:lang w:val="en"/>
-        </w:rPr>
-        <w:t xml:space="preserve"> </w:t>
-      </w:r>
-      <w:proofErr w:type="spellStart"/>
-      <w:r>
-        <w:rPr>
-          <w:rFonts w:ascii="Bookman Old Style" w:eastAsia="Bookman Old Style" w:hAnsi="Bookman Old Style" w:cs="Bookman Old Style"/>
-          <w:sz w:val="24"/>
-          <w:szCs w:val="24"/>
-          <w:lang w:val="en"/>
-        </w:rPr>
-        <w:t>Pendataan</w:t>
-      </w:r>
-      <w:proofErr w:type="spellEnd"/>
-      <w:r>
-        <w:rPr>
-          <w:rFonts w:ascii="Bookman Old Style" w:eastAsia="Bookman Old Style" w:hAnsi="Bookman Old Style" w:cs="Bookman Old Style"/>
-          <w:sz w:val="24"/>
-          <w:szCs w:val="24"/>
-          <w:lang w:val="en"/>
-        </w:rPr>
-        <w:t xml:space="preserve"> Lapangan Sensus Ekonomi 2026 </w:t>
-      </w:r>
-      <w:proofErr w:type="spellStart"/>
-      <w:r>
-        <w:rPr>
-          <w:rFonts w:ascii="Bookman Old Style" w:eastAsia="Bookman Old Style" w:hAnsi="Bookman Old Style" w:cs="Bookman Old Style"/>
-          <w:sz w:val="24"/>
-          <w:szCs w:val="24"/>
-          <w:lang w:val="en"/>
-        </w:rPr>
-        <w:t>kepada</w:t>
-      </w:r>
-      <w:proofErr w:type="spellEnd"/>
-      <w:r>
-        <w:rPr>
-          <w:rFonts w:ascii="Bookman Old Style" w:eastAsia="Bookman Old Style" w:hAnsi="Bookman Old Style" w:cs="Bookman Old Style"/>
-          <w:sz w:val="24"/>
-          <w:szCs w:val="24"/>
-          <w:lang w:val="en"/>
-        </w:rPr>
-        <w:t xml:space="preserve"> </w:t>
+        <w:t xml:space="preserve"> menyerahkan seluruh hasil pekerjaan Pemeriksaan Pendataan Lapangan Sensus Ekonomi 2026 kepada </w:t>
       </w:r>
       <w:r>
         <w:rPr>
@@ -11102,167 +7452,7 @@
           <w:szCs w:val="24"/>
           <w:lang w:val="en"/>
         </w:rPr>
-        <w:t xml:space="preserve"> </w:t>
-      </w:r>
-      <w:proofErr w:type="spellStart"/>
-      <w:r>
-        <w:rPr>
-          <w:rFonts w:ascii="Bookman Old Style" w:eastAsia="Bookman Old Style" w:hAnsi="Bookman Old Style" w:cs="Bookman Old Style"/>
-          <w:sz w:val="24"/>
-          <w:szCs w:val="24"/>
-          <w:lang w:val="en"/>
-        </w:rPr>
-        <w:t>menerima</w:t>
-      </w:r>
-      <w:proofErr w:type="spellEnd"/>
-      <w:r>
-        <w:rPr>
-          <w:rFonts w:ascii="Bookman Old Style" w:eastAsia="Bookman Old Style" w:hAnsi="Bookman Old Style" w:cs="Bookman Old Style"/>
-          <w:sz w:val="24"/>
-          <w:szCs w:val="24"/>
-          <w:lang w:val="en"/>
-        </w:rPr>
-        <w:t xml:space="preserve"> </w:t>
-      </w:r>
-      <w:proofErr w:type="spellStart"/>
-      <w:r>
-        <w:rPr>
-          <w:rFonts w:ascii="Bookman Old Style" w:eastAsia="Bookman Old Style" w:hAnsi="Bookman Old Style" w:cs="Bookman Old Style"/>
-          <w:sz w:val="24"/>
-          <w:szCs w:val="24"/>
-          <w:lang w:val="en"/>
-        </w:rPr>
-        <w:t>hasil</w:t>
-      </w:r>
-      <w:proofErr w:type="spellEnd"/>
-      <w:r>
-        <w:rPr>
-          <w:rFonts w:ascii="Bookman Old Style" w:eastAsia="Bookman Old Style" w:hAnsi="Bookman Old Style" w:cs="Bookman Old Style"/>
-          <w:sz w:val="24"/>
-          <w:szCs w:val="24"/>
-          <w:lang w:val="en"/>
-        </w:rPr>
-        <w:t xml:space="preserve"> </w:t>
-      </w:r>
-      <w:proofErr w:type="spellStart"/>
-      <w:r>
-        <w:rPr>
-          <w:rFonts w:ascii="Bookman Old Style" w:eastAsia="Bookman Old Style" w:hAnsi="Bookman Old Style" w:cs="Bookman Old Style"/>
-          <w:sz w:val="24"/>
-          <w:szCs w:val="24"/>
-          <w:lang w:val="en"/>
-        </w:rPr>
-        <w:t>pekerjaan</w:t>
-      </w:r>
-      <w:proofErr w:type="spellEnd"/>
-      <w:r>
-        <w:rPr>
-          <w:rFonts w:ascii="Bookman Old Style" w:eastAsia="Bookman Old Style" w:hAnsi="Bookman Old Style" w:cs="Bookman Old Style"/>
-          <w:sz w:val="24"/>
-          <w:szCs w:val="24"/>
-          <w:lang w:val="en"/>
-        </w:rPr>
-        <w:t xml:space="preserve"> </w:t>
-      </w:r>
-      <w:proofErr w:type="spellStart"/>
-      <w:r>
-        <w:rPr>
-          <w:rFonts w:ascii="Bookman Old Style" w:eastAsia="Bookman Old Style" w:hAnsi="Bookman Old Style" w:cs="Bookman Old Style"/>
-          <w:sz w:val="24"/>
-          <w:szCs w:val="24"/>
-          <w:lang w:val="en"/>
-        </w:rPr>
-        <w:t>tersebut</w:t>
-      </w:r>
-      <w:proofErr w:type="spellEnd"/>
-      <w:r>
-        <w:rPr>
-          <w:rFonts w:ascii="Bookman Old Style" w:eastAsia="Bookman Old Style" w:hAnsi="Bookman Old Style" w:cs="Bookman Old Style"/>
-          <w:sz w:val="24"/>
-          <w:szCs w:val="24"/>
-          <w:lang w:val="en"/>
-        </w:rPr>
-        <w:t xml:space="preserve"> yang </w:t>
-      </w:r>
-      <w:proofErr w:type="spellStart"/>
-      <w:r>
-        <w:rPr>
-          <w:rFonts w:ascii="Bookman Old Style" w:eastAsia="Bookman Old Style" w:hAnsi="Bookman Old Style" w:cs="Bookman Old Style"/>
-          <w:sz w:val="24"/>
-          <w:szCs w:val="24"/>
-          <w:lang w:val="en"/>
-        </w:rPr>
-        <w:t>telah</w:t>
-      </w:r>
-      <w:proofErr w:type="spellEnd"/>
-      <w:r>
-        <w:rPr>
-          <w:rFonts w:ascii="Bookman Old Style" w:eastAsia="Bookman Old Style" w:hAnsi="Bookman Old Style" w:cs="Bookman Old Style"/>
-          <w:sz w:val="24"/>
-          <w:szCs w:val="24"/>
-          <w:lang w:val="en"/>
-        </w:rPr>
-        <w:t xml:space="preserve"> </w:t>
-      </w:r>
-      <w:proofErr w:type="spellStart"/>
-      <w:r>
-        <w:rPr>
-          <w:rFonts w:ascii="Bookman Old Style" w:eastAsia="Bookman Old Style" w:hAnsi="Bookman Old Style" w:cs="Bookman Old Style"/>
-          <w:sz w:val="24"/>
-          <w:szCs w:val="24"/>
-          <w:lang w:val="en"/>
-        </w:rPr>
-        <w:t>sesuai</w:t>
-      </w:r>
-      <w:proofErr w:type="spellEnd"/>
-      <w:r>
-        <w:rPr>
-          <w:rFonts w:ascii="Bookman Old Style" w:eastAsia="Bookman Old Style" w:hAnsi="Bookman Old Style" w:cs="Bookman Old Style"/>
-          <w:sz w:val="24"/>
-          <w:szCs w:val="24"/>
-          <w:lang w:val="en"/>
-        </w:rPr>
-        <w:t xml:space="preserve"> </w:t>
-      </w:r>
-      <w:proofErr w:type="spellStart"/>
-      <w:r>
-        <w:rPr>
-          <w:rFonts w:ascii="Bookman Old Style" w:eastAsia="Bookman Old Style" w:hAnsi="Bookman Old Style" w:cs="Bookman Old Style"/>
-          <w:sz w:val="24"/>
-          <w:szCs w:val="24"/>
-          <w:lang w:val="en"/>
-        </w:rPr>
-        <w:t>dengan</w:t>
-      </w:r>
-      <w:proofErr w:type="spellEnd"/>
-      <w:r>
-        <w:rPr>
-          <w:rFonts w:ascii="Bookman Old Style" w:eastAsia="Bookman Old Style" w:hAnsi="Bookman Old Style" w:cs="Bookman Old Style"/>
-          <w:sz w:val="24"/>
-          <w:szCs w:val="24"/>
-          <w:lang w:val="en"/>
-        </w:rPr>
-        <w:t xml:space="preserve"> </w:t>
-      </w:r>
-      <w:proofErr w:type="spellStart"/>
-      <w:r>
-        <w:rPr>
-          <w:rFonts w:ascii="Bookman Old Style" w:eastAsia="Bookman Old Style" w:hAnsi="Bookman Old Style" w:cs="Bookman Old Style"/>
-          <w:sz w:val="24"/>
-          <w:szCs w:val="24"/>
-          <w:lang w:val="en"/>
-        </w:rPr>
-        <w:t>seharusnya</w:t>
-      </w:r>
-      <w:proofErr w:type="spellEnd"/>
-      <w:r>
-        <w:rPr>
-          <w:rFonts w:ascii="Bookman Old Style" w:eastAsia="Bookman Old Style" w:hAnsi="Bookman Old Style" w:cs="Bookman Old Style"/>
-          <w:sz w:val="24"/>
-          <w:szCs w:val="24"/>
-          <w:lang w:val="en"/>
-        </w:rPr>
-        <w:t>;</w:t>
+        <w:t xml:space="preserve"> menerima hasil pekerjaan tersebut yang telah sesuai dengan seharusnya;</w:t>
       </w:r>
     </w:p>
     <w:p>
@@ -11290,7 +7480,6 @@
           <w:lang w:val="en"/>
         </w:rPr>
       </w:pPr>
-      <w:proofErr w:type="spellStart"/>
       <w:r>
         <w:rPr>
           <w:rFonts w:ascii="Bookman Old Style" w:eastAsia="Bookman Old Style" w:hAnsi="Bookman Old Style" w:cs="Bookman Old Style"/>
@@ -11298,9 +7487,8 @@
           <w:szCs w:val="24"/>
           <w:lang w:val="en"/>
         </w:rPr>
-        <w:t>Pekerjaan</w:t>
-      </w:r>
-      <w:proofErr w:type="spellEnd"/>
+        <w:t xml:space="preserve">Pekerjaan Pemeriksaan Pendataan Lapangan Sensus Ekonomi 2026 sebagaimana dimaksud dalam angka 3, berupa dokumen pemeriksaan hasil Pendataan Lapangan Sensus Ekonomi 2026, sejumlah </w:t>
+      </w:r>
       <w:r>
         <w:rPr>
           <w:rFonts w:ascii="Bookman Old Style" w:eastAsia="Bookman Old Style" w:hAnsi="Bookman Old Style" w:cs="Bookman Old Style"/>
@@ -11308,352 +7496,17 @@
           <w:szCs w:val="24"/>
           <w:lang w:val="en"/>
         </w:rPr>
-        <w:t xml:space="preserve"> </w:t>
-      </w:r>
-      <w:proofErr w:type="spellStart"/>
-      <w:r>
-        <w:rPr>
-          <w:rFonts w:ascii="Bookman Old Style" w:eastAsia="Bookman Old Style" w:hAnsi="Bookman Old Style" w:cs="Bookman Old Style"/>
+        <w:t>{sls_ongoing}</w:t>
+      </w:r>
+      <w:r>
+        <w:rPr>
+          <w:rFonts w:ascii="Bookman Old Style" w:eastAsia="Bookman Old Style" w:hAnsi="Bookman Old Style" w:cs="Bookman Old Style"/>
+          <w:color w:val="000000" w:themeColor="text1"/>
           <w:sz w:val="24"/>
           <w:szCs w:val="24"/>
           <w:lang w:val="en"/>
         </w:rPr>
-        <w:t>Pemeriksaan</w:t>
-      </w:r>
-      <w:proofErr w:type="spellEnd"/>
-      <w:r>
-        <w:rPr>
-          <w:rFonts w:ascii="Bookman Old Style" w:eastAsia="Bookman Old Style" w:hAnsi="Bookman Old Style" w:cs="Bookman Old Style"/>
-          <w:sz w:val="24"/>
-          <w:szCs w:val="24"/>
-          <w:lang w:val="en"/>
-        </w:rPr>
-        <w:t xml:space="preserve"> </w:t>
-      </w:r>
-      <w:proofErr w:type="spellStart"/>
-      <w:r>
-        <w:rPr>
-          <w:rFonts w:ascii="Bookman Old Style" w:eastAsia="Bookman Old Style" w:hAnsi="Bookman Old Style" w:cs="Bookman Old Style"/>
-          <w:sz w:val="24"/>
-          <w:szCs w:val="24"/>
-          <w:lang w:val="en"/>
-        </w:rPr>
-        <w:t>Pendataan</w:t>
-      </w:r>
-      <w:proofErr w:type="spellEnd"/>
-      <w:r>
-        <w:rPr>
-          <w:rFonts w:ascii="Bookman Old Style" w:eastAsia="Bookman Old Style" w:hAnsi="Bookman Old Style" w:cs="Bookman Old Style"/>
-          <w:sz w:val="24"/>
-          <w:szCs w:val="24"/>
-          <w:lang w:val="en"/>
-        </w:rPr>
-        <w:t xml:space="preserve"> Lapangan Sensus Ekonomi 2026 </w:t>
-      </w:r>
-      <w:proofErr w:type="spellStart"/>
-      <w:r>
-        <w:rPr>
-          <w:rFonts w:ascii="Bookman Old Style" w:eastAsia="Bookman Old Style" w:hAnsi="Bookman Old Style" w:cs="Bookman Old Style"/>
-          <w:sz w:val="24"/>
-          <w:szCs w:val="24"/>
-          <w:lang w:val="en"/>
-        </w:rPr>
-        <w:t>sebagaimana</w:t>
-      </w:r>
-      <w:proofErr w:type="spellEnd"/>
-      <w:r>
-        <w:rPr>
-          <w:rFonts w:ascii="Bookman Old Style" w:eastAsia="Bookman Old Style" w:hAnsi="Bookman Old Style" w:cs="Bookman Old Style"/>
-          <w:sz w:val="24"/>
-          <w:szCs w:val="24"/>
-          <w:lang w:val="en"/>
-        </w:rPr>
-        <w:t xml:space="preserve"> </w:t>
-      </w:r>
-      <w:proofErr w:type="spellStart"/>
-      <w:r>
-        <w:rPr>
-          <w:rFonts w:ascii="Bookman Old Style" w:eastAsia="Bookman Old Style" w:hAnsi="Bookman Old Style" w:cs="Bookman Old Style"/>
-          <w:sz w:val="24"/>
-          <w:szCs w:val="24"/>
-          <w:lang w:val="en"/>
-        </w:rPr>
-        <w:t>dimaksud</w:t>
-      </w:r>
-      <w:proofErr w:type="spellEnd"/>
-      <w:r>
-        <w:rPr>
-          <w:rFonts w:ascii="Bookman Old Style" w:eastAsia="Bookman Old Style" w:hAnsi="Bookman Old Style" w:cs="Bookman Old Style"/>
-          <w:sz w:val="24"/>
-          <w:szCs w:val="24"/>
-          <w:lang w:val="en"/>
-        </w:rPr>
-        <w:t xml:space="preserve"> </w:t>
-      </w:r>
-      <w:proofErr w:type="spellStart"/>
-      <w:r>
-        <w:rPr>
-          <w:rFonts w:ascii="Bookman Old Style" w:eastAsia="Bookman Old Style" w:hAnsi="Bookman Old Style" w:cs="Bookman Old Style"/>
-          <w:sz w:val="24"/>
-          <w:szCs w:val="24"/>
-          <w:lang w:val="en"/>
-        </w:rPr>
-        <w:t>dalam</w:t>
-      </w:r>
-      <w:proofErr w:type="spellEnd"/>
-      <w:r>
-        <w:rPr>
-          <w:rFonts w:ascii="Bookman Old Style" w:eastAsia="Bookman Old Style" w:hAnsi="Bookman Old Style" w:cs="Bookman Old Style"/>
-          <w:sz w:val="24"/>
-          <w:szCs w:val="24"/>
-          <w:lang w:val="en"/>
-        </w:rPr>
-        <w:t xml:space="preserve"> </w:t>
-      </w:r>
-      <w:proofErr w:type="spellStart"/>
-      <w:r>
-        <w:rPr>
-          <w:rFonts w:ascii="Bookman Old Style" w:eastAsia="Bookman Old Style" w:hAnsi="Bookman Old Style" w:cs="Bookman Old Style"/>
-          <w:sz w:val="24"/>
-          <w:szCs w:val="24"/>
-          <w:lang w:val="en"/>
-        </w:rPr>
-        <w:t>angka</w:t>
-      </w:r>
-      <w:proofErr w:type="spellEnd"/>
-      <w:r>
-        <w:rPr>
-          <w:rFonts w:ascii="Bookman Old Style" w:eastAsia="Bookman Old Style" w:hAnsi="Bookman Old Style" w:cs="Bookman Old Style"/>
-          <w:sz w:val="24"/>
-          <w:szCs w:val="24"/>
-          <w:lang w:val="en"/>
-        </w:rPr>
-        <w:t xml:space="preserve"> 3, </w:t>
-      </w:r>
-      <w:proofErr w:type="spellStart"/>
-      <w:r>
-        <w:rPr>
-          <w:rFonts w:ascii="Bookman Old Style" w:eastAsia="Bookman Old Style" w:hAnsi="Bookman Old Style" w:cs="Bookman Old Style"/>
-          <w:sz w:val="24"/>
-          <w:szCs w:val="24"/>
-          <w:lang w:val="en"/>
-        </w:rPr>
-        <w:t>berupa</w:t>
-      </w:r>
-      <w:proofErr w:type="spellEnd"/>
-      <w:r>
-        <w:rPr>
-          <w:rFonts w:ascii="Bookman Old Style" w:eastAsia="Bookman Old Style" w:hAnsi="Bookman Old Style" w:cs="Bookman Old Style"/>
-          <w:sz w:val="24"/>
-          <w:szCs w:val="24"/>
-          <w:lang w:val="en"/>
-        </w:rPr>
-        <w:t xml:space="preserve"> </w:t>
-      </w:r>
-      <w:proofErr w:type="spellStart"/>
-      <w:r>
-        <w:rPr>
-          <w:rFonts w:ascii="Bookman Old Style" w:eastAsia="Bookman Old Style" w:hAnsi="Bookman Old Style" w:cs="Bookman Old Style"/>
-          <w:sz w:val="24"/>
-          <w:szCs w:val="24"/>
-          <w:lang w:val="en"/>
-        </w:rPr>
-        <w:t>dokumen</w:t>
-      </w:r>
-      <w:proofErr w:type="spellEnd"/>
-      <w:r>
-        <w:rPr>
-          <w:rFonts w:ascii="Bookman Old Style" w:eastAsia="Bookman Old Style" w:hAnsi="Bookman Old Style" w:cs="Bookman Old Style"/>
-          <w:sz w:val="24"/>
-          <w:szCs w:val="24"/>
-          <w:lang w:val="en"/>
-        </w:rPr>
-        <w:t xml:space="preserve"> </w:t>
-      </w:r>
-      <w:proofErr w:type="spellStart"/>
-      <w:r>
-        <w:rPr>
-          <w:rFonts w:ascii="Bookman Old Style" w:eastAsia="Bookman Old Style" w:hAnsi="Bookman Old Style" w:cs="Bookman Old Style"/>
-          <w:sz w:val="24"/>
-          <w:szCs w:val="24"/>
-          <w:lang w:val="en"/>
-        </w:rPr>
-        <w:t>pemeriksaan</w:t>
-      </w:r>
-      <w:proofErr w:type="spellEnd"/>
-      <w:r>
-        <w:rPr>
-          <w:rFonts w:ascii="Bookman Old Style" w:eastAsia="Bookman Old Style" w:hAnsi="Bookman Old Style" w:cs="Bookman Old Style"/>
-          <w:sz w:val="24"/>
-          <w:szCs w:val="24"/>
-          <w:lang w:val="en"/>
-        </w:rPr>
-        <w:t xml:space="preserve"> </w:t>
-      </w:r>
-      <w:proofErr w:type="spellStart"/>
-      <w:r>
-        <w:rPr>
-          <w:rFonts w:ascii="Bookman Old Style" w:eastAsia="Bookman Old Style" w:hAnsi="Bookman Old Style" w:cs="Bookman Old Style"/>
-          <w:sz w:val="24"/>
-          <w:szCs w:val="24"/>
-          <w:lang w:val="en"/>
-        </w:rPr>
-        <w:t>hasil</w:t>
-      </w:r>
-      <w:proofErr w:type="spellEnd"/>
-      <w:r>
-        <w:rPr>
-          <w:rFonts w:ascii="Bookman Old Style" w:eastAsia="Bookman Old Style" w:hAnsi="Bookman Old Style" w:cs="Bookman Old Style"/>
-          <w:sz w:val="24"/>
-          <w:szCs w:val="24"/>
-          <w:lang w:val="en"/>
-        </w:rPr>
-        <w:t xml:space="preserve"> </w:t>
-      </w:r>
-      <w:proofErr w:type="spellStart"/>
-      <w:r>
-        <w:rPr>
-          <w:rFonts w:ascii="Bookman Old Style" w:eastAsia="Bookman Old Style" w:hAnsi="Bookman Old Style" w:cs="Bookman Old Style"/>
-          <w:sz w:val="24"/>
-          <w:szCs w:val="24"/>
-          <w:lang w:val="en"/>
-        </w:rPr>
-        <w:t>Pendataan</w:t>
-      </w:r>
-      <w:proofErr w:type="spellEnd"/>
-      <w:r>
-        <w:rPr>
-          <w:rFonts w:ascii="Bookman Old Style" w:eastAsia="Bookman Old Style" w:hAnsi="Bookman Old Style" w:cs="Bookman Old Style"/>
-          <w:sz w:val="24"/>
-          <w:szCs w:val="24"/>
-          <w:lang w:val="en"/>
-        </w:rPr>
-        <w:t xml:space="preserve"> Lapangan Sensus Ekonomi 2026, </w:t>
-      </w:r>
-      <w:proofErr w:type="spellStart"/>
-      <w:r>
-        <w:rPr>
-          <w:rFonts w:ascii="Bookman Old Style" w:eastAsia="Bookman Old Style" w:hAnsi="Bookman Old Style" w:cs="Bookman Old Style"/>
-          <w:sz w:val="24"/>
-          <w:szCs w:val="24"/>
-          <w:lang w:val="en"/>
-        </w:rPr>
-        <w:t>sejumlah</w:t>
-      </w:r>
-      <w:proofErr w:type="spellEnd"/>
-      <w:r>
-        <w:rPr>
-          <w:rFonts w:ascii="Bookman Old Style" w:eastAsia="Bookman Old Style" w:hAnsi="Bookman Old Style" w:cs="Bookman Old Style"/>
-          <w:sz w:val="24"/>
-          <w:szCs w:val="24"/>
-          <w:lang w:val="en"/>
-        </w:rPr>
-        <w:t xml:space="preserve"> </w:t>
-      </w:r>
-      <w:r>
-        <w:rPr>
-          <w:rFonts w:ascii="Bookman Old Style" w:eastAsia="Bookman Old Style" w:hAnsi="Bookman Old Style" w:cs="Bookman Old Style"/>
-          <w:sz w:val="24"/>
-          <w:szCs w:val="24"/>
-          <w:lang w:val="en"/>
-        </w:rPr>
-        <w:t>{</w:t>
-      </w:r>
-      <w:proofErr w:type="spellStart"/>
-      <w:r>
-        <w:rPr>
-          <w:rFonts w:ascii="Bookman Old Style" w:eastAsia="Bookman Old Style" w:hAnsi="Bookman Old Style" w:cs="Bookman Old Style"/>
-          <w:sz w:val="24"/>
-          <w:szCs w:val="24"/>
-          <w:lang w:val="en"/>
-        </w:rPr>
-        <w:t>sls_ongoing</w:t>
-      </w:r>
-      <w:proofErr w:type="spellEnd"/>
-      <w:r>
-        <w:rPr>
-          <w:rFonts w:ascii="Bookman Old Style" w:eastAsia="Bookman Old Style" w:hAnsi="Bookman Old Style" w:cs="Bookman Old Style"/>
-          <w:sz w:val="24"/>
-          <w:szCs w:val="24"/>
-          <w:lang w:val="en"/>
-        </w:rPr>
-        <w:t>}</w:t>
-      </w:r>
-      <w:r>
-        <w:rPr>
-          <w:rFonts w:ascii="Bookman Old Style" w:eastAsia="Bookman Old Style" w:hAnsi="Bookman Old Style" w:cs="Bookman Old Style"/>
-          <w:color w:val="000000" w:themeColor="text1"/>
-          <w:sz w:val="24"/>
-          <w:szCs w:val="24"/>
-          <w:lang w:val="en"/>
-        </w:rPr>
-        <w:t xml:space="preserve"> SLS/Sub-SLS dan/</w:t>
-      </w:r>
-      <w:proofErr w:type="spellStart"/>
-      <w:r>
-        <w:rPr>
-          <w:rFonts w:ascii="Bookman Old Style" w:eastAsia="Bookman Old Style" w:hAnsi="Bookman Old Style" w:cs="Bookman Old Style"/>
-          <w:color w:val="000000" w:themeColor="text1"/>
-          <w:sz w:val="24"/>
-          <w:szCs w:val="24"/>
-          <w:lang w:val="en"/>
-        </w:rPr>
-        <w:t>atau</w:t>
-      </w:r>
-      <w:proofErr w:type="spellEnd"/>
-      <w:r>
-        <w:rPr>
-          <w:rFonts w:ascii="Bookman Old Style" w:eastAsia="Bookman Old Style" w:hAnsi="Bookman Old Style" w:cs="Bookman Old Style"/>
-          <w:color w:val="000000" w:themeColor="text1"/>
-          <w:sz w:val="24"/>
-          <w:szCs w:val="24"/>
-          <w:lang w:val="en"/>
-        </w:rPr>
-        <w:t xml:space="preserve"> </w:t>
-      </w:r>
-      <w:proofErr w:type="spellStart"/>
-      <w:r>
-        <w:rPr>
-          <w:rFonts w:ascii="Bookman Old Style" w:eastAsia="Bookman Old Style" w:hAnsi="Bookman Old Style" w:cs="Bookman Old Style"/>
-          <w:color w:val="000000" w:themeColor="text1"/>
-          <w:sz w:val="24"/>
-          <w:szCs w:val="24"/>
-          <w:lang w:val="en"/>
-        </w:rPr>
-        <w:t>usaha</w:t>
-      </w:r>
-      <w:proofErr w:type="spellEnd"/>
-      <w:r>
-        <w:rPr>
-          <w:rFonts w:ascii="Bookman Old Style" w:eastAsia="Bookman Old Style" w:hAnsi="Bookman Old Style" w:cs="Bookman Old Style"/>
-          <w:color w:val="000000" w:themeColor="text1"/>
-          <w:sz w:val="24"/>
-          <w:szCs w:val="24"/>
-          <w:lang w:val="en"/>
-        </w:rPr>
-        <w:t xml:space="preserve"> </w:t>
-      </w:r>
-      <w:proofErr w:type="spellStart"/>
-      <w:r>
-        <w:rPr>
-          <w:rFonts w:ascii="Bookman Old Style" w:eastAsia="Bookman Old Style" w:hAnsi="Bookman Old Style" w:cs="Bookman Old Style"/>
-          <w:color w:val="000000" w:themeColor="text1"/>
-          <w:sz w:val="24"/>
-          <w:szCs w:val="24"/>
-          <w:lang w:val="en"/>
-        </w:rPr>
-        <w:t>besar</w:t>
-      </w:r>
-      <w:proofErr w:type="spellEnd"/>
-      <w:r>
-        <w:rPr>
-          <w:rFonts w:ascii="Bookman Old Style" w:eastAsia="Bookman Old Style" w:hAnsi="Bookman Old Style" w:cs="Bookman Old Style"/>
-          <w:color w:val="000000" w:themeColor="text1"/>
-          <w:sz w:val="24"/>
-          <w:szCs w:val="24"/>
-          <w:lang w:val="en"/>
-        </w:rPr>
-        <w:t>.</w:t>
+        <w:t xml:space="preserve"> SLS/Sub-SLS dan/atau usaha besar.</w:t>
       </w:r>
     </w:p>
     <w:p>
@@ -11680,7 +7533,6 @@
           <w:lang w:val="en"/>
         </w:rPr>
       </w:pPr>
-      <w:proofErr w:type="spellStart"/>
       <w:r>
         <w:rPr>
           <w:rFonts w:ascii="Bookman Old Style" w:eastAsia="Bookman Old Style" w:hAnsi="Bookman Old Style" w:cs="Bookman Old Style"/>
@@ -11689,415 +7541,16 @@
           <w:szCs w:val="24"/>
           <w:lang w:val="en"/>
         </w:rPr>
-        <w:t>Pekerjaaan</w:t>
-      </w:r>
-      <w:proofErr w:type="spellEnd"/>
-      <w:r>
-        <w:rPr>
-          <w:rFonts w:ascii="Bookman Old Style" w:eastAsia="Bookman Old Style" w:hAnsi="Bookman Old Style" w:cs="Bookman Old Style"/>
-          <w:color w:val="000000" w:themeColor="text1"/>
+        <w:t xml:space="preserve">Pekerjaaan pemeriksaan sebagaimana dimaksud pada angka </w:t>
+      </w:r>
+      <w:r>
+        <w:rPr>
+          <w:rFonts w:ascii="Bookman Old Style" w:eastAsia="Bookman Old Style" w:hAnsi="Bookman Old Style" w:cs="Bookman Old Style"/>
           <w:sz w:val="24"/>
           <w:szCs w:val="24"/>
           <w:lang w:val="en"/>
         </w:rPr>
-        <w:t xml:space="preserve"> </w:t>
-      </w:r>
-      <w:proofErr w:type="spellStart"/>
-      <w:r>
-        <w:rPr>
-          <w:rFonts w:ascii="Bookman Old Style" w:eastAsia="Bookman Old Style" w:hAnsi="Bookman Old Style" w:cs="Bookman Old Style"/>
-          <w:color w:val="000000" w:themeColor="text1"/>
-          <w:sz w:val="24"/>
-          <w:szCs w:val="24"/>
-          <w:lang w:val="en"/>
-        </w:rPr>
-        <w:t>pemeriksaan</w:t>
-      </w:r>
-      <w:proofErr w:type="spellEnd"/>
-      <w:r>
-        <w:rPr>
-          <w:rFonts w:ascii="Bookman Old Style" w:eastAsia="Bookman Old Style" w:hAnsi="Bookman Old Style" w:cs="Bookman Old Style"/>
-          <w:color w:val="000000" w:themeColor="text1"/>
-          <w:sz w:val="24"/>
-          <w:szCs w:val="24"/>
-          <w:lang w:val="en"/>
-        </w:rPr>
-        <w:t xml:space="preserve"> </w:t>
-      </w:r>
-      <w:proofErr w:type="spellStart"/>
-      <w:r>
-        <w:rPr>
-          <w:rFonts w:ascii="Bookman Old Style" w:eastAsia="Bookman Old Style" w:hAnsi="Bookman Old Style" w:cs="Bookman Old Style"/>
-          <w:color w:val="000000" w:themeColor="text1"/>
-          <w:sz w:val="24"/>
-          <w:szCs w:val="24"/>
-          <w:lang w:val="en"/>
-        </w:rPr>
-        <w:t>sebagaimana</w:t>
-      </w:r>
-      <w:proofErr w:type="spellEnd"/>
-      <w:r>
-        <w:rPr>
-          <w:rFonts w:ascii="Bookman Old Style" w:eastAsia="Bookman Old Style" w:hAnsi="Bookman Old Style" w:cs="Bookman Old Style"/>
-          <w:color w:val="000000" w:themeColor="text1"/>
-          <w:sz w:val="24"/>
-          <w:szCs w:val="24"/>
-          <w:lang w:val="en"/>
-        </w:rPr>
-        <w:t xml:space="preserve"> </w:t>
-      </w:r>
-      <w:proofErr w:type="spellStart"/>
-      <w:r>
-        <w:rPr>
-          <w:rFonts w:ascii="Bookman Old Style" w:eastAsia="Bookman Old Style" w:hAnsi="Bookman Old Style" w:cs="Bookman Old Style"/>
-          <w:color w:val="000000" w:themeColor="text1"/>
-          <w:sz w:val="24"/>
-          <w:szCs w:val="24"/>
-          <w:lang w:val="en"/>
-        </w:rPr>
-        <w:t>dimaksud</w:t>
-      </w:r>
-      <w:proofErr w:type="spellEnd"/>
-      <w:r>
-        <w:rPr>
-          <w:rFonts w:ascii="Bookman Old Style" w:eastAsia="Bookman Old Style" w:hAnsi="Bookman Old Style" w:cs="Bookman Old Style"/>
-          <w:color w:val="000000" w:themeColor="text1"/>
-          <w:sz w:val="24"/>
-          <w:szCs w:val="24"/>
-          <w:lang w:val="en"/>
-        </w:rPr>
-        <w:t xml:space="preserve"> pada </w:t>
-      </w:r>
-      <w:proofErr w:type="spellStart"/>
-      <w:r>
-        <w:rPr>
-          <w:rFonts w:ascii="Bookman Old Style" w:eastAsia="Bookman Old Style" w:hAnsi="Bookman Old Style" w:cs="Bookman Old Style"/>
-          <w:color w:val="000000" w:themeColor="text1"/>
-          <w:sz w:val="24"/>
-          <w:szCs w:val="24"/>
-          <w:lang w:val="en"/>
-        </w:rPr>
-        <w:t>angka</w:t>
-      </w:r>
-      <w:proofErr w:type="spellEnd"/>
-      <w:r>
-        <w:rPr>
-          <w:rFonts w:ascii="Bookman Old Style" w:eastAsia="Bookman Old Style" w:hAnsi="Bookman Old Style" w:cs="Bookman Old Style"/>
-          <w:color w:val="000000" w:themeColor="text1"/>
-          <w:sz w:val="24"/>
-          <w:szCs w:val="24"/>
-          <w:lang w:val="en"/>
-        </w:rPr>
-        <w:t xml:space="preserve"> </w:t>
-      </w:r>
-      <w:r>
-        <w:rPr>
-          <w:rFonts w:ascii="Bookman Old Style" w:eastAsia="Bookman Old Style" w:hAnsi="Bookman Old Style" w:cs="Bookman Old Style"/>
-          <w:sz w:val="24"/>
-          <w:szCs w:val="24"/>
-          <w:lang w:val="en"/>
-        </w:rPr>
-        <w:t xml:space="preserve">4 yang </w:t>
-      </w:r>
-      <w:proofErr w:type="spellStart"/>
-      <w:r>
-        <w:rPr>
-          <w:rFonts w:ascii="Bookman Old Style" w:eastAsia="Bookman Old Style" w:hAnsi="Bookman Old Style" w:cs="Bookman Old Style"/>
-          <w:sz w:val="24"/>
-          <w:szCs w:val="24"/>
-          <w:lang w:val="en"/>
-        </w:rPr>
-        <w:t>memerlukan</w:t>
-      </w:r>
-      <w:proofErr w:type="spellEnd"/>
-      <w:r>
-        <w:rPr>
-          <w:rFonts w:ascii="Bookman Old Style" w:eastAsia="Bookman Old Style" w:hAnsi="Bookman Old Style" w:cs="Bookman Old Style"/>
-          <w:sz w:val="24"/>
-          <w:szCs w:val="24"/>
-          <w:lang w:val="en"/>
-        </w:rPr>
-        <w:t xml:space="preserve"> </w:t>
-      </w:r>
-      <w:proofErr w:type="spellStart"/>
-      <w:r>
-        <w:rPr>
-          <w:rFonts w:ascii="Bookman Old Style" w:eastAsia="Bookman Old Style" w:hAnsi="Bookman Old Style" w:cs="Bookman Old Style"/>
-          <w:sz w:val="24"/>
-          <w:szCs w:val="24"/>
-          <w:lang w:val="en"/>
-        </w:rPr>
-        <w:t>pemeriksaan</w:t>
-      </w:r>
-      <w:proofErr w:type="spellEnd"/>
-      <w:r>
-        <w:rPr>
-          <w:rFonts w:ascii="Bookman Old Style" w:eastAsia="Bookman Old Style" w:hAnsi="Bookman Old Style" w:cs="Bookman Old Style"/>
-          <w:sz w:val="24"/>
-          <w:szCs w:val="24"/>
-          <w:lang w:val="en"/>
-        </w:rPr>
-        <w:t xml:space="preserve"> </w:t>
-      </w:r>
-      <w:proofErr w:type="spellStart"/>
-      <w:r>
-        <w:rPr>
-          <w:rFonts w:ascii="Bookman Old Style" w:eastAsia="Bookman Old Style" w:hAnsi="Bookman Old Style" w:cs="Bookman Old Style"/>
-          <w:sz w:val="24"/>
-          <w:szCs w:val="24"/>
-          <w:lang w:val="en"/>
-        </w:rPr>
-        <w:t>lanjutan</w:t>
-      </w:r>
-      <w:proofErr w:type="spellEnd"/>
-      <w:r>
-        <w:rPr>
-          <w:rFonts w:ascii="Bookman Old Style" w:eastAsia="Bookman Old Style" w:hAnsi="Bookman Old Style" w:cs="Bookman Old Style"/>
-          <w:sz w:val="24"/>
-          <w:szCs w:val="24"/>
-          <w:lang w:val="en"/>
-        </w:rPr>
-        <w:t xml:space="preserve">, </w:t>
-      </w:r>
-      <w:proofErr w:type="spellStart"/>
-      <w:r>
-        <w:rPr>
-          <w:rFonts w:ascii="Bookman Old Style" w:eastAsia="Bookman Old Style" w:hAnsi="Bookman Old Style" w:cs="Bookman Old Style"/>
-          <w:sz w:val="24"/>
-          <w:szCs w:val="24"/>
-          <w:lang w:val="en"/>
-        </w:rPr>
-        <w:t>akan</w:t>
-      </w:r>
-      <w:proofErr w:type="spellEnd"/>
-      <w:r>
-        <w:rPr>
-          <w:rFonts w:ascii="Bookman Old Style" w:eastAsia="Bookman Old Style" w:hAnsi="Bookman Old Style" w:cs="Bookman Old Style"/>
-          <w:sz w:val="24"/>
-          <w:szCs w:val="24"/>
-          <w:lang w:val="en"/>
-        </w:rPr>
-        <w:t xml:space="preserve"> </w:t>
-      </w:r>
-      <w:proofErr w:type="spellStart"/>
-      <w:r>
-        <w:rPr>
-          <w:rFonts w:ascii="Bookman Old Style" w:eastAsia="Bookman Old Style" w:hAnsi="Bookman Old Style" w:cs="Bookman Old Style"/>
-          <w:sz w:val="24"/>
-          <w:szCs w:val="24"/>
-          <w:lang w:val="en"/>
-        </w:rPr>
-        <w:t>dilakukan</w:t>
-      </w:r>
-      <w:proofErr w:type="spellEnd"/>
-      <w:r>
-        <w:rPr>
-          <w:rFonts w:ascii="Bookman Old Style" w:eastAsia="Bookman Old Style" w:hAnsi="Bookman Old Style" w:cs="Bookman Old Style"/>
-          <w:sz w:val="24"/>
-          <w:szCs w:val="24"/>
-          <w:lang w:val="en"/>
-        </w:rPr>
-        <w:t xml:space="preserve"> </w:t>
-      </w:r>
-      <w:proofErr w:type="spellStart"/>
-      <w:r>
-        <w:rPr>
-          <w:rFonts w:ascii="Bookman Old Style" w:eastAsia="Bookman Old Style" w:hAnsi="Bookman Old Style" w:cs="Bookman Old Style"/>
-          <w:sz w:val="24"/>
-          <w:szCs w:val="24"/>
-          <w:lang w:val="en"/>
-        </w:rPr>
-        <w:t>pengecekan</w:t>
-      </w:r>
-      <w:proofErr w:type="spellEnd"/>
-      <w:r>
-        <w:rPr>
-          <w:rFonts w:ascii="Bookman Old Style" w:eastAsia="Bookman Old Style" w:hAnsi="Bookman Old Style" w:cs="Bookman Old Style"/>
-          <w:sz w:val="24"/>
-          <w:szCs w:val="24"/>
-          <w:lang w:val="en"/>
-        </w:rPr>
-        <w:t xml:space="preserve">, </w:t>
-      </w:r>
-      <w:proofErr w:type="spellStart"/>
-      <w:r>
-        <w:rPr>
-          <w:rFonts w:ascii="Bookman Old Style" w:eastAsia="Bookman Old Style" w:hAnsi="Bookman Old Style" w:cs="Bookman Old Style"/>
-          <w:sz w:val="24"/>
-          <w:szCs w:val="24"/>
-          <w:lang w:val="en"/>
-        </w:rPr>
-        <w:t>perubahan</w:t>
-      </w:r>
-      <w:proofErr w:type="spellEnd"/>
-      <w:r>
-        <w:rPr>
-          <w:rFonts w:ascii="Bookman Old Style" w:eastAsia="Bookman Old Style" w:hAnsi="Bookman Old Style" w:cs="Bookman Old Style"/>
-          <w:sz w:val="24"/>
-          <w:szCs w:val="24"/>
-          <w:lang w:val="en"/>
-        </w:rPr>
-        <w:t>, dan/</w:t>
-      </w:r>
-      <w:proofErr w:type="spellStart"/>
-      <w:r>
-        <w:rPr>
-          <w:rFonts w:ascii="Bookman Old Style" w:eastAsia="Bookman Old Style" w:hAnsi="Bookman Old Style" w:cs="Bookman Old Style"/>
-          <w:sz w:val="24"/>
-          <w:szCs w:val="24"/>
-          <w:lang w:val="en"/>
-        </w:rPr>
-        <w:t>atau</w:t>
-      </w:r>
-      <w:proofErr w:type="spellEnd"/>
-      <w:r>
-        <w:rPr>
-          <w:rFonts w:ascii="Bookman Old Style" w:eastAsia="Bookman Old Style" w:hAnsi="Bookman Old Style" w:cs="Bookman Old Style"/>
-          <w:sz w:val="24"/>
-          <w:szCs w:val="24"/>
-          <w:lang w:val="en"/>
-        </w:rPr>
-        <w:t xml:space="preserve"> </w:t>
-      </w:r>
-      <w:proofErr w:type="spellStart"/>
-      <w:r>
-        <w:rPr>
-          <w:rFonts w:ascii="Bookman Old Style" w:eastAsia="Bookman Old Style" w:hAnsi="Bookman Old Style" w:cs="Bookman Old Style"/>
-          <w:sz w:val="24"/>
-          <w:szCs w:val="24"/>
-          <w:lang w:val="en"/>
-        </w:rPr>
-        <w:t>kunjungan</w:t>
-      </w:r>
-      <w:proofErr w:type="spellEnd"/>
-      <w:r>
-        <w:rPr>
-          <w:rFonts w:ascii="Bookman Old Style" w:eastAsia="Bookman Old Style" w:hAnsi="Bookman Old Style" w:cs="Bookman Old Style"/>
-          <w:sz w:val="24"/>
-          <w:szCs w:val="24"/>
-          <w:lang w:val="en"/>
-        </w:rPr>
-        <w:t xml:space="preserve"> </w:t>
-      </w:r>
-      <w:proofErr w:type="spellStart"/>
-      <w:r>
-        <w:rPr>
-          <w:rFonts w:ascii="Bookman Old Style" w:eastAsia="Bookman Old Style" w:hAnsi="Bookman Old Style" w:cs="Bookman Old Style"/>
-          <w:sz w:val="24"/>
-          <w:szCs w:val="24"/>
-          <w:lang w:val="en"/>
-        </w:rPr>
-        <w:t>kembali</w:t>
-      </w:r>
-      <w:proofErr w:type="spellEnd"/>
-      <w:r>
-        <w:rPr>
-          <w:rFonts w:ascii="Bookman Old Style" w:eastAsia="Bookman Old Style" w:hAnsi="Bookman Old Style" w:cs="Bookman Old Style"/>
-          <w:sz w:val="24"/>
-          <w:szCs w:val="24"/>
-          <w:lang w:val="en"/>
-        </w:rPr>
-        <w:t xml:space="preserve"> </w:t>
-      </w:r>
-      <w:proofErr w:type="spellStart"/>
-      <w:r>
-        <w:rPr>
-          <w:rFonts w:ascii="Bookman Old Style" w:eastAsia="Bookman Old Style" w:hAnsi="Bookman Old Style" w:cs="Bookman Old Style"/>
-          <w:sz w:val="24"/>
-          <w:szCs w:val="24"/>
-          <w:lang w:val="en"/>
-        </w:rPr>
-        <w:t>ke</w:t>
-      </w:r>
-      <w:proofErr w:type="spellEnd"/>
-      <w:r>
-        <w:rPr>
-          <w:rFonts w:ascii="Bookman Old Style" w:eastAsia="Bookman Old Style" w:hAnsi="Bookman Old Style" w:cs="Bookman Old Style"/>
-          <w:sz w:val="24"/>
-          <w:szCs w:val="24"/>
-          <w:lang w:val="en"/>
-        </w:rPr>
-        <w:t xml:space="preserve"> </w:t>
-      </w:r>
-      <w:proofErr w:type="spellStart"/>
-      <w:r>
-        <w:rPr>
-          <w:rFonts w:ascii="Bookman Old Style" w:eastAsia="Bookman Old Style" w:hAnsi="Bookman Old Style" w:cs="Bookman Old Style"/>
-          <w:sz w:val="24"/>
-          <w:szCs w:val="24"/>
-          <w:lang w:val="en"/>
-        </w:rPr>
-        <w:t>lapangan</w:t>
-      </w:r>
-      <w:proofErr w:type="spellEnd"/>
-      <w:r>
-        <w:rPr>
-          <w:rFonts w:ascii="Bookman Old Style" w:eastAsia="Bookman Old Style" w:hAnsi="Bookman Old Style" w:cs="Bookman Old Style"/>
-          <w:sz w:val="24"/>
-          <w:szCs w:val="24"/>
-          <w:lang w:val="en"/>
-        </w:rPr>
-        <w:t xml:space="preserve"> </w:t>
-      </w:r>
-      <w:proofErr w:type="spellStart"/>
-      <w:r>
-        <w:rPr>
-          <w:rFonts w:ascii="Bookman Old Style" w:eastAsia="Bookman Old Style" w:hAnsi="Bookman Old Style" w:cs="Bookman Old Style"/>
-          <w:sz w:val="24"/>
-          <w:szCs w:val="24"/>
-          <w:lang w:val="en"/>
-        </w:rPr>
-        <w:t>merujuk</w:t>
-      </w:r>
-      <w:proofErr w:type="spellEnd"/>
-      <w:r>
-        <w:rPr>
-          <w:rFonts w:ascii="Bookman Old Style" w:eastAsia="Bookman Old Style" w:hAnsi="Bookman Old Style" w:cs="Bookman Old Style"/>
-          <w:sz w:val="24"/>
-          <w:szCs w:val="24"/>
-          <w:lang w:val="en"/>
-        </w:rPr>
-        <w:t xml:space="preserve"> pada </w:t>
-      </w:r>
-      <w:proofErr w:type="spellStart"/>
-      <w:r>
-        <w:rPr>
-          <w:rFonts w:ascii="Bookman Old Style" w:eastAsia="Bookman Old Style" w:hAnsi="Bookman Old Style" w:cs="Bookman Old Style"/>
-          <w:sz w:val="24"/>
-          <w:szCs w:val="24"/>
-          <w:lang w:val="en"/>
-        </w:rPr>
-        <w:t>perjanjian</w:t>
-      </w:r>
-      <w:proofErr w:type="spellEnd"/>
-      <w:r>
-        <w:rPr>
-          <w:rFonts w:ascii="Bookman Old Style" w:eastAsia="Bookman Old Style" w:hAnsi="Bookman Old Style" w:cs="Bookman Old Style"/>
-          <w:sz w:val="24"/>
-          <w:szCs w:val="24"/>
-          <w:lang w:val="en"/>
-        </w:rPr>
-        <w:t xml:space="preserve"> yang </w:t>
-      </w:r>
-      <w:proofErr w:type="spellStart"/>
-      <w:r>
-        <w:rPr>
-          <w:rFonts w:ascii="Bookman Old Style" w:eastAsia="Bookman Old Style" w:hAnsi="Bookman Old Style" w:cs="Bookman Old Style"/>
-          <w:sz w:val="24"/>
-          <w:szCs w:val="24"/>
-          <w:lang w:val="en"/>
-        </w:rPr>
-        <w:t>ditandatangani</w:t>
-      </w:r>
-      <w:proofErr w:type="spellEnd"/>
-      <w:r>
-        <w:rPr>
-          <w:rFonts w:ascii="Bookman Old Style" w:eastAsia="Bookman Old Style" w:hAnsi="Bookman Old Style" w:cs="Bookman Old Style"/>
-          <w:sz w:val="24"/>
-          <w:szCs w:val="24"/>
-          <w:lang w:val="en"/>
-        </w:rPr>
-        <w:t xml:space="preserve"> oleh </w:t>
+        <w:t xml:space="preserve">4 yang memerlukan pemeriksaan lanjutan, akan dilakukan pengecekan, perubahan, dan/atau kunjungan kembali ke lapangan merujuk pada perjanjian yang ditandatangani oleh </w:t>
       </w:r>
       <w:r>
         <w:rPr>
@@ -12155,7 +7608,6 @@
         </w:rPr>
         <w:t xml:space="preserve">PIHAK KEDUA </w:t>
       </w:r>
-      <w:proofErr w:type="spellStart"/>
       <w:r>
         <w:rPr>
           <w:rFonts w:ascii="Bookman Old Style" w:eastAsia="Bookman Old Style" w:hAnsi="Bookman Old Style" w:cs="Bookman Old Style"/>
@@ -12163,37 +7615,7 @@
           <w:szCs w:val="24"/>
           <w:lang w:val="en"/>
         </w:rPr>
-        <w:t>menghapus</w:t>
-      </w:r>
-      <w:proofErr w:type="spellEnd"/>
-      <w:r>
-        <w:rPr>
-          <w:rFonts w:ascii="Bookman Old Style" w:eastAsia="Bookman Old Style" w:hAnsi="Bookman Old Style" w:cs="Bookman Old Style"/>
-          <w:sz w:val="24"/>
-          <w:szCs w:val="24"/>
-          <w:lang w:val="en"/>
-        </w:rPr>
-        <w:t xml:space="preserve"> </w:t>
-      </w:r>
-      <w:proofErr w:type="spellStart"/>
-      <w:r>
-        <w:rPr>
-          <w:rFonts w:ascii="Bookman Old Style" w:eastAsia="Bookman Old Style" w:hAnsi="Bookman Old Style" w:cs="Bookman Old Style"/>
-          <w:sz w:val="24"/>
-          <w:szCs w:val="24"/>
-          <w:lang w:val="en"/>
-        </w:rPr>
-        <w:t>Aplikasi</w:t>
-      </w:r>
-      <w:proofErr w:type="spellEnd"/>
-      <w:r>
-        <w:rPr>
-          <w:rFonts w:ascii="Bookman Old Style" w:eastAsia="Bookman Old Style" w:hAnsi="Bookman Old Style" w:cs="Bookman Old Style"/>
-          <w:sz w:val="24"/>
-          <w:szCs w:val="24"/>
-          <w:lang w:val="en"/>
-        </w:rPr>
-        <w:t xml:space="preserve"> </w:t>
+        <w:t xml:space="preserve">menghapus Aplikasi </w:t>
       </w:r>
       <w:r>
         <w:rPr>
@@ -12213,87 +7635,7 @@
           <w:szCs w:val="24"/>
           <w:lang w:val="en"/>
         </w:rPr>
-        <w:t xml:space="preserve"> dan data </w:t>
-      </w:r>
-      <w:proofErr w:type="spellStart"/>
-      <w:r>
-        <w:rPr>
-          <w:rFonts w:ascii="Bookman Old Style" w:eastAsia="Bookman Old Style" w:hAnsi="Bookman Old Style" w:cs="Bookman Old Style"/>
-          <w:sz w:val="24"/>
-          <w:szCs w:val="24"/>
-          <w:lang w:val="en"/>
-        </w:rPr>
-        <w:t>hasil</w:t>
-      </w:r>
-      <w:proofErr w:type="spellEnd"/>
-      <w:r>
-        <w:rPr>
-          <w:rFonts w:ascii="Bookman Old Style" w:eastAsia="Bookman Old Style" w:hAnsi="Bookman Old Style" w:cs="Bookman Old Style"/>
-          <w:sz w:val="24"/>
-          <w:szCs w:val="24"/>
-          <w:lang w:val="en"/>
-        </w:rPr>
-        <w:t xml:space="preserve"> </w:t>
-      </w:r>
-      <w:proofErr w:type="spellStart"/>
-      <w:r>
-        <w:rPr>
-          <w:rFonts w:ascii="Bookman Old Style" w:eastAsia="Bookman Old Style" w:hAnsi="Bookman Old Style" w:cs="Bookman Old Style"/>
-          <w:sz w:val="24"/>
-          <w:szCs w:val="24"/>
-          <w:lang w:val="en"/>
-        </w:rPr>
-        <w:t>Pemeriksaan</w:t>
-      </w:r>
-      <w:proofErr w:type="spellEnd"/>
-      <w:r>
-        <w:rPr>
-          <w:rFonts w:ascii="Bookman Old Style" w:eastAsia="Bookman Old Style" w:hAnsi="Bookman Old Style" w:cs="Bookman Old Style"/>
-          <w:sz w:val="24"/>
-          <w:szCs w:val="24"/>
-          <w:lang w:val="en"/>
-        </w:rPr>
-        <w:t xml:space="preserve"> </w:t>
-      </w:r>
-      <w:proofErr w:type="spellStart"/>
-      <w:r>
-        <w:rPr>
-          <w:rFonts w:ascii="Bookman Old Style" w:eastAsia="Bookman Old Style" w:hAnsi="Bookman Old Style" w:cs="Bookman Old Style"/>
-          <w:sz w:val="24"/>
-          <w:szCs w:val="24"/>
-          <w:lang w:val="en"/>
-        </w:rPr>
-        <w:t>Pendataan</w:t>
-      </w:r>
-      <w:proofErr w:type="spellEnd"/>
-      <w:r>
-        <w:rPr>
-          <w:rFonts w:ascii="Bookman Old Style" w:eastAsia="Bookman Old Style" w:hAnsi="Bookman Old Style" w:cs="Bookman Old Style"/>
-          <w:sz w:val="24"/>
-          <w:szCs w:val="24"/>
-          <w:lang w:val="en"/>
-        </w:rPr>
-        <w:t xml:space="preserve"> Lapangan Sensus Ekonomi 2026 pada </w:t>
-      </w:r>
-      <w:proofErr w:type="spellStart"/>
-      <w:r>
-        <w:rPr>
-          <w:rFonts w:ascii="Bookman Old Style" w:eastAsia="Bookman Old Style" w:hAnsi="Bookman Old Style" w:cs="Bookman Old Style"/>
-          <w:sz w:val="24"/>
-          <w:szCs w:val="24"/>
-          <w:lang w:val="en"/>
-        </w:rPr>
-        <w:t>perangkat</w:t>
-      </w:r>
-      <w:proofErr w:type="spellEnd"/>
-      <w:r>
-        <w:rPr>
-          <w:rFonts w:ascii="Bookman Old Style" w:eastAsia="Bookman Old Style" w:hAnsi="Bookman Old Style" w:cs="Bookman Old Style"/>
-          <w:sz w:val="24"/>
-          <w:szCs w:val="24"/>
-          <w:lang w:val="en"/>
-        </w:rPr>
-        <w:t xml:space="preserve"> handphone </w:t>
+        <w:t xml:space="preserve"> dan data hasil Pemeriksaan Pendataan Lapangan Sensus Ekonomi 2026 pada perangkat handphone </w:t>
       </w:r>
       <w:r>
         <w:rPr>
@@ -12313,87 +7655,7 @@
           <w:szCs w:val="24"/>
           <w:lang w:val="en"/>
         </w:rPr>
-        <w:t xml:space="preserve"> </w:t>
-      </w:r>
-      <w:proofErr w:type="spellStart"/>
-      <w:r>
-        <w:rPr>
-          <w:rFonts w:ascii="Bookman Old Style" w:eastAsia="Bookman Old Style" w:hAnsi="Bookman Old Style" w:cs="Bookman Old Style"/>
-          <w:sz w:val="24"/>
-          <w:szCs w:val="24"/>
-          <w:lang w:val="en"/>
-        </w:rPr>
-        <w:t>disaksikan</w:t>
-      </w:r>
-      <w:proofErr w:type="spellEnd"/>
-      <w:r>
-        <w:rPr>
-          <w:rFonts w:ascii="Bookman Old Style" w:eastAsia="Bookman Old Style" w:hAnsi="Bookman Old Style" w:cs="Bookman Old Style"/>
-          <w:sz w:val="24"/>
-          <w:szCs w:val="24"/>
-          <w:lang w:val="en"/>
-        </w:rPr>
-        <w:t xml:space="preserve"> oleh </w:t>
-      </w:r>
-      <w:proofErr w:type="spellStart"/>
-      <w:r>
-        <w:rPr>
-          <w:rFonts w:ascii="Bookman Old Style" w:eastAsia="Bookman Old Style" w:hAnsi="Bookman Old Style" w:cs="Bookman Old Style"/>
-          <w:sz w:val="24"/>
-          <w:szCs w:val="24"/>
-          <w:lang w:val="en"/>
-        </w:rPr>
-        <w:t>pegawai</w:t>
-      </w:r>
-      <w:proofErr w:type="spellEnd"/>
-      <w:r>
-        <w:rPr>
-          <w:rFonts w:ascii="Bookman Old Style" w:eastAsia="Bookman Old Style" w:hAnsi="Bookman Old Style" w:cs="Bookman Old Style"/>
-          <w:sz w:val="24"/>
-          <w:szCs w:val="24"/>
-          <w:lang w:val="en"/>
-        </w:rPr>
-        <w:t xml:space="preserve"> BPS </w:t>
-      </w:r>
-      <w:proofErr w:type="spellStart"/>
-      <w:r>
-        <w:rPr>
-          <w:rFonts w:ascii="Bookman Old Style" w:eastAsia="Bookman Old Style" w:hAnsi="Bookman Old Style" w:cs="Bookman Old Style"/>
-          <w:sz w:val="24"/>
-          <w:szCs w:val="24"/>
-          <w:lang w:val="en"/>
-        </w:rPr>
-        <w:t>Kabupaten</w:t>
-      </w:r>
-      <w:proofErr w:type="spellEnd"/>
-      <w:r>
-        <w:rPr>
-          <w:rFonts w:ascii="Bookman Old Style" w:eastAsia="Bookman Old Style" w:hAnsi="Bookman Old Style" w:cs="Bookman Old Style"/>
-          <w:sz w:val="24"/>
-          <w:szCs w:val="24"/>
-          <w:lang w:val="en"/>
-        </w:rPr>
-        <w:t xml:space="preserve">/Kota yang </w:t>
-      </w:r>
-      <w:proofErr w:type="spellStart"/>
-      <w:r>
-        <w:rPr>
-          <w:rFonts w:ascii="Bookman Old Style" w:eastAsia="Bookman Old Style" w:hAnsi="Bookman Old Style" w:cs="Bookman Old Style"/>
-          <w:sz w:val="24"/>
-          <w:szCs w:val="24"/>
-          <w:lang w:val="en"/>
-        </w:rPr>
-        <w:t>ditunjuk</w:t>
-      </w:r>
-      <w:proofErr w:type="spellEnd"/>
-      <w:r>
-        <w:rPr>
-          <w:rFonts w:ascii="Bookman Old Style" w:eastAsia="Bookman Old Style" w:hAnsi="Bookman Old Style" w:cs="Bookman Old Style"/>
-          <w:sz w:val="24"/>
-          <w:szCs w:val="24"/>
-          <w:lang w:val="en"/>
-        </w:rPr>
-        <w:t xml:space="preserve"> oleh </w:t>
+        <w:t xml:space="preserve"> disaksikan oleh pegawai BPS Kabupaten/Kota yang ditunjuk oleh </w:t>
       </w:r>
       <w:r>
         <w:rPr>
@@ -12973,7 +8235,6 @@
                 <w:lang w:val="en"/>
               </w:rPr>
             </w:pPr>
-            <w:proofErr w:type="spellStart"/>
             <w:r>
               <w:rPr>
                 <w:rFonts w:ascii="Bookman Old Style" w:eastAsia="Bookman Old Style" w:hAnsi="Bookman Old Style" w:cs="Bookman Old Style"/>
@@ -12981,29 +8242,8 @@
                 <w:szCs w:val="24"/>
                 <w:lang w:val="en"/>
               </w:rPr>
-              <w:t>Uraian</w:t>
-            </w:r>
-            <w:proofErr w:type="spellEnd"/>
-            <w:r>
-              <w:rPr>
-                <w:rFonts w:ascii="Bookman Old Style" w:eastAsia="Bookman Old Style" w:hAnsi="Bookman Old Style" w:cs="Bookman Old Style"/>
-                <w:sz w:val="24"/>
-                <w:szCs w:val="24"/>
-                <w:lang w:val="en"/>
-              </w:rPr>
-              <w:t xml:space="preserve"> </w:t>
-            </w:r>
-            <w:proofErr w:type="spellStart"/>
-            <w:r>
-              <w:rPr>
-                <w:rFonts w:ascii="Bookman Old Style" w:eastAsia="Bookman Old Style" w:hAnsi="Bookman Old Style" w:cs="Bookman Old Style"/>
-                <w:sz w:val="24"/>
-                <w:szCs w:val="24"/>
-                <w:lang w:val="en"/>
-              </w:rPr>
-              <w:t>Pekerjaan</w:t>
-            </w:r>
-            <w:proofErr w:type="spellEnd"/>
+              <w:t>Uraian Pekerjaan</w:t>
+            </w:r>
           </w:p>
         </w:tc>
         <w:tc>
@@ -13030,19 +8270,8 @@
                 <w:szCs w:val="24"/>
                 <w:lang w:val="en"/>
               </w:rPr>
-              <w:t xml:space="preserve">Waktu </w:t>
-            </w:r>
-            <w:proofErr w:type="spellStart"/>
-            <w:r>
-              <w:rPr>
-                <w:rFonts w:ascii="Bookman Old Style" w:eastAsia="Bookman Old Style" w:hAnsi="Bookman Old Style" w:cs="Bookman Old Style"/>
-                <w:sz w:val="24"/>
-                <w:szCs w:val="24"/>
-                <w:lang w:val="en"/>
-              </w:rPr>
-              <w:t>Penyelesaian</w:t>
-            </w:r>
-            <w:proofErr w:type="spellEnd"/>
+              <w:t>Waktu Penyelesaian</w:t>
+            </w:r>
           </w:p>
         </w:tc>
         <w:tc>
@@ -13069,19 +8298,8 @@
                 <w:szCs w:val="24"/>
                 <w:lang w:val="en"/>
               </w:rPr>
-              <w:t xml:space="preserve">Target </w:t>
-            </w:r>
-            <w:proofErr w:type="spellStart"/>
-            <w:r>
-              <w:rPr>
-                <w:rFonts w:ascii="Bookman Old Style" w:eastAsia="Bookman Old Style" w:hAnsi="Bookman Old Style" w:cs="Bookman Old Style"/>
-                <w:sz w:val="24"/>
-                <w:szCs w:val="24"/>
-                <w:lang w:val="en"/>
-              </w:rPr>
-              <w:t>Pekerjaan</w:t>
-            </w:r>
-            <w:proofErr w:type="spellEnd"/>
+              <w:t>Target Pekerjaan</w:t>
+            </w:r>
           </w:p>
         </w:tc>
         <w:tc>
@@ -13101,7 +8319,6 @@
                 <w:lang w:val="en"/>
               </w:rPr>
             </w:pPr>
-            <w:proofErr w:type="spellStart"/>
             <w:r>
               <w:rPr>
                 <w:rFonts w:ascii="Bookman Old Style" w:eastAsia="Bookman Old Style" w:hAnsi="Bookman Old Style" w:cs="Bookman Old Style"/>
@@ -13109,29 +8326,8 @@
                 <w:szCs w:val="24"/>
                 <w:lang w:val="en"/>
               </w:rPr>
-              <w:t>Realisasi</w:t>
-            </w:r>
-            <w:proofErr w:type="spellEnd"/>
-            <w:r>
-              <w:rPr>
-                <w:rFonts w:ascii="Bookman Old Style" w:eastAsia="Bookman Old Style" w:hAnsi="Bookman Old Style" w:cs="Bookman Old Style"/>
-                <w:sz w:val="24"/>
-                <w:szCs w:val="24"/>
-                <w:lang w:val="en"/>
-              </w:rPr>
-              <w:t xml:space="preserve"> </w:t>
-            </w:r>
-            <w:proofErr w:type="spellStart"/>
-            <w:r>
-              <w:rPr>
-                <w:rFonts w:ascii="Bookman Old Style" w:eastAsia="Bookman Old Style" w:hAnsi="Bookman Old Style" w:cs="Bookman Old Style"/>
-                <w:sz w:val="24"/>
-                <w:szCs w:val="24"/>
-                <w:lang w:val="en"/>
-              </w:rPr>
-              <w:t>Pekerjaan</w:t>
-            </w:r>
-            <w:proofErr w:type="spellEnd"/>
+              <w:t>Realisasi Pekerjaan</w:t>
+            </w:r>
           </w:p>
         </w:tc>
         <w:tc>
@@ -13158,19 +8354,8 @@
                 <w:szCs w:val="24"/>
                 <w:lang w:val="en"/>
               </w:rPr>
-              <w:t xml:space="preserve">Nilai </w:t>
-            </w:r>
-            <w:proofErr w:type="spellStart"/>
-            <w:r>
-              <w:rPr>
-                <w:rFonts w:ascii="Bookman Old Style" w:eastAsia="Bookman Old Style" w:hAnsi="Bookman Old Style" w:cs="Bookman Old Style"/>
-                <w:sz w:val="24"/>
-                <w:szCs w:val="24"/>
-                <w:lang w:val="en"/>
-              </w:rPr>
-              <w:t>Perjanjian</w:t>
-            </w:r>
-            <w:proofErr w:type="spellEnd"/>
+              <w:t>Nilai Perjanjian</w:t>
+            </w:r>
           </w:p>
         </w:tc>
       </w:tr>
@@ -13247,7 +8432,6 @@
                 <w:lang w:val="en"/>
               </w:rPr>
             </w:pPr>
-            <w:proofErr w:type="spellStart"/>
             <w:r>
               <w:rPr>
                 <w:rFonts w:ascii="Bookman Old Style" w:eastAsia="Bookman Old Style" w:hAnsi="Bookman Old Style" w:cs="Bookman Old Style"/>
@@ -13257,7 +8441,6 @@
               </w:rPr>
               <w:t>Presentase</w:t>
             </w:r>
-            <w:proofErr w:type="spellEnd"/>
           </w:p>
         </w:tc>
         <w:tc>
@@ -13741,102 +8924,16 @@
                 <w:szCs w:val="24"/>
                 <w:lang w:val="en"/>
               </w:rPr>
-              <w:t xml:space="preserve">Telah </w:t>
-            </w:r>
-            <w:proofErr w:type="spellStart"/>
-            <w:r>
-              <w:rPr>
-                <w:rFonts w:ascii="Bookman Old Style" w:eastAsia="Bookman Old Style" w:hAnsi="Bookman Old Style" w:cs="Bookman Old Style"/>
-                <w:color w:val="000000" w:themeColor="text1"/>
+              <w:t xml:space="preserve">Telah mencapai target pekerjaan sebesar </w:t>
+            </w:r>
+            <w:r>
+              <w:rPr>
+                <w:rFonts w:ascii="Bookman Old Style" w:eastAsia="Bookman Old Style" w:hAnsi="Bookman Old Style" w:cs="Bookman Old Style"/>
                 <w:sz w:val="24"/>
                 <w:szCs w:val="24"/>
                 <w:lang w:val="en"/>
               </w:rPr>
-              <w:t>mencapai</w:t>
-            </w:r>
-            <w:proofErr w:type="spellEnd"/>
-            <w:r>
-              <w:rPr>
-                <w:rFonts w:ascii="Bookman Old Style" w:eastAsia="Bookman Old Style" w:hAnsi="Bookman Old Style" w:cs="Bookman Old Style"/>
-                <w:color w:val="000000" w:themeColor="text1"/>
-                <w:sz w:val="24"/>
-                <w:szCs w:val="24"/>
-                <w:lang w:val="en"/>
-              </w:rPr>
-              <w:t xml:space="preserve"> target </w:t>
-            </w:r>
-            <w:proofErr w:type="spellStart"/>
-            <w:r>
-              <w:rPr>
-                <w:rFonts w:ascii="Bookman Old Style" w:eastAsia="Bookman Old Style" w:hAnsi="Bookman Old Style" w:cs="Bookman Old Style"/>
-                <w:color w:val="000000" w:themeColor="text1"/>
-                <w:sz w:val="24"/>
-                <w:szCs w:val="24"/>
-                <w:lang w:val="en"/>
-              </w:rPr>
-              <w:t>pekerjaan</w:t>
-            </w:r>
-            <w:proofErr w:type="spellEnd"/>
-            <w:r>
-              <w:rPr>
-                <w:rFonts w:ascii="Bookman Old Style" w:eastAsia="Bookman Old Style" w:hAnsi="Bookman Old Style" w:cs="Bookman Old Style"/>
-                <w:color w:val="000000" w:themeColor="text1"/>
-                <w:sz w:val="24"/>
-                <w:szCs w:val="24"/>
-                <w:lang w:val="en"/>
-              </w:rPr>
-              <w:t xml:space="preserve"> </w:t>
-            </w:r>
-            <w:proofErr w:type="spellStart"/>
-            <w:r>
-              <w:rPr>
-                <w:rFonts w:ascii="Bookman Old Style" w:eastAsia="Bookman Old Style" w:hAnsi="Bookman Old Style" w:cs="Bookman Old Style"/>
-                <w:color w:val="000000" w:themeColor="text1"/>
-                <w:sz w:val="24"/>
-                <w:szCs w:val="24"/>
-                <w:lang w:val="en"/>
-              </w:rPr>
-              <w:t>sebesar</w:t>
-            </w:r>
-            <w:proofErr w:type="spellEnd"/>
-            <w:r>
-              <w:rPr>
-                <w:rFonts w:ascii="Bookman Old Style" w:eastAsia="Bookman Old Style" w:hAnsi="Bookman Old Style" w:cs="Bookman Old Style"/>
-                <w:color w:val="000000" w:themeColor="text1"/>
-                <w:sz w:val="24"/>
-                <w:szCs w:val="24"/>
-                <w:lang w:val="en"/>
-              </w:rPr>
-              <w:t xml:space="preserve"> </w:t>
-            </w:r>
-            <w:r>
-              <w:rPr>
-                <w:rFonts w:ascii="Bookman Old Style" w:eastAsia="Bookman Old Style" w:hAnsi="Bookman Old Style" w:cs="Bookman Old Style"/>
-                <w:sz w:val="24"/>
-                <w:szCs w:val="24"/>
-                <w:lang w:val="en"/>
-              </w:rPr>
-              <w:t>{</w:t>
-            </w:r>
-            <w:proofErr w:type="spellStart"/>
-            <w:r>
-              <w:rPr>
-                <w:rFonts w:ascii="Bookman Old Style" w:eastAsia="Bookman Old Style" w:hAnsi="Bookman Old Style" w:cs="Bookman Old Style"/>
-                <w:sz w:val="24"/>
-                <w:szCs w:val="24"/>
-                <w:lang w:val="en"/>
-              </w:rPr>
-              <w:t>sls_ongoing</w:t>
-            </w:r>
-            <w:proofErr w:type="spellEnd"/>
-            <w:r>
-              <w:rPr>
-                <w:rFonts w:ascii="Bookman Old Style" w:eastAsia="Bookman Old Style" w:hAnsi="Bookman Old Style" w:cs="Bookman Old Style"/>
-                <w:sz w:val="24"/>
-                <w:szCs w:val="24"/>
-                <w:lang w:val="en"/>
-              </w:rPr>
-              <w:t>}</w:t>
+              <w:t>{sls_ongoing}</w:t>
             </w:r>
           </w:p>
           <w:p>
@@ -14346,19 +9443,26 @@
                 <w:szCs w:val="24"/>
                 <w:lang w:val="en"/>
               </w:rPr>
-              <w:t xml:space="preserve">Nama </w:t>
-            </w:r>
-            <w:proofErr w:type="spellStart"/>
-            <w:r>
+              <w:t>Nama Petugas Lapangan Sensus</w:t>
+            </w:r>
+          </w:p>
+        </w:tc>
+        <w:tc>
+          <w:tcPr>
+            <w:tcW w:w="2797" w:type="dxa"/>
+            <w:vAlign w:val="center"/>
+          </w:tcPr>
+          <w:p>
+            <w:pPr>
+              <w:spacing w:after="0" w:line="240" w:lineRule="auto"/>
+              <w:jc w:val="center"/>
               <w:rPr>
                 <w:rFonts w:ascii="Bookman Old Style" w:eastAsia="Bookman Old Style" w:hAnsi="Bookman Old Style" w:cs="Bookman Old Style"/>
                 <w:sz w:val="24"/>
                 <w:szCs w:val="24"/>
                 <w:lang w:val="en"/>
               </w:rPr>
-              <w:t>Petugas</w:t>
-            </w:r>
-            <w:proofErr w:type="spellEnd"/>
+            </w:pPr>
             <w:r>
               <w:rPr>
                 <w:rFonts w:ascii="Bookman Old Style" w:eastAsia="Bookman Old Style" w:hAnsi="Bookman Old Style" w:cs="Bookman Old Style"/>
@@ -14366,13 +9470,13 @@
                 <w:szCs w:val="24"/>
                 <w:lang w:val="en"/>
               </w:rPr>
-              <w:t xml:space="preserve"> Lapangan Sensus</w:t>
-            </w:r>
-          </w:p>
-        </w:tc>
-        <w:tc>
-          <w:tcPr>
-            <w:tcW w:w="2797" w:type="dxa"/>
+              <w:t>[Kode] KECAMATAN/DISTRIK</w:t>
+            </w:r>
+          </w:p>
+        </w:tc>
+        <w:tc>
+          <w:tcPr>
+            <w:tcW w:w="1649" w:type="dxa"/>
             <w:vAlign w:val="center"/>
           </w:tcPr>
           <w:p>
@@ -14393,13 +9497,13 @@
                 <w:szCs w:val="24"/>
                 <w:lang w:val="en"/>
               </w:rPr>
-              <w:t>[Kode] KECAMATAN/DISTRIK</w:t>
-            </w:r>
-          </w:p>
-        </w:tc>
-        <w:tc>
-          <w:tcPr>
-            <w:tcW w:w="1649" w:type="dxa"/>
+              <w:t>[Kode] DESA</w:t>
+            </w:r>
+          </w:p>
+        </w:tc>
+        <w:tc>
+          <w:tcPr>
+            <w:tcW w:w="2445" w:type="dxa"/>
             <w:vAlign w:val="center"/>
           </w:tcPr>
           <w:p>
@@ -14420,45 +9524,7 @@
                 <w:szCs w:val="24"/>
                 <w:lang w:val="en"/>
               </w:rPr>
-              <w:t>[Kode] DESA</w:t>
-            </w:r>
-          </w:p>
-        </w:tc>
-        <w:tc>
-          <w:tcPr>
-            <w:tcW w:w="2445" w:type="dxa"/>
-            <w:vAlign w:val="center"/>
-          </w:tcPr>
-          <w:p>
-            <w:pPr>
-              <w:spacing w:after="0" w:line="240" w:lineRule="auto"/>
-              <w:jc w:val="center"/>
-              <w:rPr>
-                <w:rFonts w:ascii="Bookman Old Style" w:eastAsia="Bookman Old Style" w:hAnsi="Bookman Old Style" w:cs="Bookman Old Style"/>
-                <w:sz w:val="24"/>
-                <w:szCs w:val="24"/>
-                <w:lang w:val="en"/>
-              </w:rPr>
-            </w:pPr>
-            <w:proofErr w:type="spellStart"/>
-            <w:r>
-              <w:rPr>
-                <w:rFonts w:ascii="Bookman Old Style" w:eastAsia="Bookman Old Style" w:hAnsi="Bookman Old Style" w:cs="Bookman Old Style"/>
-                <w:sz w:val="24"/>
-                <w:szCs w:val="24"/>
-                <w:lang w:val="en"/>
-              </w:rPr>
-              <w:t>Jumlah</w:t>
-            </w:r>
-            <w:proofErr w:type="spellEnd"/>
-            <w:r>
-              <w:rPr>
-                <w:rFonts w:ascii="Bookman Old Style" w:eastAsia="Bookman Old Style" w:hAnsi="Bookman Old Style" w:cs="Bookman Old Style"/>
-                <w:sz w:val="24"/>
-                <w:szCs w:val="24"/>
-                <w:lang w:val="en"/>
-              </w:rPr>
-              <w:t xml:space="preserve"> SLS/Sub-SLS</w:t>
+              <w:t>Jumlah SLS/Sub-SLS</w:t>
             </w:r>
           </w:p>
         </w:tc>
@@ -14741,7 +9807,25 @@
                 <w:szCs w:val="24"/>
                 <w:lang w:val="sv-SE"/>
               </w:rPr>
-              <w:t>{jumlah}/{peserta}</w:t>
+              <w:t>{jumlah}{</w:t>
+            </w:r>
+            <w:r>
+              <w:rPr>
+                <w:rFonts w:ascii="Bookman Old Style" w:eastAsia="Bookman Old Style" w:hAnsi="Bookman Old Style" w:cs="Bookman Old Style"/>
+                <w:sz w:val="24"/>
+                <w:szCs w:val="24"/>
+                <w:lang w:val="sv-SE"/>
+              </w:rPr>
+              <w:t>/</w:t>
+            </w:r>
+            <w:r>
+              <w:rPr>
+                <w:rFonts w:ascii="Bookman Old Style" w:eastAsia="Bookman Old Style" w:hAnsi="Bookman Old Style" w:cs="Bookman Old Style"/>
+                <w:sz w:val="24"/>
+                <w:szCs w:val="24"/>
+                <w:lang w:val="sv-SE"/>
+              </w:rPr>
+              <w:t>peserta}</w:t>
             </w:r>
           </w:p>
         </w:tc>
@@ -14788,7 +9872,6 @@
           <w:lang w:val="en"/>
         </w:rPr>
       </w:pPr>
-      <w:proofErr w:type="spellStart"/>
       <w:r>
         <w:rPr>
           <w:rFonts w:ascii="Bookman Old Style" w:eastAsia="Bookman Old Style" w:hAnsi="Bookman Old Style" w:cs="Bookman Old Style"/>
@@ -14796,37 +9879,7 @@
           <w:szCs w:val="24"/>
           <w:lang w:val="en"/>
         </w:rPr>
-        <w:t>Screenshoot</w:t>
-      </w:r>
-      <w:proofErr w:type="spellEnd"/>
-      <w:r>
-        <w:rPr>
-          <w:rFonts w:ascii="Bookman Old Style" w:eastAsia="Bookman Old Style" w:hAnsi="Bookman Old Style" w:cs="Bookman Old Style"/>
-          <w:sz w:val="24"/>
-          <w:szCs w:val="24"/>
-          <w:lang w:val="en"/>
-        </w:rPr>
-        <w:t xml:space="preserve"> </w:t>
-      </w:r>
-      <w:proofErr w:type="spellStart"/>
-      <w:r>
-        <w:rPr>
-          <w:rFonts w:ascii="Bookman Old Style" w:eastAsia="Bookman Old Style" w:hAnsi="Bookman Old Style" w:cs="Bookman Old Style"/>
-          <w:sz w:val="24"/>
-          <w:szCs w:val="24"/>
-          <w:lang w:val="en"/>
-        </w:rPr>
-        <w:t>Aplikasi</w:t>
-      </w:r>
-      <w:proofErr w:type="spellEnd"/>
-      <w:r>
-        <w:rPr>
-          <w:rFonts w:ascii="Bookman Old Style" w:eastAsia="Bookman Old Style" w:hAnsi="Bookman Old Style" w:cs="Bookman Old Style"/>
-          <w:sz w:val="24"/>
-          <w:szCs w:val="24"/>
-          <w:lang w:val="en"/>
-        </w:rPr>
-        <w:t xml:space="preserve"> Fasih</w:t>
+        <w:t>Screenshoot Aplikasi Fasih</w:t>
       </w:r>
     </w:p>
     <w:p>
@@ -14960,27 +10013,7 @@
                 <w:szCs w:val="24"/>
                 <w:lang w:val="en"/>
               </w:rPr>
-              <w:t>{%foto3}{/</w:t>
-            </w:r>
-            <w:proofErr w:type="spellStart"/>
-            <w:r>
-              <w:rPr>
-                <w:rFonts w:ascii="Bookman Old Style" w:eastAsia="Bookman Old Style" w:hAnsi="Bookman Old Style" w:cs="Bookman Old Style"/>
-                <w:sz w:val="24"/>
-                <w:szCs w:val="24"/>
-                <w:lang w:val="en"/>
-              </w:rPr>
-              <w:t>foto_rows</w:t>
-            </w:r>
-            <w:proofErr w:type="spellEnd"/>
-            <w:r>
-              <w:rPr>
-                <w:rFonts w:ascii="Bookman Old Style" w:eastAsia="Bookman Old Style" w:hAnsi="Bookman Old Style" w:cs="Bookman Old Style"/>
-                <w:sz w:val="24"/>
-                <w:szCs w:val="24"/>
-                <w:lang w:val="en"/>
-              </w:rPr>
-              <w:t>}</w:t>
+              <w:t>{%foto3}{/foto_rows}</w:t>
             </w:r>
           </w:p>
         </w:tc>
@@ -15011,7 +10044,6 @@
                 <w:lang w:val="en"/>
               </w:rPr>
             </w:pPr>
-            <w:proofErr w:type="spellStart"/>
             <w:r>
               <w:rPr>
                 <w:rFonts w:ascii="Bookman Old Style" w:eastAsia="Bookman Old Style" w:hAnsi="Bookman Old Style" w:cs="Bookman Old Style"/>
@@ -15019,119 +10051,89 @@
                 <w:szCs w:val="24"/>
                 <w:lang w:val="en"/>
               </w:rPr>
-              <w:t>Mengetahui</w:t>
-            </w:r>
-            <w:proofErr w:type="spellEnd"/>
-            <w:r>
+              <w:t>Mengetahui,</w:t>
+            </w:r>
+          </w:p>
+          <w:p>
+            <w:pPr>
+              <w:widowControl w:val="0"/>
+              <w:spacing w:after="0" w:line="240" w:lineRule="auto"/>
+              <w:jc w:val="center"/>
+              <w:rPr>
+                <w:rFonts w:ascii="Bookman Old Style" w:eastAsia="Bookman Old Style" w:hAnsi="Bookman Old Style" w:cs="Bookman Old Style"/>
+                <w:sz w:val="24"/>
+                <w:szCs w:val="24"/>
+                <w:lang w:val="sv-SE"/>
+              </w:rPr>
+            </w:pPr>
+            <w:r>
+              <w:rPr>
+                <w:rFonts w:ascii="Bookman Old Style" w:eastAsia="Bookman Old Style" w:hAnsi="Bookman Old Style" w:cs="Bookman Old Style"/>
+                <w:sz w:val="24"/>
+                <w:szCs w:val="24"/>
+                <w:lang w:val="sv-SE"/>
+              </w:rPr>
+              <w:t>Ketua Tim Pelaksana selaku Pemeriksa Pekerjaan,</w:t>
+            </w:r>
+          </w:p>
+          <w:p>
+            <w:pPr>
+              <w:widowControl w:val="0"/>
+              <w:spacing w:after="0" w:line="240" w:lineRule="auto"/>
+              <w:rPr>
+                <w:rFonts w:ascii="Bookman Old Style" w:eastAsia="Bookman Old Style" w:hAnsi="Bookman Old Style" w:cs="Bookman Old Style"/>
+                <w:sz w:val="24"/>
+                <w:szCs w:val="24"/>
+                <w:lang w:val="sv-SE"/>
+              </w:rPr>
+            </w:pPr>
+          </w:p>
+          <w:p>
+            <w:pPr>
+              <w:widowControl w:val="0"/>
+              <w:spacing w:after="0" w:line="240" w:lineRule="auto"/>
+              <w:jc w:val="center"/>
+              <w:rPr>
+                <w:rFonts w:ascii="Bookman Old Style" w:eastAsia="Bookman Old Style" w:hAnsi="Bookman Old Style" w:cs="Bookman Old Style"/>
+                <w:sz w:val="24"/>
+                <w:szCs w:val="24"/>
+                <w:lang w:val="sv-SE"/>
+              </w:rPr>
+            </w:pPr>
+          </w:p>
+          <w:p>
+            <w:pPr>
+              <w:widowControl w:val="0"/>
+              <w:spacing w:after="0" w:line="240" w:lineRule="auto"/>
+              <w:jc w:val="center"/>
+              <w:rPr>
+                <w:rFonts w:ascii="Bookman Old Style" w:eastAsia="Bookman Old Style" w:hAnsi="Bookman Old Style" w:cs="Bookman Old Style"/>
+                <w:sz w:val="24"/>
+                <w:szCs w:val="24"/>
+                <w:lang w:val="sv-SE"/>
+              </w:rPr>
+            </w:pPr>
+          </w:p>
+          <w:p>
+            <w:pPr>
+              <w:widowControl w:val="0"/>
+              <w:spacing w:after="0" w:line="240" w:lineRule="auto"/>
+              <w:jc w:val="center"/>
               <w:rPr>
                 <w:rFonts w:ascii="Bookman Old Style" w:eastAsia="Bookman Old Style" w:hAnsi="Bookman Old Style" w:cs="Bookman Old Style"/>
                 <w:sz w:val="24"/>
                 <w:szCs w:val="24"/>
                 <w:lang w:val="en"/>
               </w:rPr>
-              <w:t>,</w:t>
-            </w:r>
-          </w:p>
-          <w:p>
-            <w:pPr>
-              <w:widowControl w:val="0"/>
-              <w:spacing w:after="0" w:line="240" w:lineRule="auto"/>
-              <w:jc w:val="center"/>
-              <w:rPr>
-                <w:rFonts w:ascii="Bookman Old Style" w:eastAsia="Bookman Old Style" w:hAnsi="Bookman Old Style" w:cs="Bookman Old Style"/>
-                <w:sz w:val="24"/>
-                <w:szCs w:val="24"/>
-                <w:lang w:val="sv-SE"/>
-              </w:rPr>
-            </w:pPr>
-            <w:r>
-              <w:rPr>
-                <w:rFonts w:ascii="Bookman Old Style" w:eastAsia="Bookman Old Style" w:hAnsi="Bookman Old Style" w:cs="Bookman Old Style"/>
-                <w:sz w:val="24"/>
-                <w:szCs w:val="24"/>
-                <w:lang w:val="sv-SE"/>
-              </w:rPr>
-              <w:t>Ketua Tim Pelaksana selaku Pemeriksa Pekerjaan,</w:t>
-            </w:r>
-          </w:p>
-          <w:p>
-            <w:pPr>
-              <w:widowControl w:val="0"/>
-              <w:spacing w:after="0" w:line="240" w:lineRule="auto"/>
-              <w:rPr>
-                <w:rFonts w:ascii="Bookman Old Style" w:eastAsia="Bookman Old Style" w:hAnsi="Bookman Old Style" w:cs="Bookman Old Style"/>
-                <w:sz w:val="24"/>
-                <w:szCs w:val="24"/>
-                <w:lang w:val="sv-SE"/>
-              </w:rPr>
-            </w:pPr>
-          </w:p>
-          <w:p>
-            <w:pPr>
-              <w:widowControl w:val="0"/>
-              <w:spacing w:after="0" w:line="240" w:lineRule="auto"/>
-              <w:jc w:val="center"/>
-              <w:rPr>
-                <w:rFonts w:ascii="Bookman Old Style" w:eastAsia="Bookman Old Style" w:hAnsi="Bookman Old Style" w:cs="Bookman Old Style"/>
-                <w:sz w:val="24"/>
-                <w:szCs w:val="24"/>
-                <w:lang w:val="sv-SE"/>
-              </w:rPr>
-            </w:pPr>
-          </w:p>
-          <w:p>
-            <w:pPr>
-              <w:widowControl w:val="0"/>
-              <w:spacing w:after="0" w:line="240" w:lineRule="auto"/>
-              <w:jc w:val="center"/>
-              <w:rPr>
-                <w:rFonts w:ascii="Bookman Old Style" w:eastAsia="Bookman Old Style" w:hAnsi="Bookman Old Style" w:cs="Bookman Old Style"/>
-                <w:sz w:val="24"/>
-                <w:szCs w:val="24"/>
-                <w:lang w:val="sv-SE"/>
-              </w:rPr>
-            </w:pPr>
-          </w:p>
-          <w:p>
-            <w:pPr>
-              <w:widowControl w:val="0"/>
-              <w:spacing w:after="0" w:line="240" w:lineRule="auto"/>
-              <w:jc w:val="center"/>
+            </w:pPr>
+            <w:r>
               <w:rPr>
                 <w:rFonts w:ascii="Bookman Old Style" w:eastAsia="Bookman Old Style" w:hAnsi="Bookman Old Style" w:cs="Bookman Old Style"/>
                 <w:sz w:val="24"/>
                 <w:szCs w:val="24"/>
                 <w:lang w:val="en"/>
               </w:rPr>
-            </w:pPr>
-            <w:r>
-              <w:rPr>
-                <w:rFonts w:ascii="Bookman Old Style" w:eastAsia="Bookman Old Style" w:hAnsi="Bookman Old Style" w:cs="Bookman Old Style"/>
-                <w:sz w:val="24"/>
-                <w:szCs w:val="24"/>
-                <w:lang w:val="en"/>
-              </w:rPr>
-              <w:t>(</w:t>
-            </w:r>
-            <w:proofErr w:type="spellStart"/>
-            <w:r>
-              <w:rPr>
-                <w:rFonts w:ascii="Bookman Old Style" w:eastAsia="Bookman Old Style" w:hAnsi="Bookman Old Style" w:cs="Bookman Old Style"/>
-                <w:sz w:val="24"/>
-                <w:szCs w:val="24"/>
-                <w:lang w:val="en"/>
-              </w:rPr>
-              <w:t>Nuraliyah</w:t>
-            </w:r>
-            <w:proofErr w:type="spellEnd"/>
-            <w:r>
-              <w:rPr>
-                <w:rFonts w:ascii="Bookman Old Style" w:eastAsia="Bookman Old Style" w:hAnsi="Bookman Old Style" w:cs="Bookman Old Style"/>
-                <w:sz w:val="24"/>
-                <w:szCs w:val="24"/>
-                <w:lang w:val="en"/>
-              </w:rPr>
-              <w:t>)</w:t>
+              <w:t>(Nuraliyah)</w:t>
             </w:r>
           </w:p>
         </w:tc>
@@ -15258,27 +10260,7 @@
                 <w:szCs w:val="24"/>
                 <w:lang w:val="en"/>
               </w:rPr>
-              <w:t>{</w:t>
-            </w:r>
-            <w:proofErr w:type="spellStart"/>
-            <w:r>
-              <w:rPr>
-                <w:rFonts w:ascii="Bookman Old Style" w:eastAsia="Bookman Old Style" w:hAnsi="Bookman Old Style" w:cs="Bookman Old Style"/>
-                <w:sz w:val="24"/>
-                <w:szCs w:val="24"/>
-                <w:lang w:val="en"/>
-              </w:rPr>
-              <w:t>nama_petugas</w:t>
-            </w:r>
-            <w:proofErr w:type="spellEnd"/>
-            <w:r>
-              <w:rPr>
-                <w:rFonts w:ascii="Bookman Old Style" w:eastAsia="Bookman Old Style" w:hAnsi="Bookman Old Style" w:cs="Bookman Old Style"/>
-                <w:sz w:val="24"/>
-                <w:szCs w:val="24"/>
-                <w:lang w:val="en"/>
-              </w:rPr>
-              <w:t>}</w:t>
+              <w:t>{nama_petugas}</w:t>
             </w:r>
             <w:r>
               <w:rPr>
@@ -15942,7 +10924,6 @@
                 <w:szCs w:val="16"/>
               </w:rPr>
             </w:pPr>
-            <w:proofErr w:type="spellStart"/>
             <w:r>
               <w:rPr>
                 <w:rFonts w:ascii="Arial" w:eastAsia="Times New Roman" w:hAnsi="Arial" w:cs="Arial"/>
@@ -15954,7 +10935,6 @@
               </w:rPr>
               <w:t>Realisasi</w:t>
             </w:r>
-            <w:proofErr w:type="spellEnd"/>
           </w:p>
         </w:tc>
         <w:tc>
@@ -15983,7 +10963,6 @@
                 <w:szCs w:val="16"/>
               </w:rPr>
             </w:pPr>
-            <w:proofErr w:type="spellStart"/>
             <w:r>
               <w:rPr>
                 <w:rFonts w:ascii="Arial" w:eastAsia="Times New Roman" w:hAnsi="Arial" w:cs="Arial"/>
@@ -15993,19 +10972,7 @@
                 <w:sz w:val="16"/>
                 <w:szCs w:val="16"/>
               </w:rPr>
-              <w:t>Persentase</w:t>
-            </w:r>
-            <w:proofErr w:type="spellEnd"/>
-            <w:r>
-              <w:rPr>
-                <w:rFonts w:ascii="Arial" w:eastAsia="Times New Roman" w:hAnsi="Arial" w:cs="Arial"/>
-                <w:b/>
-                <w:bCs/>
-                <w:color w:val="000000"/>
-                <w:sz w:val="16"/>
-                <w:szCs w:val="16"/>
-              </w:rPr>
-              <w:t xml:space="preserve"> (%)</w:t>
+              <w:t>Persentase (%)</w:t>
             </w:r>
           </w:p>
         </w:tc>
@@ -16036,7 +11003,6 @@
                 <w:szCs w:val="16"/>
               </w:rPr>
             </w:pPr>
-            <w:proofErr w:type="spellStart"/>
             <w:r>
               <w:rPr>
                 <w:rFonts w:ascii="Arial" w:eastAsia="Times New Roman" w:hAnsi="Arial" w:cs="Arial"/>
@@ -16048,7 +11014,6 @@
               </w:rPr>
               <w:t>Keterangan</w:t>
             </w:r>
-            <w:proofErr w:type="spellEnd"/>
           </w:p>
         </w:tc>
       </w:tr>
@@ -16155,21 +11120,8 @@
                 <w:sz w:val="16"/>
                 <w:szCs w:val="16"/>
               </w:rPr>
-              <w:t xml:space="preserve">Username </w:t>
-            </w:r>
-            <w:proofErr w:type="spellStart"/>
-            <w:r>
-              <w:rPr>
-                <w:rFonts w:ascii="Arial" w:eastAsia="Times New Roman" w:hAnsi="Arial" w:cs="Arial"/>
-                <w:b/>
-                <w:bCs/>
-                <w:color w:val="000000"/>
-                <w:sz w:val="16"/>
-                <w:szCs w:val="16"/>
-              </w:rPr>
-              <w:t>Sobat</w:t>
-            </w:r>
-            <w:proofErr w:type="spellEnd"/>
+              <w:t>Username Sobat</w:t>
+            </w:r>
           </w:p>
         </w:tc>
         <w:tc>
@@ -16244,21 +11196,8 @@
                 <w:sz w:val="16"/>
                 <w:szCs w:val="16"/>
               </w:rPr>
-              <w:t xml:space="preserve">Username </w:t>
-            </w:r>
-            <w:proofErr w:type="spellStart"/>
-            <w:r>
-              <w:rPr>
-                <w:rFonts w:ascii="Arial" w:eastAsia="Times New Roman" w:hAnsi="Arial" w:cs="Arial"/>
-                <w:b/>
-                <w:bCs/>
-                <w:color w:val="000000"/>
-                <w:sz w:val="16"/>
-                <w:szCs w:val="16"/>
-              </w:rPr>
-              <w:t>Sobat</w:t>
-            </w:r>
-            <w:proofErr w:type="spellEnd"/>
+              <w:t>Username Sobat</w:t>
+            </w:r>
           </w:p>
         </w:tc>
         <w:tc>
@@ -16367,7 +11306,6 @@
                 <w:szCs w:val="16"/>
               </w:rPr>
             </w:pPr>
-            <w:proofErr w:type="spellStart"/>
             <w:r>
               <w:rPr>
                 <w:rFonts w:ascii="Arial" w:eastAsia="Times New Roman" w:hAnsi="Arial" w:cs="Arial"/>
@@ -16379,7 +11317,6 @@
               </w:rPr>
               <w:t>Keluarga</w:t>
             </w:r>
-            <w:proofErr w:type="spellEnd"/>
           </w:p>
         </w:tc>
         <w:tc>
@@ -16445,7 +11382,6 @@
                 <w:szCs w:val="16"/>
               </w:rPr>
             </w:pPr>
-            <w:proofErr w:type="spellStart"/>
             <w:r>
               <w:rPr>
                 <w:rFonts w:ascii="Arial" w:eastAsia="Times New Roman" w:hAnsi="Arial" w:cs="Arial"/>
@@ -16457,7 +11393,6 @@
               </w:rPr>
               <w:t>Jumlah</w:t>
             </w:r>
-            <w:proofErr w:type="spellEnd"/>
           </w:p>
         </w:tc>
         <w:tc>
@@ -16485,7 +11420,6 @@
                 <w:szCs w:val="16"/>
               </w:rPr>
             </w:pPr>
-            <w:proofErr w:type="spellStart"/>
             <w:r>
               <w:rPr>
                 <w:rFonts w:ascii="Arial" w:eastAsia="Times New Roman" w:hAnsi="Arial" w:cs="Arial"/>
@@ -16497,7 +11431,6 @@
               </w:rPr>
               <w:t>Keluarga</w:t>
             </w:r>
-            <w:proofErr w:type="spellEnd"/>
           </w:p>
         </w:tc>
         <w:tc>
@@ -16563,7 +11496,6 @@
                 <w:szCs w:val="16"/>
               </w:rPr>
             </w:pPr>
-            <w:proofErr w:type="spellStart"/>
             <w:r>
               <w:rPr>
                 <w:rFonts w:ascii="Arial" w:eastAsia="Times New Roman" w:hAnsi="Arial" w:cs="Arial"/>
@@ -16575,7 +11507,6 @@
               </w:rPr>
               <w:t>Jumlah</w:t>
             </w:r>
-            <w:proofErr w:type="spellEnd"/>
           </w:p>
         </w:tc>
         <w:tc>
@@ -17322,27 +12253,7 @@
                 <w:sz w:val="16"/>
                 <w:szCs w:val="16"/>
               </w:rPr>
-              <w:t>{</w:t>
-            </w:r>
-            <w:proofErr w:type="spellStart"/>
-            <w:r>
-              <w:rPr>
-                <w:rFonts w:ascii="Arial" w:eastAsia="Times New Roman" w:hAnsi="Arial" w:cs="Arial"/>
-                <w:color w:val="000000"/>
-                <w:sz w:val="16"/>
-                <w:szCs w:val="16"/>
-              </w:rPr>
-              <w:t>nama_petugas</w:t>
-            </w:r>
-            <w:proofErr w:type="spellEnd"/>
-            <w:r>
-              <w:rPr>
-                <w:rFonts w:ascii="Arial" w:eastAsia="Times New Roman" w:hAnsi="Arial" w:cs="Arial"/>
-                <w:color w:val="000000"/>
-                <w:sz w:val="16"/>
-                <w:szCs w:val="16"/>
-              </w:rPr>
-              <w:t>}</w:t>
+              <w:t>{nama_petugas}</w:t>
             </w:r>
           </w:p>
         </w:tc>
@@ -17375,27 +12286,7 @@
                 <w:sz w:val="16"/>
                 <w:szCs w:val="16"/>
               </w:rPr>
-              <w:t>{</w:t>
-            </w:r>
-            <w:proofErr w:type="spellStart"/>
-            <w:r>
-              <w:rPr>
-                <w:rFonts w:ascii="Arial" w:eastAsia="Times New Roman" w:hAnsi="Arial" w:cs="Arial"/>
-                <w:color w:val="000000"/>
-                <w:sz w:val="16"/>
-                <w:szCs w:val="16"/>
-              </w:rPr>
-              <w:t>email_petugas</w:t>
-            </w:r>
-            <w:proofErr w:type="spellEnd"/>
-            <w:r>
-              <w:rPr>
-                <w:rFonts w:ascii="Arial" w:eastAsia="Times New Roman" w:hAnsi="Arial" w:cs="Arial"/>
-                <w:color w:val="000000"/>
-                <w:sz w:val="16"/>
-                <w:szCs w:val="16"/>
-              </w:rPr>
-              <w:t>}</w:t>
+              <w:t>{email_petugas}</w:t>
             </w:r>
           </w:p>
         </w:tc>
@@ -17428,27 +12319,7 @@
                 <w:sz w:val="16"/>
                 <w:szCs w:val="16"/>
               </w:rPr>
-              <w:t>{</w:t>
-            </w:r>
-            <w:proofErr w:type="spellStart"/>
-            <w:r>
-              <w:rPr>
-                <w:rFonts w:ascii="Arial" w:eastAsia="Times New Roman" w:hAnsi="Arial" w:cs="Arial"/>
-                <w:color w:val="000000"/>
-                <w:sz w:val="16"/>
-                <w:szCs w:val="16"/>
-              </w:rPr>
-              <w:t>nama_ppl</w:t>
-            </w:r>
-            <w:proofErr w:type="spellEnd"/>
-            <w:r>
-              <w:rPr>
-                <w:rFonts w:ascii="Arial" w:eastAsia="Times New Roman" w:hAnsi="Arial" w:cs="Arial"/>
-                <w:color w:val="000000"/>
-                <w:sz w:val="16"/>
-                <w:szCs w:val="16"/>
-              </w:rPr>
-              <w:t>}</w:t>
+              <w:t>{nama_ppl}</w:t>
             </w:r>
           </w:p>
         </w:tc>
@@ -17481,27 +12352,7 @@
                 <w:sz w:val="16"/>
                 <w:szCs w:val="16"/>
               </w:rPr>
-              <w:t>{</w:t>
-            </w:r>
-            <w:proofErr w:type="spellStart"/>
-            <w:r>
-              <w:rPr>
-                <w:rFonts w:ascii="Arial" w:eastAsia="Times New Roman" w:hAnsi="Arial" w:cs="Arial"/>
-                <w:color w:val="000000"/>
-                <w:sz w:val="16"/>
-                <w:szCs w:val="16"/>
-              </w:rPr>
-              <w:t>email_ppl</w:t>
-            </w:r>
-            <w:proofErr w:type="spellEnd"/>
-            <w:r>
-              <w:rPr>
-                <w:rFonts w:ascii="Arial" w:eastAsia="Times New Roman" w:hAnsi="Arial" w:cs="Arial"/>
-                <w:color w:val="000000"/>
-                <w:sz w:val="16"/>
-                <w:szCs w:val="16"/>
-              </w:rPr>
-              <w:t>}</w:t>
+              <w:t>{email_ppl}</w:t>
             </w:r>
           </w:p>
         </w:tc>
@@ -17535,27 +12386,7 @@
                 <w:sz w:val="16"/>
                 <w:szCs w:val="16"/>
               </w:rPr>
-              <w:t>{</w:t>
-            </w:r>
-            <w:proofErr w:type="spellStart"/>
-            <w:r>
-              <w:rPr>
-                <w:rFonts w:ascii="Arial" w:eastAsia="Times New Roman" w:hAnsi="Arial" w:cs="Arial"/>
-                <w:color w:val="000000"/>
-                <w:sz w:val="16"/>
-                <w:szCs w:val="16"/>
-              </w:rPr>
-              <w:t>kode_kecamatan</w:t>
-            </w:r>
-            <w:proofErr w:type="spellEnd"/>
-            <w:r>
-              <w:rPr>
-                <w:rFonts w:ascii="Arial" w:eastAsia="Times New Roman" w:hAnsi="Arial" w:cs="Arial"/>
-                <w:color w:val="000000"/>
-                <w:sz w:val="16"/>
-                <w:szCs w:val="16"/>
-              </w:rPr>
-              <w:t>}</w:t>
+              <w:t>{kode_kecamatan}</w:t>
             </w:r>
           </w:p>
         </w:tc>
@@ -17589,27 +12420,7 @@
                 <w:sz w:val="16"/>
                 <w:szCs w:val="16"/>
               </w:rPr>
-              <w:t>{</w:t>
-            </w:r>
-            <w:proofErr w:type="spellStart"/>
-            <w:r>
-              <w:rPr>
-                <w:rFonts w:ascii="Arial" w:eastAsia="Times New Roman" w:hAnsi="Arial" w:cs="Arial"/>
-                <w:color w:val="000000"/>
-                <w:sz w:val="16"/>
-                <w:szCs w:val="16"/>
-              </w:rPr>
-              <w:t>kode_kelurahan</w:t>
-            </w:r>
-            <w:proofErr w:type="spellEnd"/>
-            <w:r>
-              <w:rPr>
-                <w:rFonts w:ascii="Arial" w:eastAsia="Times New Roman" w:hAnsi="Arial" w:cs="Arial"/>
-                <w:color w:val="000000"/>
-                <w:sz w:val="16"/>
-                <w:szCs w:val="16"/>
-              </w:rPr>
-              <w:t>}</w:t>
+              <w:t>{kode_kelurahan}</w:t>
             </w:r>
           </w:p>
         </w:tc>
@@ -17643,27 +12454,7 @@
                 <w:sz w:val="16"/>
                 <w:szCs w:val="16"/>
               </w:rPr>
-              <w:t>{</w:t>
-            </w:r>
-            <w:proofErr w:type="spellStart"/>
-            <w:r>
-              <w:rPr>
-                <w:rFonts w:ascii="Arial" w:eastAsia="Times New Roman" w:hAnsi="Arial" w:cs="Arial"/>
-                <w:color w:val="000000"/>
-                <w:sz w:val="16"/>
-                <w:szCs w:val="16"/>
-              </w:rPr>
-              <w:t>kode_sls</w:t>
-            </w:r>
-            <w:proofErr w:type="spellEnd"/>
-            <w:r>
-              <w:rPr>
-                <w:rFonts w:ascii="Arial" w:eastAsia="Times New Roman" w:hAnsi="Arial" w:cs="Arial"/>
-                <w:color w:val="000000"/>
-                <w:sz w:val="16"/>
-                <w:szCs w:val="16"/>
-              </w:rPr>
-              <w:t>}</w:t>
+              <w:t>{kode_sls}</w:t>
             </w:r>
           </w:p>
         </w:tc>
@@ -17697,27 +12488,7 @@
                 <w:sz w:val="16"/>
                 <w:szCs w:val="16"/>
               </w:rPr>
-              <w:t>{</w:t>
-            </w:r>
-            <w:proofErr w:type="spellStart"/>
-            <w:r>
-              <w:rPr>
-                <w:rFonts w:ascii="Arial" w:eastAsia="Times New Roman" w:hAnsi="Arial" w:cs="Arial"/>
-                <w:color w:val="000000"/>
-                <w:sz w:val="16"/>
-                <w:szCs w:val="16"/>
-              </w:rPr>
-              <w:t>pre_keluarga</w:t>
-            </w:r>
-            <w:proofErr w:type="spellEnd"/>
-            <w:r>
-              <w:rPr>
-                <w:rFonts w:ascii="Arial" w:eastAsia="Times New Roman" w:hAnsi="Arial" w:cs="Arial"/>
-                <w:color w:val="000000"/>
-                <w:sz w:val="16"/>
-                <w:szCs w:val="16"/>
-              </w:rPr>
-              <w:t>}</w:t>
+              <w:t>{pre_keluarga}</w:t>
             </w:r>
           </w:p>
         </w:tc>
@@ -17751,27 +12522,7 @@
                 <w:sz w:val="16"/>
                 <w:szCs w:val="16"/>
               </w:rPr>
-              <w:t>{</w:t>
-            </w:r>
-            <w:proofErr w:type="spellStart"/>
-            <w:r>
-              <w:rPr>
-                <w:rFonts w:ascii="Arial" w:eastAsia="Times New Roman" w:hAnsi="Arial" w:cs="Arial"/>
-                <w:color w:val="000000"/>
-                <w:sz w:val="16"/>
-                <w:szCs w:val="16"/>
-              </w:rPr>
-              <w:t>pre_usaha</w:t>
-            </w:r>
-            <w:proofErr w:type="spellEnd"/>
-            <w:r>
-              <w:rPr>
-                <w:rFonts w:ascii="Arial" w:eastAsia="Times New Roman" w:hAnsi="Arial" w:cs="Arial"/>
-                <w:color w:val="000000"/>
-                <w:sz w:val="16"/>
-                <w:szCs w:val="16"/>
-              </w:rPr>
-              <w:t>}</w:t>
+              <w:t>{pre_usaha}</w:t>
             </w:r>
           </w:p>
         </w:tc>
@@ -17805,27 +12556,7 @@
                 <w:sz w:val="16"/>
                 <w:szCs w:val="16"/>
               </w:rPr>
-              <w:t>{</w:t>
-            </w:r>
-            <w:proofErr w:type="spellStart"/>
-            <w:r>
-              <w:rPr>
-                <w:rFonts w:ascii="Arial" w:eastAsia="Times New Roman" w:hAnsi="Arial" w:cs="Arial"/>
-                <w:color w:val="000000"/>
-                <w:sz w:val="16"/>
-                <w:szCs w:val="16"/>
-              </w:rPr>
-              <w:t>jumlah_pre</w:t>
-            </w:r>
-            <w:proofErr w:type="spellEnd"/>
-            <w:r>
-              <w:rPr>
-                <w:rFonts w:ascii="Arial" w:eastAsia="Times New Roman" w:hAnsi="Arial" w:cs="Arial"/>
-                <w:color w:val="000000"/>
-                <w:sz w:val="16"/>
-                <w:szCs w:val="16"/>
-              </w:rPr>
-              <w:t>}</w:t>
+              <w:t>{jumlah_pre}</w:t>
             </w:r>
           </w:p>
         </w:tc>
@@ -17868,27 +12599,7 @@
                 <w:sz w:val="16"/>
                 <w:szCs w:val="16"/>
               </w:rPr>
-              <w:t>{</w:t>
-            </w:r>
-            <w:proofErr w:type="spellStart"/>
-            <w:r>
-              <w:rPr>
-                <w:rFonts w:ascii="Arial" w:eastAsia="Times New Roman" w:hAnsi="Arial" w:cs="Arial"/>
-                <w:color w:val="000000"/>
-                <w:sz w:val="16"/>
-                <w:szCs w:val="16"/>
-              </w:rPr>
-              <w:t>realisasi_keluarga</w:t>
-            </w:r>
-            <w:proofErr w:type="spellEnd"/>
-            <w:r>
-              <w:rPr>
-                <w:rFonts w:ascii="Arial" w:eastAsia="Times New Roman" w:hAnsi="Arial" w:cs="Arial"/>
-                <w:color w:val="000000"/>
-                <w:sz w:val="16"/>
-                <w:szCs w:val="16"/>
-              </w:rPr>
-              <w:t>}</w:t>
+              <w:t>{realisasi_keluarga}</w:t>
             </w:r>
           </w:p>
         </w:tc>
@@ -17931,27 +12642,7 @@
                 <w:sz w:val="16"/>
                 <w:szCs w:val="16"/>
               </w:rPr>
-              <w:t>{</w:t>
-            </w:r>
-            <w:proofErr w:type="spellStart"/>
-            <w:r>
-              <w:rPr>
-                <w:rFonts w:ascii="Arial" w:eastAsia="Times New Roman" w:hAnsi="Arial" w:cs="Arial"/>
-                <w:color w:val="000000"/>
-                <w:sz w:val="16"/>
-                <w:szCs w:val="16"/>
-              </w:rPr>
-              <w:t>realisasi_usaha</w:t>
-            </w:r>
-            <w:proofErr w:type="spellEnd"/>
-            <w:r>
-              <w:rPr>
-                <w:rFonts w:ascii="Arial" w:eastAsia="Times New Roman" w:hAnsi="Arial" w:cs="Arial"/>
-                <w:color w:val="000000"/>
-                <w:sz w:val="16"/>
-                <w:szCs w:val="16"/>
-              </w:rPr>
-              <w:t>}</w:t>
+              <w:t>{realisasi_usaha}</w:t>
             </w:r>
           </w:p>
         </w:tc>
@@ -17985,27 +12676,7 @@
                 <w:sz w:val="16"/>
                 <w:szCs w:val="16"/>
               </w:rPr>
-              <w:t>{</w:t>
-            </w:r>
-            <w:proofErr w:type="spellStart"/>
-            <w:r>
-              <w:rPr>
-                <w:rFonts w:ascii="Arial" w:eastAsia="Times New Roman" w:hAnsi="Arial" w:cs="Arial"/>
-                <w:color w:val="000000"/>
-                <w:sz w:val="16"/>
-                <w:szCs w:val="16"/>
-              </w:rPr>
-              <w:t>realisasi_jumlah</w:t>
-            </w:r>
-            <w:proofErr w:type="spellEnd"/>
-            <w:r>
-              <w:rPr>
-                <w:rFonts w:ascii="Arial" w:eastAsia="Times New Roman" w:hAnsi="Arial" w:cs="Arial"/>
-                <w:color w:val="000000"/>
-                <w:sz w:val="16"/>
-                <w:szCs w:val="16"/>
-              </w:rPr>
-              <w:t>}</w:t>
+              <w:t>{realisasi_jumlah}</w:t>
             </w:r>
             <w:r>
               <w:rPr>
@@ -18048,47 +12719,7 @@
                 <w:sz w:val="16"/>
                 <w:szCs w:val="16"/>
               </w:rPr>
-              <w:t>{</w:t>
-            </w:r>
-            <w:proofErr w:type="spellStart"/>
-            <w:r>
-              <w:rPr>
-                <w:rFonts w:ascii="Arial" w:eastAsia="Times New Roman" w:hAnsi="Arial" w:cs="Arial"/>
-                <w:color w:val="000000"/>
-                <w:sz w:val="16"/>
-                <w:szCs w:val="16"/>
-              </w:rPr>
-              <w:t>pesentase</w:t>
-            </w:r>
-            <w:proofErr w:type="spellEnd"/>
-            <w:r>
-              <w:rPr>
-                <w:rFonts w:ascii="Arial" w:eastAsia="Times New Roman" w:hAnsi="Arial" w:cs="Arial"/>
-                <w:color w:val="000000"/>
-                <w:sz w:val="16"/>
-                <w:szCs w:val="16"/>
-              </w:rPr>
-              <w:t>}{/</w:t>
-            </w:r>
-            <w:proofErr w:type="spellStart"/>
-            <w:r>
-              <w:rPr>
-                <w:rFonts w:ascii="Arial" w:eastAsia="Times New Roman" w:hAnsi="Arial" w:cs="Arial"/>
-                <w:color w:val="000000"/>
-                <w:sz w:val="16"/>
-                <w:szCs w:val="16"/>
-              </w:rPr>
-              <w:t>peserta</w:t>
-            </w:r>
-            <w:proofErr w:type="spellEnd"/>
-            <w:r>
-              <w:rPr>
-                <w:rFonts w:ascii="Arial" w:eastAsia="Times New Roman" w:hAnsi="Arial" w:cs="Arial"/>
-                <w:color w:val="000000"/>
-                <w:sz w:val="16"/>
-                <w:szCs w:val="16"/>
-              </w:rPr>
-              <w:t>}</w:t>
+              <w:t>{pesentase}{/peserta}</w:t>
             </w:r>
           </w:p>
         </w:tc>
@@ -18148,7 +12779,6 @@
                 <w:szCs w:val="16"/>
               </w:rPr>
             </w:pPr>
-            <w:proofErr w:type="spellStart"/>
             <w:r>
               <w:rPr>
                 <w:rFonts w:ascii="Arial" w:eastAsia="Times New Roman" w:hAnsi="Arial" w:cs="Arial"/>
@@ -18160,7 +12790,6 @@
               </w:rPr>
               <w:t>Jumlah</w:t>
             </w:r>
-            <w:proofErr w:type="spellEnd"/>
           </w:p>
         </w:tc>
         <w:tc>
@@ -18380,31 +13009,7 @@
                 <w:sz w:val="16"/>
                 <w:szCs w:val="16"/>
               </w:rPr>
-              <w:t>{</w:t>
-            </w:r>
-            <w:proofErr w:type="spellStart"/>
-            <w:r>
-              <w:rPr>
-                <w:rFonts w:ascii="Arial" w:eastAsia="Times New Roman" w:hAnsi="Arial" w:cs="Arial"/>
-                <w:b/>
-                <w:bCs/>
-                <w:color w:val="000000"/>
-                <w:sz w:val="16"/>
-                <w:szCs w:val="16"/>
-              </w:rPr>
-              <w:t>average_persentase</w:t>
-            </w:r>
-            <w:proofErr w:type="spellEnd"/>
-            <w:r>
-              <w:rPr>
-                <w:rFonts w:ascii="Arial" w:eastAsia="Times New Roman" w:hAnsi="Arial" w:cs="Arial"/>
-                <w:b/>
-                <w:bCs/>
-                <w:color w:val="000000"/>
-                <w:sz w:val="16"/>
-                <w:szCs w:val="16"/>
-              </w:rPr>
-              <w:t>}</w:t>
+              <w:t>{average_persentase}</w:t>
             </w:r>
           </w:p>
         </w:tc>
